--- a/КР 3 курс (Фёдоров А.С.docx
+++ b/КР 3 курс (Фёдоров А.С.docx
@@ -1,6 +1,6 @@
 
 <file path=word/document.xml><?xml version="1.0" encoding="utf-8"?>
-<w:document xmlns:wpc="http://schemas.microsoft.com/office/word/2010/wordprocessingCanvas" xmlns:cx="http://schemas.microsoft.com/office/drawing/2014/chartex" xmlns:cx1="http://schemas.microsoft.com/office/drawing/2015/9/8/chartex" xmlns:cx2="http://schemas.microsoft.com/office/drawing/2015/10/21/chartex" xmlns:cx3="http://schemas.microsoft.com/office/drawing/2016/5/9/chartex" xmlns:cx4="http://schemas.microsoft.com/office/drawing/2016/5/10/chartex" xmlns:cx5="http://schemas.microsoft.com/office/drawing/2016/5/11/chartex" xmlns:cx6="http://schemas.microsoft.com/office/drawing/2016/5/12/chartex" xmlns:cx7="http://schemas.microsoft.com/office/drawing/2016/5/13/chartex" xmlns:cx8="http://schemas.microsoft.com/office/drawing/2016/5/14/chartex" xmlns:mc="http://schemas.openxmlformats.org/markup-compatibility/2006" xmlns:aink="http://schemas.microsoft.com/office/drawing/2016/ink" xmlns:am3d="http://schemas.microsoft.com/office/drawing/2017/model3d" xmlns:o="urn:schemas-microsoft-com:office:office" xmlns:r="http://schemas.openxmlformats.org/officeDocument/2006/relationships" xmlns:m="http://schemas.openxmlformats.org/officeDocument/2006/math" xmlns:v="urn:schemas-microsoft-com:vml" xmlns:wp14="http://schemas.microsoft.com/office/word/2010/wordprocessingDrawing" xmlns:wp="http://schemas.openxmlformats.org/drawingml/2006/wordprocessingDrawing" xmlns:w10="urn:schemas-microsoft-com:office:word" xmlns:w="http://schemas.openxmlformats.org/wordprocessingml/2006/main" xmlns:w14="http://schemas.microsoft.com/office/word/2010/wordml" xmlns:w15="http://schemas.microsoft.com/office/word/2012/wordml" xmlns:w16cex="http://schemas.microsoft.com/office/word/2018/wordml/cex" xmlns:w16cid="http://schemas.microsoft.com/office/word/2016/wordml/cid" xmlns:w16="http://schemas.microsoft.com/office/word/2018/wordml" xmlns:w16sdtdh="http://schemas.microsoft.com/office/word/2020/wordml/sdtdatahash" xmlns:w16se="http://schemas.microsoft.com/office/word/2015/wordml/symex" xmlns:wpg="http://schemas.microsoft.com/office/word/2010/wordprocessingGroup" xmlns:wpi="http://schemas.microsoft.com/office/word/2010/wordprocessingInk" xmlns:wne="http://schemas.microsoft.com/office/word/2006/wordml" xmlns:wps="http://schemas.microsoft.com/office/word/2010/wordprocessingShape" mc:Ignorable="w14 w15 w16se w16cid w16 w16cex w16sdtdh wp14">
+<w:document xmlns:wpc="http://schemas.microsoft.com/office/word/2010/wordprocessingCanvas" xmlns:cx="http://schemas.microsoft.com/office/drawing/2014/chartex" xmlns:cx1="http://schemas.microsoft.com/office/drawing/2015/9/8/chartex" xmlns:cx2="http://schemas.microsoft.com/office/drawing/2015/10/21/chartex" xmlns:cx3="http://schemas.microsoft.com/office/drawing/2016/5/9/chartex" xmlns:cx4="http://schemas.microsoft.com/office/drawing/2016/5/10/chartex" xmlns:cx5="http://schemas.microsoft.com/office/drawing/2016/5/11/chartex" xmlns:cx6="http://schemas.microsoft.com/office/drawing/2016/5/12/chartex" xmlns:cx7="http://schemas.microsoft.com/office/drawing/2016/5/13/chartex" xmlns:cx8="http://schemas.microsoft.com/office/drawing/2016/5/14/chartex" xmlns:mc="http://schemas.openxmlformats.org/markup-compatibility/2006" xmlns:aink="http://schemas.microsoft.com/office/drawing/2016/ink" xmlns:am3d="http://schemas.microsoft.com/office/drawing/2017/model3d" xmlns:o="urn:schemas-microsoft-com:office:office" xmlns:oel="http://schemas.microsoft.com/office/2019/extlst" xmlns:r="http://schemas.openxmlformats.org/officeDocument/2006/relationships" xmlns:m="http://schemas.openxmlformats.org/officeDocument/2006/math" xmlns:v="urn:schemas-microsoft-com:vml" xmlns:wp14="http://schemas.microsoft.com/office/word/2010/wordprocessingDrawing" xmlns:wp="http://schemas.openxmlformats.org/drawingml/2006/wordprocessingDrawing" xmlns:w10="urn:schemas-microsoft-com:office:word" xmlns:w="http://schemas.openxmlformats.org/wordprocessingml/2006/main" xmlns:w14="http://schemas.microsoft.com/office/word/2010/wordml" xmlns:w15="http://schemas.microsoft.com/office/word/2012/wordml" xmlns:w16cex="http://schemas.microsoft.com/office/word/2018/wordml/cex" xmlns:w16cid="http://schemas.microsoft.com/office/word/2016/wordml/cid" xmlns:w16="http://schemas.microsoft.com/office/word/2018/wordml" xmlns:w16sdtdh="http://schemas.microsoft.com/office/word/2020/wordml/sdtdatahash" xmlns:w16se="http://schemas.microsoft.com/office/word/2015/wordml/symex" xmlns:wpg="http://schemas.microsoft.com/office/word/2010/wordprocessingGroup" xmlns:wpi="http://schemas.microsoft.com/office/word/2010/wordprocessingInk" xmlns:wne="http://schemas.microsoft.com/office/word/2006/wordml" xmlns:wps="http://schemas.microsoft.com/office/word/2010/wordprocessingShape" mc:Ignorable="w14 w15 w16se w16cid w16 w16cex w16sdtdh wp14">
   <w:body>
     <w:p>
       <w:pPr>
@@ -4515,436 +4515,747 @@
     <w:p>
       <w:pPr>
         <w:pStyle w:val="af0"/>
-      </w:pPr>
-      <w:r>
-        <w:t>Следующие</w:t>
-      </w:r>
-      <w:r>
-        <w:t xml:space="preserve"> </w:t>
-      </w:r>
-      <w:r>
-        <w:t>инструменты</w:t>
-      </w:r>
-      <w:r>
-        <w:t xml:space="preserve"> </w:t>
-      </w:r>
-      <w:r>
-        <w:t>используются</w:t>
-      </w:r>
-      <w:r>
-        <w:t xml:space="preserve"> </w:t>
-      </w:r>
-      <w:r>
-        <w:t>преимущественно</w:t>
-      </w:r>
-      <w:r>
-        <w:t xml:space="preserve"> </w:t>
-      </w:r>
-      <w:r>
-        <w:t>для</w:t>
-      </w:r>
-      <w:r>
-        <w:t xml:space="preserve"> </w:t>
-      </w:r>
-      <w:r>
-        <w:t>анализа</w:t>
-      </w:r>
-      <w:r>
-        <w:t xml:space="preserve"> </w:t>
-      </w:r>
-      <w:r>
-        <w:t>внешнего</w:t>
-      </w:r>
-      <w:r>
-        <w:t xml:space="preserve"> </w:t>
-      </w:r>
-      <w:r>
-        <w:t>контура</w:t>
-      </w:r>
-      <w:r>
-        <w:t xml:space="preserve"> </w:t>
-      </w:r>
-      <w:r>
-        <w:t>продукта:</w:t>
-      </w:r>
-      <w:r>
-        <w:t xml:space="preserve"> </w:t>
-      </w:r>
-      <w:r>
-        <w:t>промо-страниц</w:t>
-      </w:r>
-      <w:r>
-        <w:t xml:space="preserve"> </w:t>
-      </w:r>
-      <w:r>
-        <w:t>обновлений,</w:t>
-      </w:r>
-      <w:r>
-        <w:t xml:space="preserve"> </w:t>
-      </w:r>
-      <w:r>
-        <w:t>официального</w:t>
-      </w:r>
-      <w:r>
-        <w:t xml:space="preserve"> </w:t>
-      </w:r>
-      <w:r>
-        <w:t>сайта</w:t>
-      </w:r>
-      <w:r>
-        <w:t xml:space="preserve"> </w:t>
-      </w:r>
-      <w:r>
-        <w:t>игры</w:t>
-      </w:r>
-      <w:r>
-        <w:t xml:space="preserve"> </w:t>
-      </w:r>
-      <w:r>
-        <w:t>или</w:t>
-      </w:r>
-      <w:r>
-        <w:t xml:space="preserve"> </w:t>
-      </w:r>
-      <w:r>
-        <w:t>блога</w:t>
-      </w:r>
-      <w:r>
-        <w:t xml:space="preserve"> </w:t>
-      </w:r>
-      <w:r>
-        <w:t>разработчиков.</w:t>
+        <w:rPr>
+          <w:lang w:eastAsia="ru-RU"/>
+        </w:rPr>
+      </w:pPr>
+      <w:r>
+        <w:rPr>
+          <w:lang w:val="en-US" w:eastAsia="ru-RU"/>
+        </w:rPr>
+        <w:t>Google</w:t>
+      </w:r>
+      <w:r>
+        <w:rPr>
+          <w:lang w:eastAsia="ru-RU"/>
+        </w:rPr>
+        <w:t xml:space="preserve"> </w:t>
+      </w:r>
+      <w:r>
+        <w:rPr>
+          <w:lang w:val="en-US" w:eastAsia="ru-RU"/>
+        </w:rPr>
+        <w:t>Analytics</w:t>
+      </w:r>
+      <w:r>
+        <w:rPr>
+          <w:lang w:eastAsia="ru-RU"/>
+        </w:rPr>
+        <w:t xml:space="preserve"> 4 </w:t>
+      </w:r>
+      <w:r>
+        <w:rPr>
+          <w:lang w:eastAsia="ru-RU"/>
+        </w:rPr>
+        <w:t>—</w:t>
+      </w:r>
+      <w:r>
+        <w:rPr>
+          <w:lang w:eastAsia="ru-RU"/>
+        </w:rPr>
+        <w:t xml:space="preserve"> </w:t>
+      </w:r>
+      <w:r>
+        <w:rPr>
+          <w:lang w:eastAsia="ru-RU"/>
+        </w:rPr>
+        <w:t>э</w:t>
+      </w:r>
+      <w:r>
+        <w:rPr>
+          <w:lang w:eastAsia="ru-RU"/>
+        </w:rPr>
+        <w:t>то основной инструмент для анализа источников трафика и поведения пользователей на сайте. В отличие от предыдущей версии (Universal Analytics), GA4 использует событийно-ориентированную модель данных (Event-</w:t>
+      </w:r>
+      <w:proofErr w:type="spellStart"/>
+      <w:r>
+        <w:rPr>
+          <w:lang w:eastAsia="ru-RU"/>
+        </w:rPr>
+        <w:t>based</w:t>
+      </w:r>
+      <w:proofErr w:type="spellEnd"/>
+      <w:r>
+        <w:rPr>
+          <w:lang w:eastAsia="ru-RU"/>
+        </w:rPr>
+        <w:t xml:space="preserve"> </w:t>
+      </w:r>
+      <w:proofErr w:type="spellStart"/>
+      <w:r>
+        <w:rPr>
+          <w:lang w:eastAsia="ru-RU"/>
+        </w:rPr>
+        <w:t>model</w:t>
+      </w:r>
+      <w:proofErr w:type="spellEnd"/>
+      <w:r>
+        <w:rPr>
+          <w:lang w:eastAsia="ru-RU"/>
+        </w:rPr>
+        <w:t xml:space="preserve">). Это означает, что любое действие пользователя — просмотр страницы, клик, </w:t>
+      </w:r>
+      <w:proofErr w:type="spellStart"/>
+      <w:r>
+        <w:rPr>
+          <w:lang w:eastAsia="ru-RU"/>
+        </w:rPr>
+        <w:t>скролл</w:t>
+      </w:r>
+      <w:proofErr w:type="spellEnd"/>
+      <w:r>
+        <w:rPr>
+          <w:lang w:eastAsia="ru-RU"/>
+        </w:rPr>
+        <w:t>, скачивание файла — фиксируется как отдельное событие. Такая логика максимально близка к игровой аналитике, что упрощает интеграцию данных веб-сайта и игры в единую систему отчетности [1.5].</w:t>
       </w:r>
     </w:p>
     <w:p>
       <w:pPr>
-        <w:pStyle w:val="a"/>
-      </w:pPr>
-      <w:r>
-        <w:t>Google</w:t>
-      </w:r>
-      <w:r>
-        <w:t xml:space="preserve"> </w:t>
-      </w:r>
-      <w:r>
-        <w:t>Analytics</w:t>
-      </w:r>
-      <w:r>
-        <w:t xml:space="preserve"> </w:t>
-      </w:r>
-      <w:r>
-        <w:t>4</w:t>
-      </w:r>
-      <w:r>
-        <w:t xml:space="preserve"> </w:t>
-      </w:r>
-      <w:r>
-        <w:t>(GA4):</w:t>
-      </w:r>
-      <w:r>
-        <w:t xml:space="preserve"> </w:t>
-      </w:r>
-      <w:r>
-        <w:t>позволяет</w:t>
-      </w:r>
-      <w:r>
-        <w:t xml:space="preserve"> </w:t>
-      </w:r>
-      <w:r>
-        <w:t>отслеживать</w:t>
-      </w:r>
-      <w:r>
-        <w:t xml:space="preserve"> </w:t>
-      </w:r>
-      <w:r>
-        <w:t>источники</w:t>
-      </w:r>
-      <w:r>
-        <w:t xml:space="preserve"> </w:t>
-      </w:r>
-      <w:r>
-        <w:t>трафика,</w:t>
-      </w:r>
-      <w:r>
-        <w:t xml:space="preserve"> </w:t>
-      </w:r>
-      <w:proofErr w:type="gramStart"/>
-      <w:r>
-        <w:t>кросс-платформенное</w:t>
-      </w:r>
-      <w:proofErr w:type="gramEnd"/>
-      <w:r>
-        <w:t xml:space="preserve"> </w:t>
-      </w:r>
-      <w:r>
-        <w:t>поведение</w:t>
-      </w:r>
-      <w:r>
-        <w:t xml:space="preserve"> </w:t>
-      </w:r>
-      <w:r>
-        <w:t>(если</w:t>
-      </w:r>
-      <w:r>
-        <w:t xml:space="preserve"> </w:t>
-      </w:r>
-      <w:r>
-        <w:t>есть</w:t>
-      </w:r>
-      <w:r>
-        <w:t xml:space="preserve"> </w:t>
-      </w:r>
-      <w:r>
-        <w:t>мобильное</w:t>
-      </w:r>
-      <w:r>
-        <w:t xml:space="preserve"> </w:t>
-      </w:r>
-      <w:r>
-        <w:t>приложение-компаньон)</w:t>
-      </w:r>
-      <w:r>
-        <w:t xml:space="preserve"> </w:t>
-      </w:r>
-      <w:r>
-        <w:t>и</w:t>
-      </w:r>
-      <w:r>
-        <w:t xml:space="preserve"> </w:t>
-      </w:r>
-      <w:r>
-        <w:t>конверсии</w:t>
-      </w:r>
-      <w:r>
-        <w:t xml:space="preserve"> </w:t>
-      </w:r>
-      <w:r>
-        <w:t>в</w:t>
-      </w:r>
-      <w:r>
-        <w:t xml:space="preserve"> </w:t>
-      </w:r>
-      <w:r>
-        <w:t>нажатие</w:t>
-      </w:r>
-      <w:r>
-        <w:t xml:space="preserve"> </w:t>
-      </w:r>
-      <w:r>
-        <w:t>кнопки</w:t>
-      </w:r>
-      <w:r>
-        <w:t xml:space="preserve"> </w:t>
-      </w:r>
-      <w:r>
-        <w:t>«Скачать/Играть»</w:t>
-      </w:r>
-      <w:r>
-        <w:t xml:space="preserve"> </w:t>
-      </w:r>
-      <w:r>
-        <w:t>[</w:t>
-      </w:r>
-      <w:r>
-        <w:t>2.</w:t>
-      </w:r>
-      <w:r>
-        <w:t>5]</w:t>
-      </w:r>
-      <w:r>
-        <w:t>;</w:t>
+        <w:pStyle w:val="af0"/>
+        <w:rPr>
+          <w:lang w:eastAsia="ru-RU"/>
+        </w:rPr>
+      </w:pPr>
+      <w:r>
+        <w:rPr>
+          <w:lang w:eastAsia="ru-RU"/>
+        </w:rPr>
+        <w:t>В рамках работы над проектом GA4 позволяет решить следующие задачи:</w:t>
       </w:r>
     </w:p>
     <w:p>
       <w:pPr>
         <w:pStyle w:val="a"/>
-      </w:pPr>
-      <w:r>
-        <w:t>Яндекс</w:t>
-      </w:r>
-      <w:r>
-        <w:t xml:space="preserve"> </w:t>
-      </w:r>
-      <w:r>
-        <w:t>Метрика:</w:t>
-      </w:r>
-      <w:r>
-        <w:t xml:space="preserve"> </w:t>
-      </w:r>
-      <w:r>
-        <w:t>помимо</w:t>
-      </w:r>
-      <w:r>
-        <w:t xml:space="preserve"> </w:t>
-      </w:r>
-      <w:r>
-        <w:t>стандартных</w:t>
-      </w:r>
-      <w:r>
-        <w:t xml:space="preserve"> </w:t>
-      </w:r>
-      <w:r>
-        <w:t>отчетов,</w:t>
-      </w:r>
-      <w:r>
-        <w:t xml:space="preserve"> </w:t>
-      </w:r>
-      <w:r>
-        <w:t>полезна</w:t>
-      </w:r>
-      <w:r>
-        <w:t xml:space="preserve"> </w:t>
-      </w:r>
-      <w:r>
-        <w:t>инструментом</w:t>
-      </w:r>
-      <w:r>
-        <w:t xml:space="preserve"> </w:t>
-      </w:r>
-      <w:r>
-        <w:t>«</w:t>
+        <w:rPr>
+          <w:lang w:eastAsia="ru-RU"/>
+        </w:rPr>
+      </w:pPr>
+      <w:r>
+        <w:rPr>
+          <w:lang w:eastAsia="ru-RU"/>
+        </w:rPr>
+        <w:t>а</w:t>
+      </w:r>
+      <w:r>
+        <w:rPr>
+          <w:lang w:eastAsia="ru-RU"/>
+        </w:rPr>
+        <w:t xml:space="preserve">нализ источников трафика (User </w:t>
       </w:r>
       <w:proofErr w:type="spellStart"/>
       <w:r>
-        <w:t>Вебвизор</w:t>
+        <w:rPr>
+          <w:lang w:eastAsia="ru-RU"/>
+        </w:rPr>
+        <w:t>Acquisition</w:t>
       </w:r>
       <w:proofErr w:type="spellEnd"/>
       <w:r>
-        <w:t>»</w:t>
-      </w:r>
-      <w:r>
-        <w:t xml:space="preserve"> </w:t>
-      </w:r>
-      <w:r>
+        <w:rPr>
+          <w:lang w:eastAsia="ru-RU"/>
+        </w:rPr>
+        <w:t xml:space="preserve">): </w:t>
+      </w:r>
+      <w:r>
+        <w:rPr>
+          <w:lang w:eastAsia="ru-RU"/>
+        </w:rPr>
+        <w:t>о</w:t>
+      </w:r>
+      <w:r>
+        <w:rPr>
+          <w:lang w:eastAsia="ru-RU"/>
+        </w:rPr>
+        <w:t>пределение, откуда приходят пользователи на страницу игры — из поиска Google, социальных сетей, прямых переходов или реферальных ссылок от стримеров</w:t>
+      </w:r>
+      <w:r>
+        <w:rPr>
+          <w:lang w:eastAsia="ru-RU"/>
+        </w:rPr>
+        <w:t>;</w:t>
+      </w:r>
+    </w:p>
+    <w:p>
+      <w:pPr>
+        <w:pStyle w:val="a"/>
+        <w:rPr>
+          <w:lang w:eastAsia="ru-RU"/>
+        </w:rPr>
+      </w:pPr>
+      <w:r>
+        <w:rPr>
+          <w:lang w:eastAsia="ru-RU"/>
+        </w:rPr>
+        <w:lastRenderedPageBreak/>
         <w:t>и</w:t>
       </w:r>
       <w:r>
-        <w:t xml:space="preserve"> </w:t>
-      </w:r>
-      <w:r>
-        <w:t>тепловыми</w:t>
-      </w:r>
-      <w:r>
-        <w:t xml:space="preserve"> </w:t>
-      </w:r>
-      <w:r>
-        <w:t>картами</w:t>
-      </w:r>
-      <w:r>
-        <w:t xml:space="preserve"> </w:t>
-      </w:r>
-      <w:r>
-        <w:t>кликов,</w:t>
-      </w:r>
-      <w:r>
-        <w:t xml:space="preserve"> </w:t>
-      </w:r>
-      <w:r>
-        <w:t>что</w:t>
-      </w:r>
-      <w:r>
-        <w:t xml:space="preserve"> </w:t>
-      </w:r>
-      <w:r>
-        <w:t>позволяет</w:t>
-      </w:r>
-      <w:r>
-        <w:t xml:space="preserve"> </w:t>
-      </w:r>
-      <w:r>
-        <w:t>оценить</w:t>
-      </w:r>
-      <w:r>
-        <w:t xml:space="preserve"> </w:t>
-      </w:r>
-      <w:r>
-        <w:t>удобство</w:t>
-      </w:r>
-      <w:r>
-        <w:t xml:space="preserve"> </w:t>
-      </w:r>
-      <w:r>
-        <w:t>навигации</w:t>
-      </w:r>
-      <w:r>
-        <w:t xml:space="preserve"> </w:t>
-      </w:r>
-      <w:r>
-        <w:t>(UX)</w:t>
-      </w:r>
-      <w:r>
-        <w:t xml:space="preserve"> </w:t>
-      </w:r>
-      <w:r>
-        <w:t>на</w:t>
-      </w:r>
-      <w:r>
-        <w:t xml:space="preserve"> </w:t>
+        <w:rPr>
+          <w:lang w:eastAsia="ru-RU"/>
+        </w:rPr>
+        <w:t>сследования (</w:t>
       </w:r>
       <w:proofErr w:type="spellStart"/>
       <w:r>
-        <w:t>лендингах</w:t>
+        <w:rPr>
+          <w:lang w:eastAsia="ru-RU"/>
+        </w:rPr>
+        <w:t>Explorations</w:t>
       </w:r>
       <w:proofErr w:type="spellEnd"/>
       <w:r>
-        <w:t>,</w:t>
-      </w:r>
-      <w:r>
-        <w:t xml:space="preserve"> </w:t>
-      </w:r>
-      <w:r>
-        <w:t>посвященных</w:t>
-      </w:r>
-      <w:r>
-        <w:t xml:space="preserve"> </w:t>
-      </w:r>
-      <w:r>
-        <w:t>киберспортивным</w:t>
-      </w:r>
-      <w:r>
-        <w:t xml:space="preserve"> </w:t>
-      </w:r>
-      <w:r>
-        <w:t>турнирам</w:t>
-      </w:r>
-      <w:r>
-        <w:t xml:space="preserve"> </w:t>
-      </w:r>
-      <w:r>
-        <w:t>или</w:t>
-      </w:r>
-      <w:r>
-        <w:t xml:space="preserve"> </w:t>
-      </w:r>
-      <w:r>
-        <w:t>выходу</w:t>
-      </w:r>
-      <w:r>
-        <w:t xml:space="preserve"> </w:t>
-      </w:r>
-      <w:r>
-        <w:t>новых</w:t>
-      </w:r>
-      <w:r>
-        <w:t xml:space="preserve"> </w:t>
-      </w:r>
-      <w:r>
-        <w:t>операций</w:t>
-      </w:r>
-      <w:r>
-        <w:t xml:space="preserve"> </w:t>
-      </w:r>
-      <w:r>
-        <w:t>[</w:t>
-      </w:r>
-      <w:r>
-        <w:t>2.</w:t>
-      </w:r>
-      <w:r>
-        <w:t>6]</w:t>
-      </w:r>
-      <w:r>
+        <w:rPr>
+          <w:lang w:eastAsia="ru-RU"/>
+        </w:rPr>
+        <w:t xml:space="preserve">): </w:t>
+      </w:r>
+      <w:r>
+        <w:rPr>
+          <w:lang w:eastAsia="ru-RU"/>
+        </w:rPr>
+        <w:t>п</w:t>
+      </w:r>
+      <w:r>
+        <w:rPr>
+          <w:lang w:eastAsia="ru-RU"/>
+        </w:rPr>
+        <w:t xml:space="preserve">остроение </w:t>
+      </w:r>
+      <w:proofErr w:type="spellStart"/>
+      <w:r>
+        <w:rPr>
+          <w:lang w:eastAsia="ru-RU"/>
+        </w:rPr>
+        <w:t>кастомных</w:t>
+      </w:r>
+      <w:proofErr w:type="spellEnd"/>
+      <w:r>
+        <w:rPr>
+          <w:lang w:eastAsia="ru-RU"/>
+        </w:rPr>
+        <w:t xml:space="preserve"> воронок. Например, воронка конверсии на сайте операции</w:t>
+      </w:r>
+      <w:r>
+        <w:rPr>
+          <w:lang w:eastAsia="ru-RU"/>
+        </w:rPr>
+        <w:t xml:space="preserve"> (з</w:t>
+      </w:r>
+      <w:r>
+        <w:rPr>
+          <w:lang w:eastAsia="ru-RU"/>
+        </w:rPr>
+        <w:t xml:space="preserve">ашел на </w:t>
+      </w:r>
+      <w:proofErr w:type="spellStart"/>
+      <w:r>
+        <w:rPr>
+          <w:lang w:eastAsia="ru-RU"/>
+        </w:rPr>
+        <w:t>лендинг</w:t>
+      </w:r>
+      <w:proofErr w:type="spellEnd"/>
+      <w:r>
+        <w:rPr>
+          <w:lang w:eastAsia="ru-RU"/>
+        </w:rPr>
+        <w:t>, п</w:t>
+      </w:r>
+      <w:r>
+        <w:rPr>
+          <w:lang w:eastAsia="ru-RU"/>
+        </w:rPr>
+        <w:t>росмотрел видео-трейлер</w:t>
+      </w:r>
+      <w:r>
+        <w:rPr>
+          <w:lang w:eastAsia="ru-RU"/>
+        </w:rPr>
+        <w:t>, н</w:t>
+      </w:r>
+      <w:r>
+        <w:rPr>
+          <w:lang w:eastAsia="ru-RU"/>
+        </w:rPr>
+        <w:t xml:space="preserve">ажал кнопку «Перейти в </w:t>
+      </w:r>
+      <w:proofErr w:type="spellStart"/>
+      <w:r>
+        <w:rPr>
+          <w:lang w:eastAsia="ru-RU"/>
+        </w:rPr>
+        <w:t>Steam</w:t>
+      </w:r>
+      <w:proofErr w:type="spellEnd"/>
+      <w:r>
+        <w:rPr>
+          <w:lang w:eastAsia="ru-RU"/>
+        </w:rPr>
+        <w:t>»)</w:t>
+      </w:r>
+      <w:r>
+        <w:rPr>
+          <w:lang w:eastAsia="ru-RU"/>
+        </w:rPr>
         <w:t>.</w:t>
+      </w:r>
+    </w:p>
+    <w:p>
+      <w:pPr>
+        <w:pStyle w:val="af0"/>
+        <w:ind w:firstLine="0"/>
+        <w:jc w:val="center"/>
+      </w:pPr>
+      <w:r>
+        <w:fldChar w:fldCharType="begin"/>
+      </w:r>
+      <w:r>
+        <w:instrText xml:space="preserve"> INCLUDEPICTURE "https://beseller.by/assets/images/poseshchayemost/istochniki-trafika.png" \* MERGEFORMATINET </w:instrText>
+      </w:r>
+      <w:r>
+        <w:fldChar w:fldCharType="separate"/>
+      </w:r>
+      <w:r>
+        <w:rPr>
+          <w:noProof/>
+        </w:rPr>
+        <w:drawing>
+          <wp:inline distT="0" distB="0" distL="0" distR="0" wp14:anchorId="61926637" wp14:editId="2DB3404E">
+            <wp:extent cx="5494020" cy="2375705"/>
+            <wp:effectExtent l="0" t="0" r="5080" b="0"/>
+            <wp:docPr id="1716158348" name="Рисунок 4" descr="Picture background"/>
+            <wp:cNvGraphicFramePr>
+              <a:graphicFrameLocks xmlns:a="http://schemas.openxmlformats.org/drawingml/2006/main" noChangeAspect="1"/>
+            </wp:cNvGraphicFramePr>
+            <a:graphic xmlns:a="http://schemas.openxmlformats.org/drawingml/2006/main">
+              <a:graphicData uri="http://schemas.openxmlformats.org/drawingml/2006/picture">
+                <pic:pic xmlns:pic="http://schemas.openxmlformats.org/drawingml/2006/picture">
+                  <pic:nvPicPr>
+                    <pic:cNvPr id="0" name="Picture 7" descr="Picture background"/>
+                    <pic:cNvPicPr>
+                      <a:picLocks noChangeAspect="1" noChangeArrowheads="1"/>
+                    </pic:cNvPicPr>
+                  </pic:nvPicPr>
+                  <pic:blipFill rotWithShape="1">
+                    <a:blip r:embed="rId10" cstate="print">
+                      <a:extLst>
+                        <a:ext uri="{28A0092B-C50C-407E-A947-70E740481C1C}">
+                          <a14:useLocalDpi xmlns:a14="http://schemas.microsoft.com/office/drawing/2010/main" val="0"/>
+                        </a:ext>
+                      </a:extLst>
+                    </a:blip>
+                    <a:srcRect t="7325"/>
+                    <a:stretch/>
+                  </pic:blipFill>
+                  <pic:spPr bwMode="auto">
+                    <a:xfrm>
+                      <a:off x="0" y="0"/>
+                      <a:ext cx="5529371" cy="2390991"/>
+                    </a:xfrm>
+                    <a:prstGeom prst="rect">
+                      <a:avLst/>
+                    </a:prstGeom>
+                    <a:noFill/>
+                    <a:ln>
+                      <a:noFill/>
+                    </a:ln>
+                    <a:extLst>
+                      <a:ext uri="{53640926-AAD7-44D8-BBD7-CCE9431645EC}">
+                        <a14:shadowObscured xmlns:a14="http://schemas.microsoft.com/office/drawing/2010/main"/>
+                      </a:ext>
+                    </a:extLst>
+                  </pic:spPr>
+                </pic:pic>
+              </a:graphicData>
+            </a:graphic>
+          </wp:inline>
+        </w:drawing>
+      </w:r>
+      <w:r>
+        <w:fldChar w:fldCharType="end"/>
+      </w:r>
+    </w:p>
+    <w:p>
+      <w:pPr>
+        <w:pStyle w:val="af9"/>
+      </w:pPr>
+      <w:r>
+        <w:t xml:space="preserve">Рисунок 1.1. Отчет по привлечению трафика в интерфейсе </w:t>
+      </w:r>
+      <w:r>
+        <w:rPr>
+          <w:lang w:val="en-US"/>
+        </w:rPr>
+        <w:t>Google</w:t>
+      </w:r>
+      <w:r>
+        <w:t xml:space="preserve"> </w:t>
+      </w:r>
+      <w:r>
+        <w:rPr>
+          <w:lang w:val="en-US"/>
+        </w:rPr>
+        <w:t>Analytics</w:t>
+      </w:r>
+      <w:r>
+        <w:t xml:space="preserve"> 4</w:t>
+      </w:r>
+    </w:p>
+    <w:p>
+      <w:pPr>
+        <w:pStyle w:val="af0"/>
+        <w:rPr>
+          <w:shd w:val="clear" w:color="auto" w:fill="FFFFFF"/>
+        </w:rPr>
+      </w:pPr>
+      <w:r>
+        <w:rPr>
+          <w:shd w:val="clear" w:color="auto" w:fill="FFFFFF"/>
+        </w:rPr>
+        <w:t xml:space="preserve">Яндекс Метрика </w:t>
+      </w:r>
+      <w:r>
+        <w:rPr>
+          <w:lang w:eastAsia="ru-RU"/>
+        </w:rPr>
+        <w:t>—</w:t>
+      </w:r>
+      <w:r>
+        <w:rPr>
+          <w:shd w:val="clear" w:color="auto" w:fill="FFFFFF"/>
+        </w:rPr>
+        <w:t xml:space="preserve"> о</w:t>
+      </w:r>
+      <w:r>
+        <w:rPr>
+          <w:shd w:val="clear" w:color="auto" w:fill="FFFFFF"/>
+        </w:rPr>
+        <w:t>течественный инструмент, который часто используется в паре с Google Analytics благодаря своим уникальным возможностям визуализации поведения (</w:t>
+      </w:r>
+      <w:proofErr w:type="spellStart"/>
+      <w:r>
+        <w:rPr>
+          <w:shd w:val="clear" w:color="auto" w:fill="FFFFFF"/>
+        </w:rPr>
+        <w:t>Behavioral</w:t>
+      </w:r>
+      <w:proofErr w:type="spellEnd"/>
+      <w:r>
+        <w:rPr>
+          <w:shd w:val="clear" w:color="auto" w:fill="FFFFFF"/>
+        </w:rPr>
+        <w:t xml:space="preserve"> Analytics). Ключевым преимуществом для продуктового аналитика здесь являются тепловые карты и запись сессий.</w:t>
+      </w:r>
+    </w:p>
+    <w:p>
+      <w:pPr>
+        <w:pStyle w:val="af0"/>
+        <w:rPr>
+          <w:lang w:eastAsia="ru-RU"/>
+        </w:rPr>
+      </w:pPr>
+      <w:r>
+        <w:rPr>
+          <w:lang w:eastAsia="ru-RU"/>
+        </w:rPr>
+        <w:t>Для анализа веб-страниц CS2 наиболее актуальны:</w:t>
+      </w:r>
+    </w:p>
+    <w:p>
+      <w:pPr>
+        <w:pStyle w:val="a"/>
+        <w:rPr>
+          <w:lang w:eastAsia="ru-RU"/>
+        </w:rPr>
+      </w:pPr>
+      <w:r>
+        <w:rPr>
+          <w:lang w:eastAsia="ru-RU"/>
+        </w:rPr>
+        <w:t>к</w:t>
+      </w:r>
+      <w:r>
+        <w:rPr>
+          <w:lang w:eastAsia="ru-RU"/>
+        </w:rPr>
+        <w:t>арты кликов и скроллинга (</w:t>
+      </w:r>
+      <w:proofErr w:type="spellStart"/>
+      <w:r>
+        <w:rPr>
+          <w:lang w:eastAsia="ru-RU"/>
+        </w:rPr>
+        <w:t>Heatmaps</w:t>
+      </w:r>
+      <w:proofErr w:type="spellEnd"/>
+      <w:r>
+        <w:rPr>
+          <w:lang w:eastAsia="ru-RU"/>
+        </w:rPr>
+        <w:t>)</w:t>
+      </w:r>
+      <w:r>
+        <w:rPr>
+          <w:lang w:eastAsia="ru-RU"/>
+        </w:rPr>
+        <w:t xml:space="preserve"> п</w:t>
+      </w:r>
+      <w:r>
+        <w:rPr>
+          <w:lang w:eastAsia="ru-RU"/>
+        </w:rPr>
+        <w:t>озволяют визуально оценить, какие элементы страницы привлекают внимание, а какие игнорируются. Например, если на промо-странице нового кейса пользователи не докручивают (</w:t>
+      </w:r>
+      <w:proofErr w:type="spellStart"/>
+      <w:r>
+        <w:rPr>
+          <w:lang w:eastAsia="ru-RU"/>
+        </w:rPr>
+        <w:t>scroll</w:t>
+      </w:r>
+      <w:proofErr w:type="spellEnd"/>
+      <w:r>
+        <w:rPr>
+          <w:lang w:eastAsia="ru-RU"/>
+        </w:rPr>
+        <w:t>) до блока с описанием редких ножей, это сигнал для изменения дизайна страницы</w:t>
+      </w:r>
+      <w:r>
+        <w:rPr>
+          <w:lang w:eastAsia="ru-RU"/>
+        </w:rPr>
+        <w:t>;</w:t>
+      </w:r>
+    </w:p>
+    <w:p>
+      <w:pPr>
+        <w:pStyle w:val="a"/>
+        <w:rPr>
+          <w:lang w:eastAsia="ru-RU"/>
+        </w:rPr>
+      </w:pPr>
+      <w:proofErr w:type="spellStart"/>
+      <w:r>
+        <w:rPr>
+          <w:lang w:eastAsia="ru-RU"/>
+        </w:rPr>
+        <w:t>в</w:t>
+      </w:r>
+      <w:r>
+        <w:rPr>
+          <w:lang w:eastAsia="ru-RU"/>
+        </w:rPr>
+        <w:t>ебвизор</w:t>
+      </w:r>
+      <w:proofErr w:type="spellEnd"/>
+      <w:r>
+        <w:rPr>
+          <w:lang w:eastAsia="ru-RU"/>
+        </w:rPr>
+        <w:t xml:space="preserve"> (</w:t>
+      </w:r>
+      <w:proofErr w:type="spellStart"/>
+      <w:r>
+        <w:rPr>
+          <w:lang w:eastAsia="ru-RU"/>
+        </w:rPr>
+        <w:t>Session</w:t>
+      </w:r>
+      <w:proofErr w:type="spellEnd"/>
+      <w:r>
+        <w:rPr>
+          <w:lang w:eastAsia="ru-RU"/>
+        </w:rPr>
+        <w:t xml:space="preserve"> </w:t>
+      </w:r>
+      <w:proofErr w:type="spellStart"/>
+      <w:r>
+        <w:rPr>
+          <w:lang w:eastAsia="ru-RU"/>
+        </w:rPr>
+        <w:t>Replay</w:t>
+      </w:r>
+      <w:proofErr w:type="spellEnd"/>
+      <w:r>
+        <w:rPr>
+          <w:lang w:eastAsia="ru-RU"/>
+        </w:rPr>
+        <w:t>)</w:t>
+      </w:r>
+      <w:r>
+        <w:rPr>
+          <w:lang w:eastAsia="ru-RU"/>
+        </w:rPr>
+        <w:t xml:space="preserve"> </w:t>
+      </w:r>
+      <w:r>
+        <w:rPr>
+          <w:lang w:eastAsia="ru-RU"/>
+        </w:rPr>
+        <w:t>—</w:t>
+      </w:r>
+      <w:r>
+        <w:rPr>
+          <w:shd w:val="clear" w:color="auto" w:fill="FFFFFF"/>
+        </w:rPr>
+        <w:t xml:space="preserve"> </w:t>
+      </w:r>
+      <w:r>
+        <w:rPr>
+          <w:lang w:eastAsia="ru-RU"/>
+        </w:rPr>
+        <w:t>и</w:t>
+      </w:r>
+      <w:r>
+        <w:rPr>
+          <w:lang w:eastAsia="ru-RU"/>
+        </w:rPr>
+        <w:t>нструмент, записывающий видео действий посетителя на сайте (движение мыши, клики, выделение текста). Это позволяет найти UX-ошибки: например, когда пользователь кликает на неактивный элемент, принимая его за кнопку.</w:t>
+      </w:r>
+    </w:p>
+    <w:p>
+      <w:pPr>
+        <w:pStyle w:val="af0"/>
+        <w:rPr>
+          <w:lang w:eastAsia="ru-RU"/>
+        </w:rPr>
+      </w:pPr>
+    </w:p>
+    <w:p>
+      <w:pPr>
+        <w:pStyle w:val="af0"/>
+        <w:ind w:firstLine="0"/>
+        <w:jc w:val="center"/>
+      </w:pPr>
+      <w:r>
+        <w:lastRenderedPageBreak/>
+        <w:fldChar w:fldCharType="begin"/>
+      </w:r>
+      <w:r>
+        <w:instrText xml:space="preserve"> INCLUDEPICTURE "https://www.sostav.ru/blogs/images/feeds/80/158524.jpg" \* MERGEFORMATINET </w:instrText>
+      </w:r>
+      <w:r>
+        <w:fldChar w:fldCharType="separate"/>
+      </w:r>
+      <w:r>
+        <w:rPr>
+          <w:noProof/>
+        </w:rPr>
+        <w:drawing>
+          <wp:inline distT="0" distB="0" distL="0" distR="0" wp14:anchorId="5526D878" wp14:editId="6F9E7936">
+            <wp:extent cx="5940425" cy="2437130"/>
+            <wp:effectExtent l="0" t="0" r="3175" b="1270"/>
+            <wp:docPr id="1418078836" name="Рисунок 1" descr="Picture background"/>
+            <wp:cNvGraphicFramePr>
+              <a:graphicFrameLocks xmlns:a="http://schemas.openxmlformats.org/drawingml/2006/main" noChangeAspect="1"/>
+            </wp:cNvGraphicFramePr>
+            <a:graphic xmlns:a="http://schemas.openxmlformats.org/drawingml/2006/main">
+              <a:graphicData uri="http://schemas.openxmlformats.org/drawingml/2006/picture">
+                <pic:pic xmlns:pic="http://schemas.openxmlformats.org/drawingml/2006/picture">
+                  <pic:nvPicPr>
+                    <pic:cNvPr id="0" name="Picture 1" descr="Picture background"/>
+                    <pic:cNvPicPr>
+                      <a:picLocks noChangeAspect="1" noChangeArrowheads="1"/>
+                    </pic:cNvPicPr>
+                  </pic:nvPicPr>
+                  <pic:blipFill>
+                    <a:blip r:embed="rId11">
+                      <a:extLst>
+                        <a:ext uri="{28A0092B-C50C-407E-A947-70E740481C1C}">
+                          <a14:useLocalDpi xmlns:a14="http://schemas.microsoft.com/office/drawing/2010/main" val="0"/>
+                        </a:ext>
+                      </a:extLst>
+                    </a:blip>
+                    <a:srcRect/>
+                    <a:stretch>
+                      <a:fillRect/>
+                    </a:stretch>
+                  </pic:blipFill>
+                  <pic:spPr bwMode="auto">
+                    <a:xfrm>
+                      <a:off x="0" y="0"/>
+                      <a:ext cx="5940425" cy="2437130"/>
+                    </a:xfrm>
+                    <a:prstGeom prst="rect">
+                      <a:avLst/>
+                    </a:prstGeom>
+                    <a:noFill/>
+                    <a:ln>
+                      <a:noFill/>
+                    </a:ln>
+                  </pic:spPr>
+                </pic:pic>
+              </a:graphicData>
+            </a:graphic>
+          </wp:inline>
+        </w:drawing>
+      </w:r>
+      <w:r>
+        <w:fldChar w:fldCharType="end"/>
+      </w:r>
+    </w:p>
+    <w:p>
+      <w:pPr>
+        <w:pStyle w:val="af0"/>
+        <w:spacing w:after="340" w:line="240" w:lineRule="auto"/>
+        <w:ind w:firstLine="0"/>
+        <w:jc w:val="center"/>
+        <w:rPr>
+          <w:b/>
+          <w:bCs/>
+          <w:sz w:val="24"/>
+          <w:szCs w:val="24"/>
+          <w:lang w:eastAsia="ru-RU"/>
+        </w:rPr>
+      </w:pPr>
+      <w:r>
+        <w:rPr>
+          <w:b/>
+          <w:bCs/>
+          <w:sz w:val="24"/>
+          <w:szCs w:val="24"/>
+        </w:rPr>
+        <w:t>Рисунок 1.</w:t>
+      </w:r>
+      <w:r>
+        <w:rPr>
+          <w:b/>
+          <w:bCs/>
+          <w:sz w:val="24"/>
+          <w:szCs w:val="24"/>
+          <w:lang w:val="en-US"/>
+        </w:rPr>
+        <w:t>2</w:t>
+      </w:r>
+      <w:r>
+        <w:rPr>
+          <w:b/>
+          <w:bCs/>
+          <w:sz w:val="24"/>
+          <w:szCs w:val="24"/>
+        </w:rPr>
+        <w:t xml:space="preserve">. </w:t>
+      </w:r>
+      <w:proofErr w:type="spellStart"/>
+      <w:r>
+        <w:rPr>
+          <w:b/>
+          <w:bCs/>
+          <w:sz w:val="24"/>
+          <w:szCs w:val="24"/>
+        </w:rPr>
+        <w:t>Дашборд</w:t>
+      </w:r>
+      <w:proofErr w:type="spellEnd"/>
+      <w:r>
+        <w:rPr>
+          <w:b/>
+          <w:bCs/>
+          <w:sz w:val="24"/>
+          <w:szCs w:val="24"/>
+        </w:rPr>
+        <w:t xml:space="preserve"> сводных показателей в интерфейсе Яндекс Метрики</w:t>
       </w:r>
     </w:p>
     <w:p>
@@ -4985,123 +5296,22 @@
       <w:pPr>
         <w:pStyle w:val="af0"/>
       </w:pPr>
-      <w:r>
-        <w:lastRenderedPageBreak/>
-        <w:t>Поскольку</w:t>
-      </w:r>
-      <w:r>
-        <w:t xml:space="preserve"> </w:t>
-      </w:r>
-      <w:r>
-        <w:t>CS2</w:t>
-      </w:r>
-      <w:r>
-        <w:t xml:space="preserve"> </w:t>
-      </w:r>
-      <w:r>
-        <w:t>—</w:t>
-      </w:r>
-      <w:r>
-        <w:t xml:space="preserve"> </w:t>
-      </w:r>
-      <w:r>
-        <w:t>это</w:t>
-      </w:r>
-      <w:r>
-        <w:t xml:space="preserve"> </w:t>
-      </w:r>
-      <w:r>
-        <w:t>клиентская</w:t>
-      </w:r>
-      <w:r>
-        <w:t xml:space="preserve"> </w:t>
-      </w:r>
-      <w:r>
-        <w:t>игра</w:t>
-      </w:r>
-      <w:r>
-        <w:t xml:space="preserve"> </w:t>
-      </w:r>
-      <w:r>
-        <w:t>на</w:t>
-      </w:r>
-      <w:r>
-        <w:t xml:space="preserve"> </w:t>
-      </w:r>
-      <w:r>
-        <w:t>движке</w:t>
-      </w:r>
-      <w:r>
-        <w:t xml:space="preserve"> </w:t>
-      </w:r>
-      <w:r>
-        <w:t>Source</w:t>
-      </w:r>
-      <w:r>
-        <w:t xml:space="preserve"> </w:t>
-      </w:r>
-      <w:r>
-        <w:t>2,</w:t>
-      </w:r>
-      <w:r>
-        <w:t xml:space="preserve"> </w:t>
-      </w:r>
-      <w:r>
-        <w:t>веб-метрики</w:t>
-      </w:r>
-      <w:r>
-        <w:t xml:space="preserve"> </w:t>
-      </w:r>
-      <w:r>
-        <w:t>не</w:t>
-      </w:r>
-      <w:r>
-        <w:t xml:space="preserve"> </w:t>
-      </w:r>
-      <w:r>
-        <w:t>могут</w:t>
-      </w:r>
-      <w:r>
-        <w:t xml:space="preserve"> </w:t>
-      </w:r>
-      <w:r>
-        <w:t>показать,</w:t>
-      </w:r>
-      <w:r>
-        <w:t xml:space="preserve"> </w:t>
-      </w:r>
-      <w:r>
-        <w:t>что</w:t>
-      </w:r>
-      <w:r>
-        <w:t xml:space="preserve"> </w:t>
-      </w:r>
-      <w:r>
-        <w:t>происходит</w:t>
-      </w:r>
-      <w:r>
-        <w:t xml:space="preserve"> </w:t>
-      </w:r>
-      <w:r>
-        <w:t>внутри</w:t>
-      </w:r>
-      <w:r>
-        <w:t xml:space="preserve"> </w:t>
-      </w:r>
-      <w:r>
-        <w:t>матча.</w:t>
-      </w:r>
-      <w:r>
-        <w:t xml:space="preserve"> </w:t>
-      </w:r>
-      <w:r>
-        <w:t>Здесь</w:t>
-      </w:r>
-      <w:r>
-        <w:t xml:space="preserve"> </w:t>
-      </w:r>
-      <w:r>
-        <w:t>используются:</w:t>
+      <w:bookmarkStart w:id="9" w:name="_Toc216964301"/>
+      <w:proofErr w:type="spellStart"/>
+      <w:r>
+        <w:t>Геймплейные</w:t>
+      </w:r>
+      <w:proofErr w:type="spellEnd"/>
+      <w:r>
+        <w:t xml:space="preserve"> данные собираются через событийную модель. Процесс (</w:t>
+      </w:r>
+      <w:proofErr w:type="spellStart"/>
+      <w:r>
+        <w:t>Pipeline</w:t>
+      </w:r>
+      <w:proofErr w:type="spellEnd"/>
+      <w:r>
+        <w:t>) выглядит следующим образом [1.6]:</w:t>
       </w:r>
     </w:p>
     <w:p>
@@ -5109,315 +5319,60 @@
         <w:pStyle w:val="a"/>
       </w:pPr>
       <w:r>
-        <w:t>внутренняя</w:t>
-      </w:r>
-      <w:r>
-        <w:t xml:space="preserve"> </w:t>
-      </w:r>
-      <w:r>
-        <w:t>телеметрия</w:t>
-      </w:r>
-      <w:r>
-        <w:t xml:space="preserve"> </w:t>
-      </w:r>
-      <w:r>
-        <w:t>(</w:t>
+        <w:t>г</w:t>
+      </w:r>
+      <w:r>
+        <w:t>енерация события: </w:t>
+      </w:r>
+      <w:r>
+        <w:t>к</w:t>
+      </w:r>
+      <w:r>
+        <w:t>лиент игры на движке Source 2 отправляет пакет данных (например, </w:t>
       </w:r>
       <w:proofErr w:type="spellStart"/>
       <w:r>
-        <w:t>in-house</w:t>
+        <w:t>player_death</w:t>
       </w:r>
       <w:proofErr w:type="spellEnd"/>
       <w:r>
-        <w:t xml:space="preserve"> </w:t>
+        <w:t>, </w:t>
       </w:r>
       <w:proofErr w:type="spellStart"/>
       <w:r>
-        <w:t>solutions</w:t>
+        <w:t>item_purchase</w:t>
       </w:r>
       <w:proofErr w:type="spellEnd"/>
       <w:r>
-        <w:t>):</w:t>
-      </w:r>
-      <w:r>
-        <w:t xml:space="preserve"> </w:t>
-      </w:r>
-      <w:proofErr w:type="spellStart"/>
-      <w:r>
-        <w:t>Valve</w:t>
-      </w:r>
-      <w:proofErr w:type="spellEnd"/>
-      <w:r>
-        <w:t xml:space="preserve"> </w:t>
-      </w:r>
-      <w:r>
-        <w:t>использует</w:t>
-      </w:r>
-      <w:r>
-        <w:t xml:space="preserve"> </w:t>
-      </w:r>
-      <w:r>
-        <w:t>собственные</w:t>
-      </w:r>
-      <w:r>
-        <w:t xml:space="preserve"> </w:t>
-      </w:r>
-      <w:r>
-        <w:t>серверные</w:t>
-      </w:r>
-      <w:r>
-        <w:t xml:space="preserve"> </w:t>
-      </w:r>
-      <w:r>
-        <w:t>решения</w:t>
-      </w:r>
-      <w:r>
-        <w:t xml:space="preserve"> </w:t>
-      </w:r>
-      <w:r>
-        <w:t>для</w:t>
-      </w:r>
-      <w:r>
-        <w:t xml:space="preserve"> </w:t>
-      </w:r>
-      <w:r>
-        <w:t>сбора</w:t>
-      </w:r>
-      <w:r>
-        <w:t xml:space="preserve"> </w:t>
-      </w:r>
-      <w:r>
-        <w:t>логов</w:t>
-      </w:r>
-      <w:r>
-        <w:t xml:space="preserve"> </w:t>
-      </w:r>
-      <w:r>
-        <w:t>(</w:t>
-      </w:r>
-      <w:proofErr w:type="spellStart"/>
-      <w:r>
-        <w:t>log-based</w:t>
-      </w:r>
-      <w:proofErr w:type="spellEnd"/>
-      <w:r>
-        <w:t xml:space="preserve"> </w:t>
-      </w:r>
-      <w:proofErr w:type="spellStart"/>
-      <w:r>
-        <w:t>analytics</w:t>
-      </w:r>
-      <w:proofErr w:type="spellEnd"/>
-      <w:r>
-        <w:t>).</w:t>
-      </w:r>
-      <w:r>
-        <w:t xml:space="preserve"> </w:t>
-      </w:r>
-      <w:r>
-        <w:t>Каждое</w:t>
-      </w:r>
-      <w:r>
-        <w:t xml:space="preserve"> </w:t>
-      </w:r>
-      <w:r>
-        <w:t>действие</w:t>
-      </w:r>
-      <w:r>
-        <w:t xml:space="preserve"> </w:t>
-      </w:r>
-      <w:r>
-        <w:t>(выстрел,</w:t>
-      </w:r>
-      <w:r>
-        <w:t xml:space="preserve"> </w:t>
-      </w:r>
-      <w:r>
-        <w:t>покупка</w:t>
-      </w:r>
-      <w:r>
-        <w:t xml:space="preserve"> </w:t>
-      </w:r>
-      <w:r>
-        <w:t>оружия,</w:t>
-      </w:r>
-      <w:r>
-        <w:t xml:space="preserve"> </w:t>
-      </w:r>
-      <w:r>
-        <w:t>открытие</w:t>
-      </w:r>
-      <w:r>
-        <w:t xml:space="preserve"> </w:t>
-      </w:r>
-      <w:r>
-        <w:t>кейса)</w:t>
-      </w:r>
-      <w:r>
-        <w:t xml:space="preserve"> </w:t>
-      </w:r>
-      <w:r>
-        <w:t>записывается</w:t>
-      </w:r>
-      <w:r>
-        <w:t xml:space="preserve"> </w:t>
-      </w:r>
-      <w:r>
-        <w:t>в</w:t>
-      </w:r>
-      <w:r>
-        <w:t xml:space="preserve"> </w:t>
-      </w:r>
-      <w:r>
-        <w:t>базу</w:t>
-      </w:r>
-      <w:r>
-        <w:t xml:space="preserve"> </w:t>
-      </w:r>
-      <w:r>
-        <w:t>данных;</w:t>
+        <w:t>)</w:t>
+      </w:r>
+      <w:r>
+        <w:t>;</w:t>
       </w:r>
     </w:p>
     <w:p>
       <w:pPr>
         <w:pStyle w:val="a"/>
       </w:pPr>
+      <w:r>
+        <w:t>в</w:t>
+      </w:r>
+      <w:r>
+        <w:t>алидация: </w:t>
+      </w:r>
+      <w:r>
+        <w:t>с</w:t>
+      </w:r>
+      <w:r>
+        <w:t xml:space="preserve">ервер проверяет данные на наличие аномалий (защита от </w:t>
+      </w:r>
       <w:proofErr w:type="spellStart"/>
       <w:r>
-        <w:t>Steamworks</w:t>
+        <w:t>читеров</w:t>
       </w:r>
       <w:proofErr w:type="spellEnd"/>
       <w:r>
-        <w:t>:</w:t>
-      </w:r>
-      <w:r>
-        <w:t xml:space="preserve"> </w:t>
-      </w:r>
-      <w:r>
-        <w:t>Панель</w:t>
-      </w:r>
-      <w:r>
-        <w:t xml:space="preserve"> </w:t>
-      </w:r>
-      <w:r>
-        <w:t>разработчика</w:t>
-      </w:r>
-      <w:r>
-        <w:t xml:space="preserve"> </w:t>
-      </w:r>
-      <w:r>
-        <w:t>в</w:t>
-      </w:r>
-      <w:r>
-        <w:t xml:space="preserve"> </w:t>
-      </w:r>
-      <w:proofErr w:type="spellStart"/>
-      <w:r>
-        <w:t>Steam</w:t>
-      </w:r>
-      <w:proofErr w:type="spellEnd"/>
-      <w:r>
-        <w:t>,</w:t>
-      </w:r>
-      <w:r>
-        <w:t xml:space="preserve"> </w:t>
-      </w:r>
-      <w:r>
-        <w:t>предоставляющая</w:t>
-      </w:r>
-      <w:r>
-        <w:t xml:space="preserve"> </w:t>
-      </w:r>
-      <w:r>
-        <w:t>данные</w:t>
-      </w:r>
-      <w:r>
-        <w:t xml:space="preserve"> </w:t>
-      </w:r>
-      <w:r>
-        <w:t>о</w:t>
-      </w:r>
-      <w:r>
-        <w:t xml:space="preserve"> </w:t>
-      </w:r>
-      <w:r>
-        <w:t>продажах,</w:t>
-      </w:r>
-      <w:r>
-        <w:t xml:space="preserve"> </w:t>
-      </w:r>
-      <w:r>
-        <w:t>географии</w:t>
-      </w:r>
-      <w:r>
-        <w:t xml:space="preserve"> </w:t>
-      </w:r>
-      <w:r>
-        <w:t>пользователей</w:t>
-      </w:r>
-      <w:r>
-        <w:t xml:space="preserve"> </w:t>
-      </w:r>
-      <w:r>
-        <w:t>(</w:t>
-      </w:r>
-      <w:proofErr w:type="spellStart"/>
-      <w:r>
-        <w:t>Geo</w:t>
-      </w:r>
-      <w:proofErr w:type="spellEnd"/>
-      <w:r>
-        <w:t>),</w:t>
-      </w:r>
-      <w:r>
-        <w:t xml:space="preserve"> </w:t>
-      </w:r>
-      <w:r>
-        <w:t>пиковом</w:t>
-      </w:r>
-      <w:r>
-        <w:t xml:space="preserve"> </w:t>
-      </w:r>
-      <w:proofErr w:type="spellStart"/>
-      <w:r>
-        <w:t>онлайне</w:t>
-      </w:r>
-      <w:proofErr w:type="spellEnd"/>
-      <w:r>
-        <w:t xml:space="preserve"> </w:t>
-      </w:r>
-      <w:r>
-        <w:t>(CCU)</w:t>
-      </w:r>
-      <w:r>
-        <w:t xml:space="preserve"> </w:t>
-      </w:r>
-      <w:r>
-        <w:t>и</w:t>
-      </w:r>
-      <w:r>
-        <w:t xml:space="preserve"> </w:t>
-      </w:r>
-      <w:r>
-        <w:t>возвратах</w:t>
-      </w:r>
-      <w:r>
-        <w:t xml:space="preserve"> </w:t>
-      </w:r>
-      <w:r>
-        <w:t>средств</w:t>
-      </w:r>
-      <w:r>
-        <w:t xml:space="preserve"> </w:t>
-      </w:r>
-      <w:r>
-        <w:t>[</w:t>
-      </w:r>
-      <w:r>
-        <w:t>2.</w:t>
-      </w:r>
-      <w:r>
-        <w:t>7]</w:t>
+        <w:t xml:space="preserve"> и накрутки статистики)</w:t>
       </w:r>
       <w:r>
         <w:t>;</w:t>
@@ -5427,257 +5382,90 @@
       <w:pPr>
         <w:pStyle w:val="a"/>
       </w:pPr>
+      <w:r>
+        <w:t>х</w:t>
+      </w:r>
+      <w:r>
+        <w:t>ранение: </w:t>
+      </w:r>
+      <w:r>
+        <w:t>д</w:t>
+      </w:r>
+      <w:r>
+        <w:t xml:space="preserve">анные попадают в Data </w:t>
+      </w:r>
       <w:proofErr w:type="spellStart"/>
       <w:r>
-        <w:t>amplitude</w:t>
+        <w:t>Warehouse</w:t>
       </w:r>
       <w:proofErr w:type="spellEnd"/>
       <w:r>
-        <w:t xml:space="preserve"> </w:t>
-      </w:r>
-      <w:r>
-        <w:t>/</w:t>
-      </w:r>
-      <w:r>
-        <w:t xml:space="preserve"> </w:t>
+        <w:t xml:space="preserve"> (хранилище), такое как Google </w:t>
       </w:r>
       <w:proofErr w:type="spellStart"/>
       <w:r>
-        <w:t>mixpanel</w:t>
+        <w:t>BigQuery</w:t>
       </w:r>
       <w:proofErr w:type="spellEnd"/>
       <w:r>
-        <w:t xml:space="preserve"> </w:t>
-      </w:r>
-      <w:r>
-        <w:t>(аналоги):</w:t>
-      </w:r>
-      <w:r>
-        <w:t xml:space="preserve"> </w:t>
-      </w:r>
-      <w:r>
-        <w:t>В</w:t>
-      </w:r>
-      <w:r>
-        <w:t xml:space="preserve"> </w:t>
-      </w:r>
-      <w:r>
-        <w:t>индустрии</w:t>
-      </w:r>
-      <w:r>
-        <w:t xml:space="preserve"> </w:t>
-      </w:r>
-      <w:r>
-        <w:t>часто</w:t>
-      </w:r>
-      <w:r>
-        <w:t xml:space="preserve"> </w:t>
-      </w:r>
-      <w:r>
-        <w:t>используются</w:t>
-      </w:r>
-      <w:r>
-        <w:t xml:space="preserve"> </w:t>
-      </w:r>
-      <w:r>
-        <w:t>для</w:t>
-      </w:r>
-      <w:r>
-        <w:t xml:space="preserve"> </w:t>
-      </w:r>
-      <w:r>
-        <w:t>событийной</w:t>
-      </w:r>
-      <w:r>
-        <w:t xml:space="preserve"> </w:t>
-      </w:r>
-      <w:r>
-        <w:t>аналитики</w:t>
-      </w:r>
-      <w:r>
-        <w:t xml:space="preserve"> </w:t>
-      </w:r>
-      <w:r>
-        <w:t>(</w:t>
-      </w:r>
-      <w:proofErr w:type="spellStart"/>
-      <w:r>
-        <w:t>event-based</w:t>
-      </w:r>
-      <w:proofErr w:type="spellEnd"/>
-      <w:r>
-        <w:t>).</w:t>
-      </w:r>
-      <w:r>
-        <w:t xml:space="preserve"> </w:t>
-      </w:r>
-      <w:r>
-        <w:t>Они</w:t>
-      </w:r>
-      <w:r>
-        <w:t xml:space="preserve"> </w:t>
-      </w:r>
-      <w:r>
-        <w:t>позволяют</w:t>
-      </w:r>
-      <w:r>
-        <w:t xml:space="preserve"> </w:t>
-      </w:r>
-      <w:r>
-        <w:t>строить</w:t>
-      </w:r>
-      <w:r>
-        <w:t xml:space="preserve"> </w:t>
-      </w:r>
-      <w:r>
-        <w:t>воронки</w:t>
-      </w:r>
-      <w:r>
-        <w:t xml:space="preserve"> </w:t>
-      </w:r>
-      <w:r>
-        <w:t>прохождения</w:t>
-      </w:r>
-      <w:r>
-        <w:t xml:space="preserve"> </w:t>
-      </w:r>
-      <w:r>
-        <w:t>внутриигровых</w:t>
-      </w:r>
-      <w:r>
-        <w:t xml:space="preserve"> </w:t>
-      </w:r>
-      <w:r>
-        <w:t>событий</w:t>
-      </w:r>
-      <w:r>
-        <w:t xml:space="preserve"> </w:t>
-      </w:r>
-      <w:r>
-        <w:t>(например,</w:t>
-      </w:r>
-      <w:r>
-        <w:t xml:space="preserve"> </w:t>
-      </w:r>
-      <w:r>
-        <w:t>воронка</w:t>
-      </w:r>
-      <w:r>
-        <w:t xml:space="preserve"> </w:t>
-      </w:r>
-      <w:r>
-        <w:t>покупки</w:t>
-      </w:r>
-      <w:r>
-        <w:t xml:space="preserve"> </w:t>
-      </w:r>
-      <w:r>
-        <w:t>ключа:</w:t>
-      </w:r>
-      <w:r>
-        <w:t xml:space="preserve"> </w:t>
-      </w:r>
-      <w:r>
-        <w:t>зашел</w:t>
-      </w:r>
-      <w:r>
-        <w:t xml:space="preserve"> </w:t>
-      </w:r>
-      <w:r>
-        <w:t>в</w:t>
-      </w:r>
-      <w:r>
-        <w:t xml:space="preserve"> </w:t>
-      </w:r>
-      <w:r>
-        <w:t>инвентарь</w:t>
-      </w:r>
-      <w:r>
-        <w:t xml:space="preserve"> </w:t>
-      </w:r>
-      <w:r>
-        <w:t>-</w:t>
-      </w:r>
-      <w:r>
-        <w:t xml:space="preserve"> </w:t>
-      </w:r>
-      <w:r>
-        <w:t>нажал</w:t>
-      </w:r>
-      <w:r>
-        <w:t xml:space="preserve"> </w:t>
-      </w:r>
-      <w:r>
-        <w:t>на</w:t>
-      </w:r>
-      <w:r>
-        <w:t xml:space="preserve"> </w:t>
-      </w:r>
-      <w:r>
-        <w:t>кейс</w:t>
-      </w:r>
-      <w:r>
-        <w:t xml:space="preserve"> </w:t>
-      </w:r>
-      <w:r>
-        <w:t>-</w:t>
-      </w:r>
-      <w:r>
-        <w:t xml:space="preserve"> </w:t>
-      </w:r>
-      <w:r>
-        <w:t>нажал</w:t>
-      </w:r>
-      <w:r>
-        <w:t xml:space="preserve"> </w:t>
-      </w:r>
-      <w:r>
-        <w:t>купить</w:t>
-      </w:r>
-      <w:r>
-        <w:t xml:space="preserve"> </w:t>
-      </w:r>
-      <w:r>
-        <w:t>ключ</w:t>
-      </w:r>
-      <w:r>
-        <w:t xml:space="preserve"> </w:t>
-      </w:r>
-      <w:r>
-        <w:t>-</w:t>
-      </w:r>
-      <w:r>
-        <w:t xml:space="preserve"> </w:t>
-      </w:r>
-      <w:r>
-        <w:t>подтвердил</w:t>
-      </w:r>
-      <w:r>
-        <w:t xml:space="preserve"> </w:t>
-      </w:r>
-      <w:r>
-        <w:t>оплату).</w:t>
+        <w:t>;</w:t>
       </w:r>
     </w:p>
     <w:p>
       <w:pPr>
-        <w:pStyle w:val="ae"/>
-      </w:pPr>
-      <w:bookmarkStart w:id="9" w:name="_Toc216964301"/>
-      <w:r>
-        <w:t>1.2.3.</w:t>
-      </w:r>
-      <w:r>
-        <w:t xml:space="preserve"> </w:t>
-      </w:r>
-      <w:r>
-        <w:t>Инструменты</w:t>
-      </w:r>
-      <w:r>
-        <w:t xml:space="preserve"> </w:t>
-      </w:r>
-      <w:r>
-        <w:t>визуализации</w:t>
+        <w:pStyle w:val="a"/>
+      </w:pPr>
+      <w:r>
+        <w:t>о</w:t>
+      </w:r>
+      <w:r>
+        <w:t>бработка: </w:t>
+      </w:r>
+      <w:r>
+        <w:t>а</w:t>
+      </w:r>
+      <w:r>
+        <w:t>налитики используют SQL для выгрузки нужных срезов.</w:t>
+      </w:r>
+    </w:p>
+    <w:p>
+      <w:pPr>
+        <w:pStyle w:val="af0"/>
+      </w:pPr>
+      <w:r>
+        <w:t xml:space="preserve">Специфическим инструментом для игр </w:t>
+      </w:r>
+      <w:proofErr w:type="spellStart"/>
+      <w:r>
+        <w:t>Valve</w:t>
+      </w:r>
+      <w:proofErr w:type="spellEnd"/>
+      <w:r>
+        <w:t xml:space="preserve"> является панель разработчика </w:t>
+      </w:r>
+      <w:proofErr w:type="spellStart"/>
+      <w:r>
+        <w:t>Steamworks</w:t>
+      </w:r>
+      <w:proofErr w:type="spellEnd"/>
+      <w:r>
+        <w:t>. Она предоставляет агрегированные отчеты по продажах (Sales), географии (Geo), возвратам (</w:t>
+      </w:r>
+      <w:proofErr w:type="spellStart"/>
+      <w:r>
+        <w:t>Refunds</w:t>
+      </w:r>
+      <w:proofErr w:type="spellEnd"/>
+      <w:r>
+        <w:t xml:space="preserve">) и пиковому </w:t>
+      </w:r>
+      <w:proofErr w:type="spellStart"/>
+      <w:r>
+        <w:t>онлайну</w:t>
+      </w:r>
+      <w:proofErr w:type="spellEnd"/>
+      <w:r>
+        <w:t xml:space="preserve"> (CCU) [1.7].</w:t>
       </w:r>
       <w:bookmarkEnd w:id="9"/>
     </w:p>
@@ -5685,227 +5473,14 @@
       <w:pPr>
         <w:pStyle w:val="af0"/>
       </w:pPr>
-      <w:r>
-        <w:t>Для</w:t>
-      </w:r>
-      <w:r>
-        <w:t xml:space="preserve"> </w:t>
-      </w:r>
-      <w:r>
-        <w:t>работы</w:t>
-      </w:r>
-      <w:r>
-        <w:t xml:space="preserve"> </w:t>
-      </w:r>
-      <w:r>
-        <w:t>с</w:t>
-      </w:r>
-      <w:r>
-        <w:t xml:space="preserve"> </w:t>
-      </w:r>
-      <w:proofErr w:type="spellStart"/>
-      <w:r>
-        <w:t>датасетами</w:t>
-      </w:r>
-      <w:proofErr w:type="spellEnd"/>
-      <w:r>
-        <w:t xml:space="preserve"> </w:t>
-      </w:r>
-      <w:r>
-        <w:t>аналитики</w:t>
-      </w:r>
-      <w:r>
-        <w:t xml:space="preserve"> </w:t>
-      </w:r>
-      <w:r>
-        <w:t>используют:</w:t>
-      </w:r>
     </w:p>
     <w:p>
       <w:pPr>
-        <w:pStyle w:val="a"/>
-      </w:pPr>
-      <w:proofErr w:type="spellStart"/>
-      <w:r>
-        <w:t>Tableau</w:t>
-      </w:r>
-      <w:proofErr w:type="spellEnd"/>
-      <w:r>
-        <w:t>;</w:t>
-      </w:r>
-    </w:p>
-    <w:p>
-      <w:pPr>
-        <w:pStyle w:val="a"/>
-      </w:pPr>
-      <w:r>
-        <w:t>Power</w:t>
-      </w:r>
-      <w:r>
-        <w:t xml:space="preserve"> </w:t>
-      </w:r>
-      <w:r>
-        <w:t>BI;</w:t>
-      </w:r>
-    </w:p>
-    <w:p>
-      <w:pPr>
-        <w:pStyle w:val="a"/>
-      </w:pPr>
-      <w:proofErr w:type="spellStart"/>
-      <w:r>
-        <w:t>DataLens</w:t>
-      </w:r>
-      <w:proofErr w:type="spellEnd"/>
-      <w:r>
-        <w:t>.</w:t>
-      </w:r>
-    </w:p>
-    <w:p>
-      <w:pPr>
-        <w:pStyle w:val="af0"/>
-      </w:pPr>
-      <w:r>
-        <w:t>Все</w:t>
-      </w:r>
-      <w:r>
-        <w:t xml:space="preserve"> </w:t>
-      </w:r>
-      <w:r>
-        <w:t>перечисленные</w:t>
-      </w:r>
-      <w:r>
-        <w:t xml:space="preserve"> </w:t>
-      </w:r>
-      <w:r>
-        <w:t>инструменты</w:t>
-      </w:r>
-      <w:r>
-        <w:t xml:space="preserve"> </w:t>
-      </w:r>
-      <w:r>
-        <w:t>п</w:t>
-      </w:r>
-      <w:r>
-        <w:t>озволяют</w:t>
-      </w:r>
-      <w:r>
-        <w:t xml:space="preserve"> </w:t>
-      </w:r>
-      <w:r>
-        <w:t>визуализировать</w:t>
-      </w:r>
-      <w:r>
-        <w:t xml:space="preserve"> </w:t>
-      </w:r>
-      <w:r>
-        <w:t>сложные</w:t>
-      </w:r>
-      <w:r>
-        <w:t xml:space="preserve"> </w:t>
-      </w:r>
-      <w:r>
-        <w:t>данные</w:t>
-      </w:r>
-      <w:r>
-        <w:t xml:space="preserve"> </w:t>
-      </w:r>
-      <w:r>
-        <w:t>(например,</w:t>
-      </w:r>
-      <w:r>
-        <w:t xml:space="preserve"> </w:t>
-      </w:r>
-      <w:r>
-        <w:t>баланс</w:t>
-      </w:r>
-      <w:r>
-        <w:t xml:space="preserve"> </w:t>
-      </w:r>
-      <w:r>
-        <w:t>карт</w:t>
-      </w:r>
-      <w:r>
-        <w:t>,</w:t>
-      </w:r>
-      <w:r>
-        <w:t xml:space="preserve"> </w:t>
-      </w:r>
-      <w:r>
-        <w:t>процент</w:t>
-      </w:r>
-      <w:r>
-        <w:t xml:space="preserve"> </w:t>
-      </w:r>
-      <w:r>
-        <w:t>побед</w:t>
-      </w:r>
-      <w:r>
-        <w:t xml:space="preserve"> </w:t>
-      </w:r>
-      <w:r>
-        <w:t>команд</w:t>
-      </w:r>
-      <w:r>
-        <w:t xml:space="preserve"> </w:t>
-      </w:r>
-      <w:r>
-        <w:t>на</w:t>
-      </w:r>
-      <w:r>
-        <w:t xml:space="preserve"> </w:t>
-      </w:r>
-      <w:r>
-        <w:t>карте)</w:t>
-      </w:r>
-      <w:r>
-        <w:t xml:space="preserve"> </w:t>
-      </w:r>
-      <w:r>
-        <w:t>в</w:t>
-      </w:r>
-      <w:r>
-        <w:t xml:space="preserve"> </w:t>
-      </w:r>
-      <w:r>
-        <w:t>виде</w:t>
-      </w:r>
-      <w:r>
-        <w:t xml:space="preserve"> </w:t>
-      </w:r>
-      <w:r>
-        <w:t>понятных</w:t>
-      </w:r>
-      <w:r>
-        <w:t xml:space="preserve"> </w:t>
-      </w:r>
-      <w:proofErr w:type="spellStart"/>
-      <w:r>
-        <w:t>дашбордов</w:t>
-      </w:r>
-      <w:proofErr w:type="spellEnd"/>
-      <w:r>
-        <w:t xml:space="preserve"> </w:t>
-      </w:r>
-      <w:r>
-        <w:t>[</w:t>
-      </w:r>
-      <w:r>
-        <w:t>2.</w:t>
-      </w:r>
-      <w:r>
-        <w:t>8]</w:t>
-      </w:r>
-      <w:r>
-        <w:t>.</w:t>
-      </w:r>
-    </w:p>
-    <w:p>
-      <w:pPr>
         <w:pStyle w:val="af"/>
       </w:pPr>
       <w:bookmarkStart w:id="10" w:name="_Toc216964302"/>
       <w:r>
+        <w:lastRenderedPageBreak/>
         <w:t>1.3.</w:t>
       </w:r>
       <w:r>
@@ -5937,574 +5512,272 @@
     <w:p>
       <w:pPr>
         <w:pStyle w:val="af0"/>
-      </w:pPr>
-      <w:r>
-        <w:t>При</w:t>
-      </w:r>
-      <w:r>
-        <w:t xml:space="preserve"> </w:t>
-      </w:r>
-      <w:r>
-        <w:t>работе</w:t>
-      </w:r>
-      <w:r>
-        <w:t xml:space="preserve"> </w:t>
-      </w:r>
-      <w:r>
-        <w:t>с</w:t>
-      </w:r>
-      <w:r>
-        <w:t xml:space="preserve"> </w:t>
-      </w:r>
-      <w:r>
-        <w:t>Counter-Strike</w:t>
-      </w:r>
-      <w:r>
-        <w:t xml:space="preserve"> </w:t>
-      </w:r>
-      <w:r>
-        <w:t>2</w:t>
-      </w:r>
-      <w:r>
-        <w:t xml:space="preserve"> </w:t>
-      </w:r>
-      <w:r>
-        <w:t>классические</w:t>
-      </w:r>
-      <w:r>
-        <w:t xml:space="preserve"> </w:t>
-      </w:r>
-      <w:r>
-        <w:t>методики</w:t>
-      </w:r>
-      <w:r>
-        <w:t xml:space="preserve"> </w:t>
-      </w:r>
-      <w:r>
-        <w:t>требуют</w:t>
-      </w:r>
-      <w:r>
-        <w:t xml:space="preserve"> </w:t>
-      </w:r>
-      <w:r>
-        <w:t>адаптации</w:t>
-      </w:r>
-      <w:r>
-        <w:t xml:space="preserve"> </w:t>
-      </w:r>
-      <w:r>
-        <w:t>под</w:t>
-      </w:r>
-      <w:r>
-        <w:t xml:space="preserve"> </w:t>
-      </w:r>
-      <w:r>
-        <w:t>две</w:t>
-      </w:r>
-      <w:r>
-        <w:t xml:space="preserve"> </w:t>
-      </w:r>
-      <w:r>
-        <w:t>уникальные</w:t>
-      </w:r>
-      <w:r>
-        <w:t xml:space="preserve"> </w:t>
-      </w:r>
-      <w:r>
-        <w:t>особенности</w:t>
-      </w:r>
-      <w:r>
-        <w:t xml:space="preserve"> </w:t>
-      </w:r>
-      <w:r>
-        <w:t>проекта:</w:t>
+        <w:rPr>
+          <w:lang w:eastAsia="ru-RU"/>
+        </w:rPr>
+      </w:pPr>
+      <w:r>
+        <w:rPr>
+          <w:lang w:eastAsia="ru-RU"/>
+        </w:rPr>
+        <w:t xml:space="preserve">Применение стандартных методологий (таких как AARRR или </w:t>
+      </w:r>
+      <w:proofErr w:type="spellStart"/>
+      <w:r>
+        <w:rPr>
+          <w:lang w:eastAsia="ru-RU"/>
+        </w:rPr>
+        <w:t>когортный</w:t>
+      </w:r>
+      <w:proofErr w:type="spellEnd"/>
+      <w:r>
+        <w:rPr>
+          <w:lang w:eastAsia="ru-RU"/>
+        </w:rPr>
+        <w:t xml:space="preserve"> анализ) и универсального инструментария к такому масштабному проекту, как Counter-Strike 2, требует значительной адаптации. CS2 представляет собой не просто программный продукт, а сложную цифровую экосистему, функционирующую по законам, отличным от классических мобильных игр или e-</w:t>
+      </w:r>
+      <w:proofErr w:type="spellStart"/>
+      <w:r>
+        <w:rPr>
+          <w:lang w:eastAsia="ru-RU"/>
+        </w:rPr>
+        <w:t>commerce</w:t>
+      </w:r>
+      <w:proofErr w:type="spellEnd"/>
+      <w:r>
+        <w:rPr>
+          <w:lang w:eastAsia="ru-RU"/>
+        </w:rPr>
+        <w:t xml:space="preserve"> проектов.</w:t>
       </w:r>
     </w:p>
     <w:p>
       <w:pPr>
-        <w:pStyle w:val="a"/>
-      </w:pPr>
-      <w:r>
-        <w:lastRenderedPageBreak/>
-        <w:t>э</w:t>
-      </w:r>
-      <w:r>
-        <w:t>кономика,</w:t>
-      </w:r>
-      <w:r>
-        <w:t xml:space="preserve"> </w:t>
-      </w:r>
-      <w:r>
-        <w:t>управляемая</w:t>
-      </w:r>
-      <w:r>
-        <w:t xml:space="preserve"> </w:t>
-      </w:r>
-      <w:r>
-        <w:t>игроками</w:t>
-      </w:r>
-      <w:r>
-        <w:t xml:space="preserve"> </w:t>
-      </w:r>
-      <w:r>
-        <w:t>(</w:t>
-      </w:r>
-      <w:r>
-        <w:rPr>
-          <w:lang w:val="en-US"/>
-        </w:rPr>
-        <w:t>p</w:t>
+        <w:pStyle w:val="af0"/>
+        <w:rPr>
+          <w:lang w:eastAsia="ru-RU"/>
+        </w:rPr>
+      </w:pPr>
+      <w:r>
+        <w:rPr>
+          <w:lang w:eastAsia="ru-RU"/>
+        </w:rPr>
+        <w:t xml:space="preserve">Главная аналитическая сложность заключается в нелинейности поведения пользователя: игрок может не запускать клиент игры неделями (низкий DAU), но при этом активно торговать на Торговой площадке </w:t>
       </w:r>
       <w:proofErr w:type="spellStart"/>
       <w:r>
-        <w:t>layer</w:t>
+        <w:rPr>
+          <w:lang w:eastAsia="ru-RU"/>
+        </w:rPr>
+        <w:t>Steam</w:t>
       </w:r>
       <w:proofErr w:type="spellEnd"/>
       <w:r>
-        <w:t>-</w:t>
-      </w:r>
-      <w:r>
-        <w:rPr>
-          <w:lang w:val="en-US"/>
-        </w:rPr>
-        <w:t>d</w:t>
+        <w:rPr>
+          <w:lang w:eastAsia="ru-RU"/>
+        </w:rPr>
+        <w:t xml:space="preserve"> или смотреть трансляции турниров, оставаясь в экосистеме продукта. Следовательно, стандартные метрики удержания и монетизации должны быть расширены специфическими показателями, учитывающими уникальную экономическую модель </w:t>
       </w:r>
       <w:proofErr w:type="spellStart"/>
       <w:r>
-        <w:t>riven</w:t>
+        <w:rPr>
+          <w:lang w:eastAsia="ru-RU"/>
+        </w:rPr>
+        <w:t>Valve</w:t>
       </w:r>
       <w:proofErr w:type="spellEnd"/>
       <w:r>
-        <w:t xml:space="preserve"> </w:t>
-      </w:r>
-      <w:r>
-        <w:rPr>
-          <w:lang w:val="en-US"/>
-        </w:rPr>
-        <w:t>e</w:t>
-      </w:r>
-      <w:proofErr w:type="spellStart"/>
-      <w:r>
-        <w:t>conomy</w:t>
-      </w:r>
-      <w:proofErr w:type="spellEnd"/>
-      <w:r>
-        <w:t>):</w:t>
-      </w:r>
-      <w:r>
-        <w:br/>
-        <w:t>В</w:t>
-      </w:r>
-      <w:r>
-        <w:t xml:space="preserve"> </w:t>
-      </w:r>
-      <w:r>
-        <w:t>отличие</w:t>
-      </w:r>
-      <w:r>
-        <w:t xml:space="preserve"> </w:t>
-      </w:r>
-      <w:r>
-        <w:t>от</w:t>
-      </w:r>
-      <w:r>
-        <w:t xml:space="preserve"> </w:t>
-      </w:r>
-      <w:r>
-        <w:t>обычных</w:t>
-      </w:r>
-      <w:r>
-        <w:t xml:space="preserve"> </w:t>
-      </w:r>
-      <w:r>
-        <w:t>магазинов,</w:t>
-      </w:r>
-      <w:r>
-        <w:t xml:space="preserve"> </w:t>
-      </w:r>
-      <w:r>
-        <w:t>здесь</w:t>
-      </w:r>
-      <w:r>
-        <w:t xml:space="preserve"> </w:t>
-      </w:r>
-      <w:r>
-        <w:t>аналитика</w:t>
-      </w:r>
-      <w:r>
-        <w:t xml:space="preserve"> </w:t>
-      </w:r>
-      <w:r>
-        <w:t>должна</w:t>
-      </w:r>
-      <w:r>
-        <w:t xml:space="preserve"> </w:t>
-      </w:r>
-      <w:r>
-        <w:t>учитывать</w:t>
-      </w:r>
-      <w:r>
-        <w:t xml:space="preserve"> </w:t>
-      </w:r>
-      <w:r>
-        <w:t>вторичный</w:t>
-      </w:r>
-      <w:r>
-        <w:t xml:space="preserve"> </w:t>
-      </w:r>
-      <w:r>
-        <w:t>рынок</w:t>
-      </w:r>
-      <w:r>
-        <w:t xml:space="preserve"> </w:t>
-      </w:r>
-      <w:r>
-        <w:t>(</w:t>
-      </w:r>
-      <w:proofErr w:type="spellStart"/>
-      <w:r>
-        <w:t>Steam</w:t>
-      </w:r>
-      <w:proofErr w:type="spellEnd"/>
-      <w:r>
-        <w:t xml:space="preserve"> </w:t>
-      </w:r>
-      <w:r>
-        <w:t>Market).</w:t>
-      </w:r>
-      <w:r>
-        <w:t xml:space="preserve"> </w:t>
-      </w:r>
-      <w:r>
-        <w:t>Важно</w:t>
-      </w:r>
-      <w:r>
-        <w:t xml:space="preserve"> </w:t>
-      </w:r>
-      <w:r>
-        <w:t>отслеживать</w:t>
-      </w:r>
-      <w:r>
-        <w:t xml:space="preserve"> </w:t>
-      </w:r>
-      <w:r>
-        <w:t>не</w:t>
-      </w:r>
-      <w:r>
-        <w:t xml:space="preserve"> </w:t>
-      </w:r>
-      <w:r>
-        <w:t>только</w:t>
-      </w:r>
-      <w:r>
-        <w:t xml:space="preserve"> </w:t>
-      </w:r>
-      <w:r>
-        <w:t>прямые</w:t>
-      </w:r>
-      <w:r>
-        <w:t xml:space="preserve"> </w:t>
-      </w:r>
-      <w:r>
-        <w:t>продажи</w:t>
-      </w:r>
-      <w:r>
-        <w:t xml:space="preserve"> </w:t>
-      </w:r>
-      <w:r>
-        <w:t>ключей,</w:t>
-      </w:r>
-      <w:r>
-        <w:t xml:space="preserve"> </w:t>
-      </w:r>
-      <w:r>
-        <w:t>но</w:t>
-      </w:r>
-      <w:r>
-        <w:t xml:space="preserve"> </w:t>
-      </w:r>
-      <w:r>
-        <w:t>и</w:t>
-      </w:r>
-      <w:r>
-        <w:t xml:space="preserve"> </w:t>
-      </w:r>
-      <w:r>
-        <w:t>объем</w:t>
-      </w:r>
-      <w:r>
-        <w:t xml:space="preserve"> </w:t>
-      </w:r>
-      <w:r>
-        <w:t>торгов</w:t>
-      </w:r>
-      <w:r>
-        <w:t xml:space="preserve"> </w:t>
-      </w:r>
-      <w:r>
-        <w:t>скинами,</w:t>
-      </w:r>
-      <w:r>
-        <w:t xml:space="preserve"> </w:t>
-      </w:r>
-      <w:r>
-        <w:t>так</w:t>
-      </w:r>
-      <w:r>
-        <w:t xml:space="preserve"> </w:t>
-      </w:r>
-      <w:r>
-        <w:t>как</w:t>
-      </w:r>
-      <w:r>
-        <w:t xml:space="preserve"> </w:t>
-      </w:r>
-      <w:proofErr w:type="spellStart"/>
-      <w:r>
-        <w:t>Valve</w:t>
-      </w:r>
-      <w:proofErr w:type="spellEnd"/>
-      <w:r>
-        <w:t xml:space="preserve"> </w:t>
-      </w:r>
-      <w:r>
-        <w:t>получает</w:t>
-      </w:r>
-      <w:r>
-        <w:t xml:space="preserve"> </w:t>
-      </w:r>
-      <w:r>
-        <w:t>процент</w:t>
-      </w:r>
-      <w:r>
-        <w:t xml:space="preserve"> </w:t>
-      </w:r>
-      <w:r>
-        <w:t>с</w:t>
-      </w:r>
-      <w:r>
-        <w:t xml:space="preserve"> </w:t>
-      </w:r>
-      <w:r>
-        <w:t>каждой</w:t>
-      </w:r>
-      <w:r>
-        <w:t xml:space="preserve"> </w:t>
-      </w:r>
-      <w:r>
-        <w:t>транзакции</w:t>
-      </w:r>
-      <w:r>
-        <w:t xml:space="preserve"> </w:t>
-      </w:r>
-      <w:r>
-        <w:t>[</w:t>
-      </w:r>
-      <w:r>
-        <w:t>2.</w:t>
-      </w:r>
-      <w:r>
-        <w:t>9</w:t>
-      </w:r>
-      <w:r>
-        <w:t>]</w:t>
-      </w:r>
-      <w:r>
-        <w:t>;</w:t>
+        <w:rPr>
+          <w:lang w:eastAsia="ru-RU"/>
+        </w:rPr>
+        <w:t xml:space="preserve"> и влияние внешней среды (киберспорта). Рассмотрим ключевые особенности, формирующие требования к аналитической системе проекта.</w:t>
       </w:r>
     </w:p>
     <w:p>
       <w:pPr>
-        <w:pStyle w:val="a"/>
-      </w:pPr>
-      <w:r>
-        <w:t>к</w:t>
-      </w:r>
-      <w:r>
-        <w:t>иберспортивная</w:t>
-      </w:r>
-      <w:r>
-        <w:t xml:space="preserve"> </w:t>
-      </w:r>
-      <w:r>
-        <w:t>составляющая:</w:t>
-      </w:r>
-      <w:r>
-        <w:t xml:space="preserve"> </w:t>
-      </w:r>
-      <w:r>
-        <w:t>а</w:t>
-      </w:r>
-      <w:r>
-        <w:t>нализ</w:t>
-      </w:r>
-      <w:r>
-        <w:t xml:space="preserve"> </w:t>
-      </w:r>
-      <w:r>
-        <w:t>должен</w:t>
-      </w:r>
-      <w:r>
-        <w:t xml:space="preserve"> </w:t>
-      </w:r>
-      <w:r>
-        <w:t>учитывать</w:t>
-      </w:r>
-      <w:r>
-        <w:t xml:space="preserve"> </w:t>
-      </w:r>
-      <w:r>
-        <w:t>корреляцию</w:t>
-      </w:r>
-      <w:r>
-        <w:t xml:space="preserve"> </w:t>
-      </w:r>
-      <w:r>
-        <w:t>между</w:t>
-      </w:r>
-      <w:r>
-        <w:t xml:space="preserve"> </w:t>
-      </w:r>
-      <w:r>
-        <w:t>киберспортивными</w:t>
-      </w:r>
-      <w:r>
-        <w:t xml:space="preserve"> </w:t>
-      </w:r>
-      <w:r>
-        <w:t>событиями</w:t>
-      </w:r>
-      <w:r>
-        <w:t xml:space="preserve"> </w:t>
-      </w:r>
-      <w:r>
-        <w:t>(Major-турниры)</w:t>
-      </w:r>
-      <w:r>
-        <w:t xml:space="preserve"> </w:t>
-      </w:r>
-      <w:r>
-        <w:t>и</w:t>
-      </w:r>
-      <w:r>
-        <w:t xml:space="preserve"> </w:t>
-      </w:r>
-      <w:r>
-        <w:t>активностью</w:t>
-      </w:r>
-      <w:r>
-        <w:t xml:space="preserve"> </w:t>
-      </w:r>
-      <w:r>
-        <w:t>в</w:t>
-      </w:r>
-      <w:r>
-        <w:t xml:space="preserve"> </w:t>
-      </w:r>
-      <w:r>
-        <w:t>игре.</w:t>
-      </w:r>
-      <w:r>
-        <w:t xml:space="preserve"> </w:t>
-      </w:r>
-      <w:r>
-        <w:t>Используется</w:t>
-      </w:r>
-      <w:r>
-        <w:t xml:space="preserve"> </w:t>
-      </w:r>
-      <w:r>
-        <w:t>методика</w:t>
-      </w:r>
-      <w:r>
-        <w:t xml:space="preserve"> </w:t>
-      </w:r>
-      <w:r>
-        <w:t>Event</w:t>
-      </w:r>
-      <w:r>
-        <w:t xml:space="preserve"> </w:t>
-      </w:r>
-      <w:r>
-        <w:t>Impact</w:t>
-      </w:r>
-      <w:r>
-        <w:t xml:space="preserve"> </w:t>
-      </w:r>
-      <w:r>
-        <w:t>Analysis,</w:t>
-      </w:r>
-      <w:r>
-        <w:t xml:space="preserve"> </w:t>
-      </w:r>
-      <w:r>
-        <w:t>чтобы</w:t>
-      </w:r>
-      <w:r>
-        <w:t xml:space="preserve"> </w:t>
-      </w:r>
-      <w:r>
-        <w:t>понять,</w:t>
-      </w:r>
-      <w:r>
-        <w:t xml:space="preserve"> </w:t>
-      </w:r>
-      <w:r>
-        <w:t>как</w:t>
-      </w:r>
-      <w:r>
-        <w:t xml:space="preserve"> </w:t>
-      </w:r>
-      <w:r>
-        <w:t>победа</w:t>
-      </w:r>
-      <w:r>
-        <w:t xml:space="preserve"> </w:t>
-      </w:r>
-      <w:r>
-        <w:t>определенной</w:t>
-      </w:r>
-      <w:r>
-        <w:t xml:space="preserve"> </w:t>
-      </w:r>
-      <w:r>
-        <w:t>команды</w:t>
-      </w:r>
-      <w:r>
-        <w:t xml:space="preserve"> </w:t>
-      </w:r>
-      <w:r>
-        <w:t>влияет</w:t>
-      </w:r>
-      <w:r>
-        <w:t xml:space="preserve"> </w:t>
-      </w:r>
-      <w:r>
-        <w:t>на</w:t>
-      </w:r>
-      <w:r>
-        <w:t xml:space="preserve"> </w:t>
-      </w:r>
-      <w:r>
-        <w:t>продажи</w:t>
-      </w:r>
-      <w:r>
-        <w:t xml:space="preserve"> </w:t>
-      </w:r>
-      <w:r>
-        <w:t>её</w:t>
-      </w:r>
-      <w:r>
-        <w:t xml:space="preserve"> </w:t>
-      </w:r>
-      <w:r>
-        <w:t>стикеров</w:t>
-      </w:r>
-      <w:r>
-        <w:t xml:space="preserve"> </w:t>
-      </w:r>
-      <w:r>
-        <w:t>(капсул).</w:t>
+        <w:pStyle w:val="ae"/>
+      </w:pPr>
+      <w:r>
+        <w:rPr>
+          <w:rStyle w:val="ng-star-inserted"/>
+          <w:rFonts w:ascii="Arial" w:eastAsiaTheme="majorEastAsia" w:hAnsi="Arial" w:cs="Arial"/>
+          <w:color w:val="1A1C1E"/>
+        </w:rPr>
+        <w:t xml:space="preserve">1.3.1. Анализ экономики, управляемой игроками (Player-Driven </w:t>
+      </w:r>
+      <w:proofErr w:type="spellStart"/>
+      <w:r>
+        <w:rPr>
+          <w:rStyle w:val="ng-star-inserted"/>
+          <w:rFonts w:ascii="Arial" w:eastAsiaTheme="majorEastAsia" w:hAnsi="Arial" w:cs="Arial"/>
+          <w:color w:val="1A1C1E"/>
+        </w:rPr>
+        <w:t>Economy</w:t>
+      </w:r>
+      <w:proofErr w:type="spellEnd"/>
+      <w:r>
+        <w:rPr>
+          <w:rStyle w:val="ng-star-inserted"/>
+          <w:rFonts w:ascii="Arial" w:eastAsiaTheme="majorEastAsia" w:hAnsi="Arial" w:cs="Arial"/>
+          <w:color w:val="1A1C1E"/>
+        </w:rPr>
+        <w:t>)</w:t>
+      </w:r>
+    </w:p>
+    <w:p>
+      <w:pPr>
+        <w:pStyle w:val="af0"/>
+      </w:pPr>
+      <w:r>
+        <w:rPr>
+          <w:rStyle w:val="ng-star-inserted"/>
+        </w:rPr>
+        <w:t>Уникальная черта проекта — наличие вторичного рынка. Аналитика здесь сближается с биржевой: необходимо отслеживать объемы торгов (</w:t>
+      </w:r>
+      <w:proofErr w:type="spellStart"/>
+      <w:r>
+        <w:rPr>
+          <w:rStyle w:val="ng-star-inserted"/>
+        </w:rPr>
+        <w:t>Volume</w:t>
+      </w:r>
+      <w:proofErr w:type="spellEnd"/>
+      <w:r>
+        <w:rPr>
+          <w:rStyle w:val="ng-star-inserted"/>
+        </w:rPr>
+        <w:t xml:space="preserve">) и среднюю цену лота на Торговой площадке </w:t>
+      </w:r>
+      <w:proofErr w:type="spellStart"/>
+      <w:r>
+        <w:rPr>
+          <w:rStyle w:val="ng-star-inserted"/>
+        </w:rPr>
+        <w:t>Steam</w:t>
+      </w:r>
+      <w:proofErr w:type="spellEnd"/>
+      <w:r>
+        <w:rPr>
+          <w:rStyle w:val="ng-star-inserted"/>
+        </w:rPr>
+        <w:t>. Важно учитывать, что разработчик получает доход в виде комиссии с каждой перепродажи </w:t>
+      </w:r>
+      <w:r>
+        <w:rPr>
+          <w:rStyle w:val="inline-code"/>
+        </w:rPr>
+        <w:t>[1.8]</w:t>
+      </w:r>
+      <w:r>
+        <w:rPr>
+          <w:rStyle w:val="ng-star-inserted"/>
+        </w:rPr>
+        <w:t>.</w:t>
+      </w:r>
+    </w:p>
+    <w:p>
+      <w:pPr>
+        <w:pStyle w:val="af0"/>
+        <w:rPr>
+          <w:rStyle w:val="ng-star-inserted"/>
+          <w:rFonts w:ascii="Arial" w:eastAsiaTheme="majorEastAsia" w:hAnsi="Arial" w:cs="Arial"/>
+          <w:color w:val="1A1C1E"/>
+        </w:rPr>
+      </w:pPr>
+    </w:p>
+    <w:p>
+      <w:pPr>
+        <w:pStyle w:val="af0"/>
+        <w:rPr>
+          <w:rStyle w:val="ng-star-inserted"/>
+          <w:rFonts w:ascii="Arial" w:eastAsiaTheme="majorEastAsia" w:hAnsi="Arial" w:cs="Arial"/>
+          <w:color w:val="1A1C1E"/>
+        </w:rPr>
+      </w:pPr>
+    </w:p>
+    <w:p>
+      <w:pPr>
+        <w:pStyle w:val="ae"/>
+        <w:rPr>
+          <w:sz w:val="27"/>
+          <w:szCs w:val="27"/>
+        </w:rPr>
+      </w:pPr>
+      <w:r>
+        <w:rPr>
+          <w:rStyle w:val="ng-star-inserted"/>
+          <w:rFonts w:ascii="Arial" w:eastAsiaTheme="majorEastAsia" w:hAnsi="Arial" w:cs="Arial"/>
+          <w:color w:val="1A1C1E"/>
+        </w:rPr>
+        <w:lastRenderedPageBreak/>
+        <w:t>1.3.2. Киберспортивный фактор</w:t>
+      </w:r>
+    </w:p>
+    <w:p>
+      <w:pPr>
+        <w:pStyle w:val="af0"/>
+      </w:pPr>
+      <w:r>
+        <w:rPr>
+          <w:rStyle w:val="ng-star-inserted"/>
+        </w:rPr>
+        <w:t xml:space="preserve">CS2 — ведущая </w:t>
+      </w:r>
+      <w:proofErr w:type="spellStart"/>
+      <w:r>
+        <w:rPr>
+          <w:rStyle w:val="ng-star-inserted"/>
+        </w:rPr>
+        <w:t>кибердисциплина</w:t>
+      </w:r>
+      <w:proofErr w:type="spellEnd"/>
+      <w:r>
+        <w:rPr>
+          <w:rStyle w:val="ng-star-inserted"/>
+        </w:rPr>
+        <w:t xml:space="preserve">. Анализ требует применения методики Event Impact Analysis (Анализ влияния событий). Необходимо коррелировать всплески </w:t>
+      </w:r>
+      <w:proofErr w:type="spellStart"/>
+      <w:r>
+        <w:rPr>
+          <w:rStyle w:val="ng-star-inserted"/>
+        </w:rPr>
+        <w:t>онлайна</w:t>
+      </w:r>
+      <w:proofErr w:type="spellEnd"/>
+      <w:r>
+        <w:rPr>
+          <w:rStyle w:val="ng-star-inserted"/>
+        </w:rPr>
+        <w:t xml:space="preserve"> и покупок внутриигровых предметов с расписанием крупных турниров (</w:t>
+      </w:r>
+      <w:proofErr w:type="spellStart"/>
+      <w:r>
+        <w:rPr>
+          <w:rStyle w:val="ng-star-inserted"/>
+        </w:rPr>
+        <w:t>Majors</w:t>
+      </w:r>
+      <w:proofErr w:type="spellEnd"/>
+      <w:r>
+        <w:rPr>
+          <w:rStyle w:val="ng-star-inserted"/>
+        </w:rPr>
+        <w:t xml:space="preserve">, IEM </w:t>
+      </w:r>
+      <w:proofErr w:type="spellStart"/>
+      <w:r>
+        <w:rPr>
+          <w:rStyle w:val="ng-star-inserted"/>
+        </w:rPr>
+        <w:t>Katowice</w:t>
+      </w:r>
+      <w:proofErr w:type="spellEnd"/>
+      <w:r>
+        <w:rPr>
+          <w:rStyle w:val="ng-star-inserted"/>
+        </w:rPr>
+        <w:t xml:space="preserve"> и др.).</w:t>
       </w:r>
     </w:p>
     <w:p>
@@ -6529,16 +5802,6 @@
     </w:p>
     <w:p>
       <w:pPr>
-        <w:pStyle w:val="a"/>
-        <w:numPr>
-          <w:ilvl w:val="0"/>
-          <w:numId w:val="0"/>
-        </w:numPr>
-        <w:ind w:firstLine="709"/>
-      </w:pPr>
-    </w:p>
-    <w:p>
-      <w:pPr>
         <w:pStyle w:val="af"/>
       </w:pPr>
       <w:bookmarkStart w:id="11" w:name="_Toc216964303"/>
@@ -8063,7 +7326,6 @@
         <w:rPr>
           <w:rStyle w:val="ng-star-inserted"/>
         </w:rPr>
-        <w:lastRenderedPageBreak/>
         <w:t>Данные</w:t>
       </w:r>
       <w:r>
@@ -8471,6 +7733,7 @@
         <w:rPr>
           <w:rStyle w:val="ng-star-inserted"/>
         </w:rPr>
+        <w:lastRenderedPageBreak/>
         <w:t>популярных</w:t>
       </w:r>
       <w:r>
@@ -10393,7 +9656,6 @@
           <w:rFonts w:eastAsiaTheme="majorEastAsia"/>
           <w:color w:val="1A1C1E"/>
         </w:rPr>
-        <w:lastRenderedPageBreak/>
         <w:t>2.1.3.</w:t>
       </w:r>
       <w:r>
@@ -10577,6 +9839,7 @@
         <w:rPr>
           <w:rStyle w:val="ng-star-inserted"/>
         </w:rPr>
+        <w:lastRenderedPageBreak/>
         <w:t>ARPU</w:t>
       </w:r>
       <w:r>
@@ -12145,7 +11408,6 @@
           <w:rStyle w:val="ng-star-inserted"/>
           <w:lang w:val="en-US"/>
         </w:rPr>
-        <w:lastRenderedPageBreak/>
         <w:t>s</w:t>
       </w:r>
       <w:proofErr w:type="spellStart"/>
@@ -12438,6 +11700,7 @@
           <w:rFonts w:eastAsiaTheme="majorEastAsia"/>
           <w:color w:val="1A1C1E"/>
         </w:rPr>
+        <w:lastRenderedPageBreak/>
         <w:t>2.2.2.</w:t>
       </w:r>
       <w:r>
@@ -13631,7 +12894,6 @@
         <w:rPr>
           <w:rStyle w:val="ng-star-inserted"/>
         </w:rPr>
-        <w:lastRenderedPageBreak/>
         <w:t>В</w:t>
       </w:r>
       <w:r>
@@ -13928,6 +13190,7 @@
         <w:rPr>
           <w:rStyle w:val="ng-star-inserted"/>
         </w:rPr>
+        <w:lastRenderedPageBreak/>
         <w:t>Методика</w:t>
       </w:r>
       <w:r>
@@ -15209,7 +14472,6 @@
         <w:rPr>
           <w:rStyle w:val="ng-star-inserted"/>
         </w:rPr>
-        <w:lastRenderedPageBreak/>
         <w:t>CPA</w:t>
       </w:r>
       <w:r>
@@ -15804,6 +15066,7 @@
         <w:rPr>
           <w:rStyle w:val="ng-star-inserted"/>
         </w:rPr>
+        <w:lastRenderedPageBreak/>
         <w:t>и</w:t>
       </w:r>
       <w:r>
@@ -16114,7 +15377,6 @@
         <w:pStyle w:val="af0"/>
       </w:pPr>
       <w:r>
-        <w:lastRenderedPageBreak/>
         <w:t xml:space="preserve">Таким образом, сформированный аналитический инструментарий (метрики, сегменты, воронки) полностью готов к применению. В следующей, третьей главе, данные методики будут использованы для работы с </w:t>
       </w:r>
       <w:proofErr w:type="spellStart"/>
@@ -16192,6 +15454,7 @@
           <w:ilvl w:val="1"/>
           <w:numId w:val="14"/>
         </w:numPr>
+        <w:ind w:left="709" w:firstLine="720"/>
       </w:pPr>
       <w:proofErr w:type="spellStart"/>
       <w:r>
@@ -16435,6 +15698,7 @@
           <w:ilvl w:val="1"/>
           <w:numId w:val="14"/>
         </w:numPr>
+        <w:ind w:left="709" w:firstLine="720"/>
       </w:pPr>
       <w:proofErr w:type="spellStart"/>
       <w:r>
@@ -16669,6 +15933,7 @@
           <w:ilvl w:val="1"/>
           <w:numId w:val="14"/>
         </w:numPr>
+        <w:ind w:left="709" w:firstLine="720"/>
       </w:pPr>
       <w:proofErr w:type="spellStart"/>
       <w:r>
@@ -16991,6 +16256,7 @@
           <w:ilvl w:val="1"/>
           <w:numId w:val="14"/>
         </w:numPr>
+        <w:ind w:left="709" w:firstLine="720"/>
         <w:rPr>
           <w:lang w:val="en-US"/>
         </w:rPr>
@@ -17504,6 +16770,7 @@
           <w:ilvl w:val="1"/>
           <w:numId w:val="14"/>
         </w:numPr>
+        <w:ind w:left="709" w:firstLine="720"/>
       </w:pPr>
       <w:proofErr w:type="spellStart"/>
       <w:r>
@@ -17735,145 +17002,43 @@
         <w:pStyle w:val="a"/>
         <w:numPr>
           <w:ilvl w:val="1"/>
-          <w:numId w:val="40"/>
+          <w:numId w:val="47"/>
         </w:numPr>
         <w:ind w:left="1418"/>
       </w:pPr>
       <w:r>
-        <w:t>Сабиров,</w:t>
-      </w:r>
-      <w:r>
-        <w:t xml:space="preserve"> </w:t>
-      </w:r>
-      <w:r>
-        <w:t>В.</w:t>
-      </w:r>
-      <w:r>
-        <w:t xml:space="preserve"> </w:t>
-      </w:r>
-      <w:r>
-        <w:t>Игра</w:t>
-      </w:r>
-      <w:r>
-        <w:t xml:space="preserve"> </w:t>
-      </w:r>
-      <w:r>
-        <w:t>в</w:t>
-      </w:r>
-      <w:r>
-        <w:t xml:space="preserve"> </w:t>
-      </w:r>
-      <w:r>
-        <w:t>цифры.</w:t>
-      </w:r>
-      <w:r>
-        <w:t xml:space="preserve"> </w:t>
-      </w:r>
-      <w:r>
-        <w:t>Как</w:t>
-      </w:r>
-      <w:r>
-        <w:t xml:space="preserve"> </w:t>
-      </w:r>
-      <w:r>
-        <w:t>аналитика</w:t>
-      </w:r>
-      <w:r>
-        <w:t xml:space="preserve"> </w:t>
-      </w:r>
-      <w:r>
-        <w:t>позволяет</w:t>
-      </w:r>
-      <w:r>
-        <w:t xml:space="preserve"> </w:t>
-      </w:r>
-      <w:r>
-        <w:t>видеоиграм</w:t>
-      </w:r>
-      <w:r>
-        <w:t xml:space="preserve"> </w:t>
-      </w:r>
-      <w:r>
-        <w:t>жить</w:t>
-      </w:r>
-      <w:r>
-        <w:t xml:space="preserve"> </w:t>
-      </w:r>
-      <w:r>
-        <w:t>лучше</w:t>
-      </w:r>
-      <w:r>
-        <w:t xml:space="preserve"> </w:t>
-      </w:r>
-      <w:r>
-        <w:t>/</w:t>
-      </w:r>
-      <w:r>
-        <w:t xml:space="preserve"> </w:t>
-      </w:r>
-      <w:r>
-        <w:t>В.</w:t>
-      </w:r>
-      <w:r>
-        <w:t xml:space="preserve"> </w:t>
-      </w:r>
-      <w:r>
-        <w:t>Сабиров.</w:t>
-      </w:r>
-      <w:r>
-        <w:t xml:space="preserve"> </w:t>
-      </w:r>
-      <w:r>
-        <w:t>—</w:t>
-      </w:r>
-      <w:r>
-        <w:t xml:space="preserve"> </w:t>
+        <w:rPr>
+          <w:rStyle w:val="ng-star-inserted"/>
+        </w:rPr>
+        <w:t xml:space="preserve">Сабиров, В. Игра в цифры. Как аналитика позволяет видеоиграм жить лучше / В. Сабиров. — </w:t>
       </w:r>
       <w:proofErr w:type="gramStart"/>
       <w:r>
-        <w:t>Москва</w:t>
-      </w:r>
-      <w:r>
-        <w:t xml:space="preserve"> </w:t>
-      </w:r>
-      <w:r>
-        <w:t>:</w:t>
+        <w:rPr>
+          <w:rStyle w:val="ng-star-inserted"/>
+        </w:rPr>
+        <w:t>Москва :</w:t>
       </w:r>
       <w:proofErr w:type="gramEnd"/>
       <w:r>
+        <w:rPr>
+          <w:rStyle w:val="ng-star-inserted"/>
+        </w:rPr>
         <w:t xml:space="preserve"> </w:t>
       </w:r>
       <w:proofErr w:type="spellStart"/>
       <w:r>
+        <w:rPr>
+          <w:rStyle w:val="ng-star-inserted"/>
+        </w:rPr>
         <w:t>Бомбора</w:t>
       </w:r>
       <w:proofErr w:type="spellEnd"/>
       <w:r>
-        <w:t>,</w:t>
-      </w:r>
-      <w:r>
-        <w:t xml:space="preserve"> </w:t>
-      </w:r>
-      <w:r>
-        <w:t>2021.</w:t>
-      </w:r>
-      <w:r>
-        <w:t xml:space="preserve"> </w:t>
-      </w:r>
-      <w:r>
-        <w:t>—</w:t>
-      </w:r>
-      <w:r>
-        <w:t xml:space="preserve"> </w:t>
-      </w:r>
-      <w:r>
-        <w:t>304</w:t>
-      </w:r>
-      <w:r>
-        <w:t xml:space="preserve"> </w:t>
-      </w:r>
-      <w:r>
-        <w:t>с.</w:t>
+        <w:rPr>
+          <w:rStyle w:val="ng-star-inserted"/>
+        </w:rPr>
+        <w:t>, 2021. — С. 45.</w:t>
       </w:r>
     </w:p>
     <w:p>
@@ -17881,209 +17046,49 @@
         <w:pStyle w:val="a"/>
         <w:numPr>
           <w:ilvl w:val="1"/>
-          <w:numId w:val="40"/>
+          <w:numId w:val="47"/>
         </w:numPr>
         <w:ind w:left="1418"/>
       </w:pPr>
       <w:r>
         <w:rPr>
+          <w:rStyle w:val="ng-star-inserted"/>
           <w:lang w:val="en-US"/>
         </w:rPr>
         <w:lastRenderedPageBreak/>
-        <w:t>McClure,</w:t>
-      </w:r>
-      <w:r>
-        <w:rPr>
-          <w:lang w:val="en-US"/>
-        </w:rPr>
-        <w:t xml:space="preserve"> </w:t>
-      </w:r>
-      <w:r>
-        <w:rPr>
-          <w:lang w:val="en-US"/>
-        </w:rPr>
-        <w:t>D.</w:t>
-      </w:r>
-      <w:r>
-        <w:rPr>
-          <w:lang w:val="en-US"/>
-        </w:rPr>
-        <w:t xml:space="preserve"> </w:t>
-      </w:r>
-      <w:r>
-        <w:rPr>
-          <w:lang w:val="en-US"/>
-        </w:rPr>
-        <w:t>Startup</w:t>
-      </w:r>
-      <w:r>
-        <w:rPr>
-          <w:lang w:val="en-US"/>
-        </w:rPr>
-        <w:t xml:space="preserve"> </w:t>
-      </w:r>
-      <w:r>
-        <w:rPr>
-          <w:lang w:val="en-US"/>
-        </w:rPr>
-        <w:t>Metrics</w:t>
-      </w:r>
-      <w:r>
-        <w:rPr>
-          <w:lang w:val="en-US"/>
-        </w:rPr>
-        <w:t xml:space="preserve"> </w:t>
-      </w:r>
-      <w:r>
-        <w:rPr>
-          <w:lang w:val="en-US"/>
-        </w:rPr>
-        <w:t>for</w:t>
-      </w:r>
-      <w:r>
-        <w:rPr>
-          <w:lang w:val="en-US"/>
-        </w:rPr>
-        <w:t xml:space="preserve"> </w:t>
-      </w:r>
-      <w:r>
-        <w:rPr>
-          <w:lang w:val="en-US"/>
-        </w:rPr>
-        <w:t>Pirates:</w:t>
-      </w:r>
-      <w:r>
-        <w:rPr>
-          <w:lang w:val="en-US"/>
-        </w:rPr>
-        <w:t xml:space="preserve"> </w:t>
-      </w:r>
-      <w:r>
-        <w:rPr>
-          <w:lang w:val="en-US"/>
-        </w:rPr>
-        <w:t>AARRR!</w:t>
-      </w:r>
-      <w:r>
-        <w:rPr>
-          <w:lang w:val="en-US"/>
-        </w:rPr>
-        <w:t xml:space="preserve"> </w:t>
-      </w:r>
-      <w:r>
-        <w:t>[Электронный</w:t>
-      </w:r>
-      <w:r>
-        <w:t xml:space="preserve"> </w:t>
-      </w:r>
-      <w:r>
-        <w:t>ресурс]</w:t>
-      </w:r>
-      <w:r>
-        <w:t xml:space="preserve"> </w:t>
-      </w:r>
-      <w:r>
-        <w:t>/</w:t>
-      </w:r>
-      <w:r>
-        <w:t xml:space="preserve"> </w:t>
-      </w:r>
-      <w:r>
-        <w:t>D.</w:t>
-      </w:r>
-      <w:r>
-        <w:t xml:space="preserve"> </w:t>
-      </w:r>
-      <w:proofErr w:type="spellStart"/>
-      <w:r>
-        <w:t>McClure</w:t>
-      </w:r>
-      <w:proofErr w:type="spellEnd"/>
-      <w:r>
-        <w:t xml:space="preserve"> </w:t>
-      </w:r>
-      <w:r>
-        <w:t>//</w:t>
-      </w:r>
-      <w:r>
-        <w:t xml:space="preserve"> </w:t>
-      </w:r>
-      <w:proofErr w:type="spellStart"/>
-      <w:r>
-        <w:t>SlideShare</w:t>
-      </w:r>
-      <w:proofErr w:type="spellEnd"/>
-      <w:r>
-        <w:t>.</w:t>
-      </w:r>
-      <w:r>
-        <w:t xml:space="preserve"> </w:t>
-      </w:r>
-      <w:r>
-        <w:t>—</w:t>
-      </w:r>
-      <w:r>
-        <w:t xml:space="preserve"> </w:t>
-      </w:r>
-      <w:r>
-        <w:t>2007.</w:t>
-      </w:r>
-      <w:r>
-        <w:t xml:space="preserve"> </w:t>
-      </w:r>
-      <w:r>
-        <w:t>—</w:t>
-      </w:r>
-      <w:r>
-        <w:t xml:space="preserve"> </w:t>
-      </w:r>
-      <w:r>
-        <w:t>Режим</w:t>
-      </w:r>
-      <w:r>
-        <w:t xml:space="preserve"> </w:t>
-      </w:r>
-      <w:r>
-        <w:t>доступа:</w:t>
-      </w:r>
-      <w:r>
-        <w:t xml:space="preserve"> </w:t>
-      </w:r>
-      <w:r>
-        <w:t>https://www.slideshare.net/dmc500hats/startup-metrics-for-pirates-long-version</w:t>
-      </w:r>
-      <w:r>
-        <w:t xml:space="preserve"> </w:t>
-      </w:r>
-      <w:r>
-        <w:t>(дата</w:t>
-      </w:r>
-      <w:r>
-        <w:t xml:space="preserve"> </w:t>
-      </w:r>
-      <w:r>
-        <w:t>обращения:</w:t>
-      </w:r>
-      <w:r>
-        <w:t xml:space="preserve"> </w:t>
-      </w:r>
-      <w:r>
-        <w:t>15</w:t>
-      </w:r>
-      <w:r>
-        <w:t>.1</w:t>
-      </w:r>
-      <w:r>
-        <w:t>2</w:t>
-      </w:r>
-      <w:r>
-        <w:t>.202</w:t>
-      </w:r>
-      <w:r>
-        <w:t>5</w:t>
-      </w:r>
-      <w:r>
-        <w:t>).</w:t>
+        <w:t xml:space="preserve">McClure, D. Startup Metrics for Pirates: AARRR! </w:t>
+      </w:r>
+      <w:r>
+        <w:rPr>
+          <w:rStyle w:val="ng-star-inserted"/>
+        </w:rPr>
+        <w:t>[Электронный ресурс]. — URL: </w:t>
+      </w:r>
+      <w:hyperlink r:id="rId12" w:tgtFrame="_blank" w:history="1">
+        <w:r>
+          <w:rPr>
+            <w:rStyle w:val="ng-star-inserted"/>
+          </w:rPr>
+          <w:t>https://slideshare.net/dmc500hats</w:t>
+        </w:r>
+      </w:hyperlink>
+      <w:r>
+        <w:rPr>
+          <w:rStyle w:val="ng-star-inserted"/>
+        </w:rPr>
+        <w:t xml:space="preserve"> (дата обращения: </w:t>
+      </w:r>
+      <w:r>
+        <w:rPr>
+          <w:rStyle w:val="ng-star-inserted"/>
+        </w:rPr>
+        <w:t>16</w:t>
+      </w:r>
+      <w:r>
+        <w:rPr>
+          <w:rStyle w:val="ng-star-inserted"/>
+        </w:rPr>
+        <w:t>.12.2025).</w:t>
       </w:r>
     </w:p>
     <w:p>
@@ -18091,187 +17096,213 @@
         <w:pStyle w:val="a"/>
         <w:numPr>
           <w:ilvl w:val="1"/>
-          <w:numId w:val="40"/>
+          <w:numId w:val="47"/>
         </w:numPr>
         <w:ind w:left="1418"/>
       </w:pPr>
       <w:r>
-        <w:t>Кролл,</w:t>
-      </w:r>
-      <w:r>
-        <w:t xml:space="preserve"> </w:t>
-      </w:r>
-      <w:r>
-        <w:t>А.,</w:t>
-      </w:r>
-      <w:r>
-        <w:t xml:space="preserve"> </w:t>
-      </w:r>
-      <w:proofErr w:type="spellStart"/>
-      <w:r>
-        <w:t>Йосковиц</w:t>
-      </w:r>
-      <w:proofErr w:type="spellEnd"/>
-      <w:r>
-        <w:t>,</w:t>
-      </w:r>
-      <w:r>
-        <w:t xml:space="preserve"> </w:t>
-      </w:r>
-      <w:r>
-        <w:t>Б.</w:t>
-      </w:r>
-      <w:r>
-        <w:t xml:space="preserve"> </w:t>
-      </w:r>
-      <w:r>
-        <w:t>Аналитика</w:t>
-      </w:r>
-      <w:r>
-        <w:t xml:space="preserve"> </w:t>
-      </w:r>
-      <w:r>
-        <w:t>для</w:t>
-      </w:r>
-      <w:r>
-        <w:t xml:space="preserve"> </w:t>
-      </w:r>
-      <w:r>
-        <w:t>стартапов.</w:t>
-      </w:r>
-      <w:r>
-        <w:t xml:space="preserve"> </w:t>
-      </w:r>
-      <w:r>
-        <w:t>Как</w:t>
-      </w:r>
-      <w:r>
-        <w:t xml:space="preserve"> </w:t>
-      </w:r>
-      <w:r>
-        <w:t>найти</w:t>
-      </w:r>
-      <w:r>
-        <w:t xml:space="preserve"> </w:t>
-      </w:r>
-      <w:r>
-        <w:t>свою</w:t>
-      </w:r>
-      <w:r>
-        <w:t xml:space="preserve"> </w:t>
-      </w:r>
-      <w:r>
-        <w:t>метрику</w:t>
-      </w:r>
-      <w:r>
-        <w:t xml:space="preserve"> </w:t>
-      </w:r>
-      <w:r>
-        <w:t>и</w:t>
-      </w:r>
-      <w:r>
-        <w:t xml:space="preserve"> </w:t>
-      </w:r>
-      <w:r>
-        <w:t>заставить</w:t>
-      </w:r>
-      <w:r>
-        <w:t xml:space="preserve"> </w:t>
-      </w:r>
-      <w:r>
-        <w:t>ее</w:t>
-      </w:r>
-      <w:r>
-        <w:t xml:space="preserve"> </w:t>
-      </w:r>
-      <w:r>
-        <w:t>работать</w:t>
-      </w:r>
-      <w:r>
-        <w:t xml:space="preserve"> </w:t>
-      </w:r>
-      <w:r>
-        <w:t>/</w:t>
-      </w:r>
-      <w:r>
-        <w:t xml:space="preserve"> </w:t>
-      </w:r>
-      <w:r>
-        <w:t>А.</w:t>
-      </w:r>
-      <w:r>
-        <w:t xml:space="preserve"> </w:t>
-      </w:r>
-      <w:r>
-        <w:t>Кролл.</w:t>
-      </w:r>
-      <w:r>
-        <w:t xml:space="preserve"> </w:t>
-      </w:r>
-      <w:r>
-        <w:t>—</w:t>
-      </w:r>
-      <w:r>
-        <w:t xml:space="preserve"> </w:t>
-      </w:r>
-      <w:proofErr w:type="gramStart"/>
-      <w:r>
-        <w:t>Москва</w:t>
-      </w:r>
-      <w:r>
-        <w:t xml:space="preserve"> </w:t>
-      </w:r>
-      <w:r>
+        <w:rPr>
+          <w:rStyle w:val="ng-star-inserted"/>
+          <w:lang w:val="en-US"/>
+        </w:rPr>
+        <w:t>Rodden</w:t>
+      </w:r>
+      <w:r>
+        <w:rPr>
+          <w:rStyle w:val="ng-star-inserted"/>
+        </w:rPr>
+        <w:t xml:space="preserve">, </w:t>
+      </w:r>
+      <w:r>
+        <w:rPr>
+          <w:rStyle w:val="ng-star-inserted"/>
+          <w:lang w:val="en-US"/>
+        </w:rPr>
+        <w:t>K</w:t>
+      </w:r>
+      <w:r>
+        <w:rPr>
+          <w:rStyle w:val="ng-star-inserted"/>
+        </w:rPr>
+        <w:t xml:space="preserve">. </w:t>
+      </w:r>
+      <w:r>
+        <w:rPr>
+          <w:rStyle w:val="ng-star-inserted"/>
+          <w:lang w:val="en-US"/>
+        </w:rPr>
+        <w:t>Uncovering</w:t>
+      </w:r>
+      <w:r>
+        <w:rPr>
+          <w:rStyle w:val="ng-star-inserted"/>
+        </w:rPr>
+        <w:t xml:space="preserve"> </w:t>
+      </w:r>
+      <w:r>
+        <w:rPr>
+          <w:rStyle w:val="ng-star-inserted"/>
+          <w:lang w:val="en-US"/>
+        </w:rPr>
+        <w:t>Usage</w:t>
+      </w:r>
+      <w:r>
+        <w:rPr>
+          <w:rStyle w:val="ng-star-inserted"/>
+        </w:rPr>
+        <w:t xml:space="preserve"> </w:t>
+      </w:r>
+      <w:r>
+        <w:rPr>
+          <w:rStyle w:val="ng-star-inserted"/>
+          <w:lang w:val="en-US"/>
+        </w:rPr>
+        <w:t>Patterns</w:t>
+      </w:r>
+      <w:r>
+        <w:rPr>
+          <w:rStyle w:val="ng-star-inserted"/>
+        </w:rPr>
+        <w:t xml:space="preserve"> </w:t>
+      </w:r>
+      <w:r>
+        <w:rPr>
+          <w:rStyle w:val="ng-star-inserted"/>
+          <w:lang w:val="en-US"/>
+        </w:rPr>
+        <w:t>with</w:t>
+      </w:r>
+      <w:r>
+        <w:rPr>
+          <w:rStyle w:val="ng-star-inserted"/>
+        </w:rPr>
+        <w:t xml:space="preserve"> </w:t>
+      </w:r>
+      <w:r>
+        <w:rPr>
+          <w:rStyle w:val="ng-star-inserted"/>
+          <w:lang w:val="en-US"/>
+        </w:rPr>
+        <w:t>HEART</w:t>
+      </w:r>
+      <w:r>
+        <w:rPr>
+          <w:rStyle w:val="ng-star-inserted"/>
+        </w:rPr>
+        <w:t xml:space="preserve"> [Электронный ресурс] // </w:t>
+      </w:r>
+      <w:r>
+        <w:rPr>
+          <w:rStyle w:val="ng-star-inserted"/>
+          <w:lang w:val="en-US"/>
+        </w:rPr>
+        <w:t>Google</w:t>
+      </w:r>
+      <w:r>
+        <w:rPr>
+          <w:rStyle w:val="ng-star-inserted"/>
+        </w:rPr>
+        <w:t xml:space="preserve"> </w:t>
+      </w:r>
+      <w:r>
+        <w:rPr>
+          <w:rStyle w:val="ng-star-inserted"/>
+          <w:lang w:val="en-US"/>
+        </w:rPr>
+        <w:t>Research</w:t>
+      </w:r>
+      <w:r>
+        <w:rPr>
+          <w:rStyle w:val="ng-star-inserted"/>
+        </w:rPr>
+        <w:t xml:space="preserve">. — </w:t>
+      </w:r>
+      <w:r>
+        <w:rPr>
+          <w:rStyle w:val="ng-star-inserted"/>
+          <w:lang w:val="en-US"/>
+        </w:rPr>
+        <w:t>URL</w:t>
+      </w:r>
+      <w:r>
+        <w:rPr>
+          <w:rStyle w:val="ng-star-inserted"/>
+        </w:rPr>
         <w:t>:</w:t>
       </w:r>
-      <w:proofErr w:type="gramEnd"/>
-      <w:r>
-        <w:t xml:space="preserve"> </w:t>
-      </w:r>
-      <w:r>
-        <w:t>Манн,</w:t>
-      </w:r>
-      <w:r>
-        <w:t xml:space="preserve"> </w:t>
-      </w:r>
-      <w:r>
-        <w:t>Иванов</w:t>
-      </w:r>
-      <w:r>
-        <w:t xml:space="preserve"> </w:t>
-      </w:r>
-      <w:r>
-        <w:t>и</w:t>
-      </w:r>
-      <w:r>
-        <w:t xml:space="preserve"> </w:t>
-      </w:r>
-      <w:r>
-        <w:t>Фербер,</w:t>
-      </w:r>
-      <w:r>
-        <w:t xml:space="preserve"> </w:t>
-      </w:r>
-      <w:r>
-        <w:t>2014.</w:t>
-      </w:r>
-      <w:r>
-        <w:t xml:space="preserve"> </w:t>
-      </w:r>
-      <w:r>
-        <w:t>—</w:t>
-      </w:r>
-      <w:r>
-        <w:t xml:space="preserve"> </w:t>
-      </w:r>
-      <w:r>
-        <w:t>336</w:t>
-      </w:r>
-      <w:r>
-        <w:t xml:space="preserve"> </w:t>
-      </w:r>
-      <w:r>
-        <w:t>с.</w:t>
+      <w:r>
+        <w:rPr>
+          <w:rStyle w:val="ng-star-inserted"/>
+          <w:lang w:val="en-US"/>
+        </w:rPr>
+        <w:t> </w:t>
+      </w:r>
+      <w:hyperlink r:id="rId13" w:tgtFrame="_blank" w:history="1">
+        <w:r>
+          <w:rPr>
+            <w:rStyle w:val="ng-star-inserted"/>
+            <w:lang w:val="en-US"/>
+          </w:rPr>
+          <w:t>https</w:t>
+        </w:r>
+        <w:r>
+          <w:rPr>
+            <w:rStyle w:val="ng-star-inserted"/>
+          </w:rPr>
+          <w:t>://</w:t>
+        </w:r>
+        <w:r>
+          <w:rPr>
+            <w:rStyle w:val="ng-star-inserted"/>
+            <w:lang w:val="en-US"/>
+          </w:rPr>
+          <w:t>research</w:t>
+        </w:r>
+        <w:r>
+          <w:rPr>
+            <w:rStyle w:val="ng-star-inserted"/>
+          </w:rPr>
+          <w:t>.</w:t>
+        </w:r>
+        <w:r>
+          <w:rPr>
+            <w:rStyle w:val="ng-star-inserted"/>
+            <w:lang w:val="en-US"/>
+          </w:rPr>
+          <w:t>google</w:t>
+        </w:r>
+        <w:r>
+          <w:rPr>
+            <w:rStyle w:val="ng-star-inserted"/>
+          </w:rPr>
+          <w:t>/</w:t>
+        </w:r>
+        <w:r>
+          <w:rPr>
+            <w:rStyle w:val="ng-star-inserted"/>
+            <w:lang w:val="en-US"/>
+          </w:rPr>
+          <w:t>pubs</w:t>
+        </w:r>
+        <w:r>
+          <w:rPr>
+            <w:rStyle w:val="ng-star-inserted"/>
+          </w:rPr>
+          <w:t>/</w:t>
+        </w:r>
+      </w:hyperlink>
+      <w:r>
+        <w:rPr>
+          <w:rStyle w:val="ng-star-inserted"/>
+          <w:lang w:val="en-US"/>
+        </w:rPr>
+        <w:t> </w:t>
+      </w:r>
+      <w:r>
+        <w:rPr>
+          <w:rStyle w:val="ng-star-inserted"/>
+        </w:rPr>
+        <w:t>(дата обращения: 21.12.2025).</w:t>
       </w:r>
     </w:p>
     <w:p>
@@ -18279,155 +17310,43 @@
         <w:pStyle w:val="a"/>
         <w:numPr>
           <w:ilvl w:val="1"/>
-          <w:numId w:val="40"/>
+          <w:numId w:val="47"/>
         </w:numPr>
         <w:ind w:left="1418"/>
       </w:pPr>
       <w:r>
-        <w:t>Куликова,</w:t>
-      </w:r>
-      <w:r>
-        <w:t xml:space="preserve"> </w:t>
-      </w:r>
-      <w:r>
-        <w:t>С.</w:t>
-      </w:r>
-      <w:r>
-        <w:t xml:space="preserve"> </w:t>
-      </w:r>
-      <w:r>
-        <w:t>RFM-анализ:</w:t>
-      </w:r>
-      <w:r>
-        <w:t xml:space="preserve"> </w:t>
-      </w:r>
-      <w:r>
-        <w:t>сегментация</w:t>
-      </w:r>
-      <w:r>
-        <w:t xml:space="preserve"> </w:t>
-      </w:r>
-      <w:r>
-        <w:t>клиентов</w:t>
-      </w:r>
-      <w:r>
-        <w:t xml:space="preserve"> </w:t>
-      </w:r>
-      <w:r>
-        <w:t>по</w:t>
-      </w:r>
-      <w:r>
-        <w:t xml:space="preserve"> </w:t>
-      </w:r>
-      <w:r>
-        <w:t>лояльности</w:t>
-      </w:r>
-      <w:r>
-        <w:t xml:space="preserve"> </w:t>
-      </w:r>
-      <w:r>
-        <w:t>[Электронный</w:t>
-      </w:r>
-      <w:r>
-        <w:t xml:space="preserve"> </w:t>
-      </w:r>
-      <w:r>
-        <w:t>ресурс]</w:t>
-      </w:r>
-      <w:r>
-        <w:t xml:space="preserve"> </w:t>
-      </w:r>
-      <w:r>
-        <w:t>/</w:t>
-      </w:r>
-      <w:r>
-        <w:t xml:space="preserve"> </w:t>
-      </w:r>
-      <w:r>
-        <w:t>С.</w:t>
-      </w:r>
-      <w:r>
-        <w:t xml:space="preserve"> </w:t>
-      </w:r>
-      <w:r>
-        <w:t>Куликова</w:t>
-      </w:r>
-      <w:r>
-        <w:t xml:space="preserve"> </w:t>
-      </w:r>
-      <w:r>
-        <w:t>//</w:t>
-      </w:r>
-      <w:r>
-        <w:t xml:space="preserve"> </w:t>
-      </w:r>
-      <w:r>
-        <w:t>Блог</w:t>
-      </w:r>
-      <w:r>
-        <w:t xml:space="preserve"> </w:t>
+        <w:rPr>
+          <w:rStyle w:val="ng-star-inserted"/>
+        </w:rPr>
+        <w:t xml:space="preserve">Кролл, А. Аналитика для стартапов / А. Кролл, Б. </w:t>
       </w:r>
       <w:proofErr w:type="spellStart"/>
       <w:r>
-        <w:t>Unisender</w:t>
+        <w:rPr>
+          <w:rStyle w:val="ng-star-inserted"/>
+        </w:rPr>
+        <w:t>Йосковиц</w:t>
       </w:r>
       <w:proofErr w:type="spellEnd"/>
       <w:r>
-        <w:t>.</w:t>
-      </w:r>
-      <w:r>
-        <w:t xml:space="preserve"> </w:t>
-      </w:r>
-      <w:r>
-        <w:t>—</w:t>
-      </w:r>
-      <w:r>
-        <w:t xml:space="preserve"> </w:t>
-      </w:r>
-      <w:r>
-        <w:t>Режим</w:t>
-      </w:r>
-      <w:r>
-        <w:t xml:space="preserve"> </w:t>
-      </w:r>
-      <w:r>
-        <w:t>доступа:</w:t>
-      </w:r>
-      <w:r>
-        <w:t xml:space="preserve"> </w:t>
-      </w:r>
-      <w:r>
-        <w:t>https://www.unisender.com/ru/blog/idei/rfm-analiz/</w:t>
-      </w:r>
-      <w:r>
-        <w:t xml:space="preserve"> </w:t>
-      </w:r>
-      <w:r>
-        <w:t>(дата</w:t>
-      </w:r>
-      <w:r>
-        <w:t xml:space="preserve"> </w:t>
-      </w:r>
-      <w:r>
-        <w:t>обращения:</w:t>
-      </w:r>
-      <w:r>
-        <w:t xml:space="preserve"> </w:t>
-      </w:r>
-      <w:r>
-        <w:t>15.1</w:t>
-      </w:r>
-      <w:r>
-        <w:t>2</w:t>
-      </w:r>
-      <w:r>
-        <w:t>.202</w:t>
-      </w:r>
-      <w:r>
-        <w:t>5</w:t>
-      </w:r>
-      <w:r>
-        <w:t>).</w:t>
+        <w:rPr>
+          <w:rStyle w:val="ng-star-inserted"/>
+        </w:rPr>
+        <w:t xml:space="preserve">. — </w:t>
+      </w:r>
+      <w:proofErr w:type="gramStart"/>
+      <w:r>
+        <w:rPr>
+          <w:rStyle w:val="ng-star-inserted"/>
+        </w:rPr>
+        <w:t>Москва :</w:t>
+      </w:r>
+      <w:proofErr w:type="gramEnd"/>
+      <w:r>
+        <w:rPr>
+          <w:rStyle w:val="ng-star-inserted"/>
+        </w:rPr>
+        <w:t xml:space="preserve"> МИФ, 2014. — С. 112.</w:t>
       </w:r>
     </w:p>
     <w:p>
@@ -18435,118 +17354,41 @@
         <w:pStyle w:val="a"/>
         <w:numPr>
           <w:ilvl w:val="1"/>
-          <w:numId w:val="40"/>
+          <w:numId w:val="47"/>
         </w:numPr>
         <w:ind w:left="1418"/>
       </w:pPr>
       <w:r>
-        <w:t>Google</w:t>
-      </w:r>
-      <w:r>
-        <w:t xml:space="preserve"> </w:t>
-      </w:r>
-      <w:r>
-        <w:t>Analytics</w:t>
-      </w:r>
-      <w:r>
-        <w:t xml:space="preserve"> </w:t>
-      </w:r>
-      <w:proofErr w:type="spellStart"/>
-      <w:r>
-        <w:t>Documentation</w:t>
-      </w:r>
-      <w:proofErr w:type="spellEnd"/>
-      <w:r>
-        <w:t>.</w:t>
-      </w:r>
-      <w:r>
-        <w:t xml:space="preserve"> </w:t>
-      </w:r>
-      <w:r>
-        <w:t>[Электронный</w:t>
-      </w:r>
-      <w:r>
-        <w:t xml:space="preserve"> </w:t>
-      </w:r>
-      <w:r>
-        <w:t>ресурс]</w:t>
-      </w:r>
-      <w:r>
-        <w:t xml:space="preserve"> </w:t>
-      </w:r>
-      <w:r>
-        <w:t>//</w:t>
-      </w:r>
-      <w:r>
-        <w:t xml:space="preserve"> </w:t>
-      </w:r>
-      <w:r>
-        <w:t>Google</w:t>
-      </w:r>
-      <w:r>
-        <w:t xml:space="preserve"> </w:t>
-      </w:r>
-      <w:proofErr w:type="spellStart"/>
-      <w:r>
-        <w:t>Developers</w:t>
-      </w:r>
-      <w:proofErr w:type="spellEnd"/>
-      <w:r>
-        <w:t>.</w:t>
-      </w:r>
-      <w:r>
-        <w:t xml:space="preserve"> </w:t>
-      </w:r>
-      <w:r>
-        <w:t>—</w:t>
-      </w:r>
-      <w:r>
-        <w:t xml:space="preserve"> </w:t>
-      </w:r>
-      <w:r>
-        <w:t>Режим</w:t>
-      </w:r>
-      <w:r>
-        <w:t xml:space="preserve"> </w:t>
-      </w:r>
-      <w:r>
-        <w:t>доступа:</w:t>
-      </w:r>
-      <w:r>
-        <w:t xml:space="preserve"> </w:t>
-      </w:r>
-      <w:r>
-        <w:t>https://developers.google.com/analytics</w:t>
-      </w:r>
-      <w:r>
-        <w:t xml:space="preserve"> </w:t>
-      </w:r>
-      <w:r>
-        <w:t>(дата</w:t>
-      </w:r>
-      <w:r>
-        <w:t xml:space="preserve"> </w:t>
-      </w:r>
-      <w:r>
-        <w:t>обращения:</w:t>
-      </w:r>
-      <w:r>
-        <w:t xml:space="preserve"> </w:t>
-      </w:r>
-      <w:r>
-        <w:t>15.1</w:t>
-      </w:r>
-      <w:r>
-        <w:t>2</w:t>
-      </w:r>
-      <w:r>
-        <w:t>.202</w:t>
-      </w:r>
-      <w:r>
-        <w:t>5</w:t>
-      </w:r>
-      <w:r>
-        <w:t>).</w:t>
+        <w:rPr>
+          <w:rStyle w:val="ng-star-inserted"/>
+        </w:rPr>
+        <w:t>Курс по Яндекс Метрике [Электронный ресурс]. — URL: </w:t>
+      </w:r>
+      <w:hyperlink r:id="rId14" w:tgtFrame="_blank" w:history="1">
+        <w:r>
+          <w:rPr>
+            <w:rStyle w:val="ng-star-inserted"/>
+          </w:rPr>
+          <w:t>https://yandex.ru/adv/edu</w:t>
+        </w:r>
+      </w:hyperlink>
+      <w:r>
+        <w:rPr>
+          <w:rStyle w:val="ng-star-inserted"/>
+        </w:rPr>
+        <w:t xml:space="preserve"> (дата обращения: </w:t>
+      </w:r>
+      <w:r>
+        <w:rPr>
+          <w:rStyle w:val="ng-star-inserted"/>
+        </w:rPr>
+        <w:t>16</w:t>
+      </w:r>
+      <w:r>
+        <w:rPr>
+          <w:rStyle w:val="ng-star-inserted"/>
+        </w:rPr>
+        <w:t>.12.2025).</w:t>
       </w:r>
     </w:p>
     <w:p>
@@ -18554,120 +17396,29 @@
         <w:pStyle w:val="a"/>
         <w:numPr>
           <w:ilvl w:val="1"/>
-          <w:numId w:val="40"/>
+          <w:numId w:val="47"/>
         </w:numPr>
         <w:ind w:left="1418"/>
       </w:pPr>
       <w:r>
-        <w:t>Курс</w:t>
-      </w:r>
-      <w:r>
-        <w:t xml:space="preserve"> </w:t>
-      </w:r>
-      <w:r>
-        <w:t>по</w:t>
-      </w:r>
-      <w:r>
-        <w:t xml:space="preserve"> </w:t>
-      </w:r>
-      <w:r>
-        <w:t>Яндекс</w:t>
-      </w:r>
-      <w:r>
-        <w:t xml:space="preserve"> </w:t>
-      </w:r>
-      <w:r>
-        <w:t>Метрике.</w:t>
-      </w:r>
-      <w:r>
-        <w:t xml:space="preserve"> </w:t>
-      </w:r>
-      <w:r>
-        <w:t>[Электронный</w:t>
-      </w:r>
-      <w:r>
-        <w:t xml:space="preserve"> </w:t>
-      </w:r>
-      <w:r>
-        <w:t>ресурс]</w:t>
-      </w:r>
-      <w:r>
-        <w:t xml:space="preserve"> </w:t>
-      </w:r>
-      <w:r>
-        <w:t>//</w:t>
-      </w:r>
-      <w:r>
-        <w:t xml:space="preserve"> </w:t>
-      </w:r>
-      <w:r>
-        <w:t>Яндекс</w:t>
-      </w:r>
-      <w:r>
-        <w:t xml:space="preserve"> </w:t>
-      </w:r>
-      <w:r>
-        <w:t>Реклама.</w:t>
-      </w:r>
-      <w:r>
-        <w:t xml:space="preserve"> </w:t>
-      </w:r>
-      <w:r>
-        <w:t>Обучение.</w:t>
-      </w:r>
-      <w:r>
-        <w:t xml:space="preserve"> </w:t>
-      </w:r>
-      <w:r>
-        <w:t>—</w:t>
-      </w:r>
-      <w:r>
-        <w:t xml:space="preserve"> </w:t>
-      </w:r>
-      <w:r>
-        <w:t>Режим</w:t>
-      </w:r>
-      <w:r>
-        <w:t xml:space="preserve"> </w:t>
-      </w:r>
-      <w:r>
-        <w:t>доступа:</w:t>
-      </w:r>
-      <w:r>
-        <w:t xml:space="preserve"> </w:t>
-      </w:r>
-      <w:r>
-        <w:t>https://yandex.ru/adv/edu/online/metrika-yandex-kurs</w:t>
-      </w:r>
-      <w:r>
-        <w:t xml:space="preserve"> </w:t>
-      </w:r>
-      <w:r>
-        <w:t>(дата</w:t>
-      </w:r>
-      <w:r>
-        <w:t xml:space="preserve"> </w:t>
-      </w:r>
-      <w:r>
-        <w:t>обращения:</w:t>
-      </w:r>
-      <w:r>
-        <w:t xml:space="preserve"> </w:t>
-      </w:r>
-      <w:r>
-        <w:t>15.1</w:t>
-      </w:r>
-      <w:r>
-        <w:t>2</w:t>
-      </w:r>
-      <w:r>
-        <w:t>.202</w:t>
-      </w:r>
-      <w:r>
-        <w:t>5</w:t>
-      </w:r>
-      <w:r>
-        <w:t>).</w:t>
+        <w:rPr>
+          <w:rStyle w:val="ng-star-inserted"/>
+        </w:rPr>
+        <w:t>Паклин, Н. Б. Бизнес-аналитика: от данных к знаниям. — СПб</w:t>
+      </w:r>
+      <w:proofErr w:type="gramStart"/>
+      <w:r>
+        <w:rPr>
+          <w:rStyle w:val="ng-star-inserted"/>
+        </w:rPr>
+        <w:t>. :</w:t>
+      </w:r>
+      <w:proofErr w:type="gramEnd"/>
+      <w:r>
+        <w:rPr>
+          <w:rStyle w:val="ng-star-inserted"/>
+        </w:rPr>
+        <w:t xml:space="preserve"> Питер, 2013.</w:t>
       </w:r>
     </w:p>
     <w:p>
@@ -18675,7 +17426,7 @@
         <w:pStyle w:val="a"/>
         <w:numPr>
           <w:ilvl w:val="1"/>
-          <w:numId w:val="40"/>
+          <w:numId w:val="47"/>
         </w:numPr>
         <w:ind w:left="1418"/>
         <w:rPr>
@@ -18685,6 +17436,7 @@
       <w:proofErr w:type="spellStart"/>
       <w:r>
         <w:rPr>
+          <w:rStyle w:val="ng-star-inserted"/>
           <w:lang w:val="en-US"/>
         </w:rPr>
         <w:t>Steamworks</w:t>
@@ -18692,245 +17444,92 @@
       <w:proofErr w:type="spellEnd"/>
       <w:r>
         <w:rPr>
+          <w:rStyle w:val="ng-star-inserted"/>
           <w:lang w:val="en-US"/>
         </w:rPr>
-        <w:t xml:space="preserve"> </w:t>
-      </w:r>
-      <w:r>
-        <w:rPr>
+        <w:t xml:space="preserve"> Documentation. Sales &amp; Reporting [</w:t>
+      </w:r>
+      <w:r>
+        <w:rPr>
+          <w:rStyle w:val="ng-star-inserted"/>
+        </w:rPr>
+        <w:t>Электронный</w:t>
+      </w:r>
+      <w:r>
+        <w:rPr>
+          <w:rStyle w:val="ng-star-inserted"/>
           <w:lang w:val="en-US"/>
         </w:rPr>
-        <w:t>Documentation.</w:t>
-      </w:r>
-      <w:r>
-        <w:rPr>
+        <w:t xml:space="preserve"> </w:t>
+      </w:r>
+      <w:r>
+        <w:rPr>
+          <w:rStyle w:val="ng-star-inserted"/>
+        </w:rPr>
+        <w:t>ресурс</w:t>
+      </w:r>
+      <w:r>
+        <w:rPr>
+          <w:rStyle w:val="ng-star-inserted"/>
           <w:lang w:val="en-US"/>
         </w:rPr>
-        <w:t xml:space="preserve"> </w:t>
-      </w:r>
-      <w:r>
-        <w:rPr>
+        <w:t>]. — URL: </w:t>
+      </w:r>
+      <w:hyperlink r:id="rId15" w:tgtFrame="_blank" w:history="1">
+        <w:r>
+          <w:rPr>
+            <w:rStyle w:val="ng-star-inserted"/>
+            <w:lang w:val="en-US"/>
+          </w:rPr>
+          <w:t>https://partner.steamgames.com</w:t>
+        </w:r>
+      </w:hyperlink>
+      <w:r>
+        <w:rPr>
+          <w:rStyle w:val="ng-star-inserted"/>
           <w:lang w:val="en-US"/>
         </w:rPr>
-        <w:t>Sales</w:t>
-      </w:r>
-      <w:r>
-        <w:rPr>
+        <w:t> (</w:t>
+      </w:r>
+      <w:r>
+        <w:rPr>
+          <w:rStyle w:val="ng-star-inserted"/>
+        </w:rPr>
+        <w:t>дата</w:t>
+      </w:r>
+      <w:r>
+        <w:rPr>
+          <w:rStyle w:val="ng-star-inserted"/>
           <w:lang w:val="en-US"/>
         </w:rPr>
         <w:t xml:space="preserve"> </w:t>
       </w:r>
       <w:r>
         <w:rPr>
+          <w:rStyle w:val="ng-star-inserted"/>
+        </w:rPr>
+        <w:t>обращения</w:t>
+      </w:r>
+      <w:r>
+        <w:rPr>
+          <w:rStyle w:val="ng-star-inserted"/>
           <w:lang w:val="en-US"/>
         </w:rPr>
-        <w:t>&amp;</w:t>
-      </w:r>
-      <w:r>
-        <w:rPr>
+        <w:t xml:space="preserve">: </w:t>
+      </w:r>
+      <w:r>
+        <w:rPr>
+          <w:rStyle w:val="ng-star-inserted"/>
           <w:lang w:val="en-US"/>
         </w:rPr>
-        <w:t xml:space="preserve"> </w:t>
-      </w:r>
-      <w:r>
-        <w:rPr>
+        <w:t>16</w:t>
+      </w:r>
+      <w:r>
+        <w:rPr>
+          <w:rStyle w:val="ng-star-inserted"/>
           <w:lang w:val="en-US"/>
         </w:rPr>
-        <w:t>Reporting</w:t>
-      </w:r>
-      <w:r>
-        <w:rPr>
-          <w:lang w:val="en-US"/>
-        </w:rPr>
-        <w:t xml:space="preserve"> </w:t>
-      </w:r>
-      <w:r>
-        <w:rPr>
-          <w:lang w:val="en-US"/>
-        </w:rPr>
-        <w:t>[</w:t>
-      </w:r>
-      <w:r>
-        <w:t>Электронный</w:t>
-      </w:r>
-      <w:r>
-        <w:rPr>
-          <w:lang w:val="en-US"/>
-        </w:rPr>
-        <w:t xml:space="preserve"> </w:t>
-      </w:r>
-      <w:r>
-        <w:t>ресурс</w:t>
-      </w:r>
-      <w:r>
-        <w:rPr>
-          <w:lang w:val="en-US"/>
-        </w:rPr>
-        <w:t>]</w:t>
-      </w:r>
-      <w:r>
-        <w:rPr>
-          <w:lang w:val="en-US"/>
-        </w:rPr>
-        <w:t xml:space="preserve"> </w:t>
-      </w:r>
-      <w:r>
-        <w:rPr>
-          <w:lang w:val="en-US"/>
-        </w:rPr>
-        <w:t>//</w:t>
-      </w:r>
-      <w:r>
-        <w:rPr>
-          <w:lang w:val="en-US"/>
-        </w:rPr>
-        <w:t xml:space="preserve"> </w:t>
-      </w:r>
-      <w:proofErr w:type="spellStart"/>
-      <w:r>
-        <w:rPr>
-          <w:lang w:val="en-US"/>
-        </w:rPr>
-        <w:t>Steamworks</w:t>
-      </w:r>
-      <w:proofErr w:type="spellEnd"/>
-      <w:r>
-        <w:rPr>
-          <w:lang w:val="en-US"/>
-        </w:rPr>
-        <w:t xml:space="preserve"> </w:t>
-      </w:r>
-      <w:r>
-        <w:rPr>
-          <w:lang w:val="en-US"/>
-        </w:rPr>
-        <w:t>Partner</w:t>
-      </w:r>
-      <w:r>
-        <w:rPr>
-          <w:lang w:val="en-US"/>
-        </w:rPr>
-        <w:t xml:space="preserve"> </w:t>
-      </w:r>
-      <w:r>
-        <w:rPr>
-          <w:lang w:val="en-US"/>
-        </w:rPr>
-        <w:t>Site.</w:t>
-      </w:r>
-      <w:r>
-        <w:rPr>
-          <w:lang w:val="en-US"/>
-        </w:rPr>
-        <w:t xml:space="preserve"> </w:t>
-      </w:r>
-      <w:r>
-        <w:rPr>
-          <w:lang w:val="en-US"/>
-        </w:rPr>
-        <w:t>—</w:t>
-      </w:r>
-      <w:r>
-        <w:rPr>
-          <w:lang w:val="en-US"/>
-        </w:rPr>
-        <w:t xml:space="preserve"> </w:t>
-      </w:r>
-      <w:r>
-        <w:t>Режим</w:t>
-      </w:r>
-      <w:r>
-        <w:rPr>
-          <w:lang w:val="en-US"/>
-        </w:rPr>
-        <w:t xml:space="preserve"> </w:t>
-      </w:r>
-      <w:r>
-        <w:t>доступа</w:t>
-      </w:r>
-      <w:r>
-        <w:rPr>
-          <w:lang w:val="en-US"/>
-        </w:rPr>
-        <w:t>:</w:t>
-      </w:r>
-      <w:r>
-        <w:rPr>
-          <w:lang w:val="en-US"/>
-        </w:rPr>
-        <w:t xml:space="preserve"> </w:t>
-      </w:r>
-      <w:r>
-        <w:rPr>
-          <w:lang w:val="en-US"/>
-        </w:rPr>
-        <w:t>https://partner.steamgames.com/doc/marketing/reports</w:t>
-      </w:r>
-      <w:r>
-        <w:rPr>
-          <w:lang w:val="en-US"/>
-        </w:rPr>
-        <w:t xml:space="preserve"> </w:t>
-      </w:r>
-      <w:r>
-        <w:rPr>
-          <w:lang w:val="en-US"/>
-        </w:rPr>
-        <w:t>(</w:t>
-      </w:r>
-      <w:r>
-        <w:t>дата</w:t>
-      </w:r>
-      <w:r>
-        <w:rPr>
-          <w:lang w:val="en-US"/>
-        </w:rPr>
-        <w:t xml:space="preserve"> </w:t>
-      </w:r>
-      <w:r>
-        <w:t>обращения</w:t>
-      </w:r>
-      <w:r>
-        <w:rPr>
-          <w:lang w:val="en-US"/>
-        </w:rPr>
-        <w:t>:</w:t>
-      </w:r>
-      <w:r>
-        <w:rPr>
-          <w:lang w:val="en-US"/>
-        </w:rPr>
-        <w:t xml:space="preserve"> </w:t>
-      </w:r>
-      <w:r>
-        <w:rPr>
-          <w:lang w:val="en-US"/>
-        </w:rPr>
-        <w:t>15.1</w:t>
-      </w:r>
-      <w:r>
-        <w:rPr>
-          <w:lang w:val="en-US"/>
-        </w:rPr>
-        <w:t>2</w:t>
-      </w:r>
-      <w:r>
-        <w:rPr>
-          <w:lang w:val="en-US"/>
-        </w:rPr>
-        <w:t>.202</w:t>
-      </w:r>
-      <w:r>
-        <w:rPr>
-          <w:lang w:val="en-US"/>
-        </w:rPr>
-        <w:t>5</w:t>
-      </w:r>
-      <w:r>
-        <w:rPr>
-          <w:lang w:val="en-US"/>
-        </w:rPr>
-        <w:t>).</w:t>
+        <w:t>.12.2025).</w:t>
       </w:r>
     </w:p>
     <w:p>
@@ -18938,434 +17537,18 @@
         <w:pStyle w:val="a"/>
         <w:numPr>
           <w:ilvl w:val="1"/>
-          <w:numId w:val="40"/>
+          <w:numId w:val="47"/>
         </w:numPr>
         <w:ind w:left="1418"/>
-      </w:pPr>
-      <w:r>
-        <w:t>Паклин,</w:t>
-      </w:r>
-      <w:r>
-        <w:t xml:space="preserve"> </w:t>
-      </w:r>
-      <w:r>
-        <w:t>Н.</w:t>
-      </w:r>
-      <w:r>
-        <w:t xml:space="preserve"> </w:t>
-      </w:r>
-      <w:r>
-        <w:t>Б.</w:t>
-      </w:r>
-      <w:r>
-        <w:t xml:space="preserve"> </w:t>
-      </w:r>
-      <w:r>
-        <w:t>Бизнес-аналитика:</w:t>
-      </w:r>
-      <w:r>
-        <w:t xml:space="preserve"> </w:t>
-      </w:r>
-      <w:r>
-        <w:t>от</w:t>
-      </w:r>
-      <w:r>
-        <w:t xml:space="preserve"> </w:t>
-      </w:r>
-      <w:r>
-        <w:t>данных</w:t>
-      </w:r>
-      <w:r>
-        <w:t xml:space="preserve"> </w:t>
-      </w:r>
-      <w:r>
-        <w:t>к</w:t>
-      </w:r>
-      <w:r>
-        <w:t xml:space="preserve"> </w:t>
-      </w:r>
-      <w:r>
-        <w:t>знаниям</w:t>
-      </w:r>
-      <w:r>
-        <w:t xml:space="preserve"> </w:t>
-      </w:r>
-      <w:r>
-        <w:t>/</w:t>
-      </w:r>
-      <w:r>
-        <w:t xml:space="preserve"> </w:t>
-      </w:r>
-      <w:r>
-        <w:t>Н.</w:t>
-      </w:r>
-      <w:r>
-        <w:t xml:space="preserve"> </w:t>
-      </w:r>
-      <w:r>
-        <w:t>Б.</w:t>
-      </w:r>
-      <w:r>
-        <w:t xml:space="preserve"> </w:t>
-      </w:r>
-      <w:r>
-        <w:t>Паклин,</w:t>
-      </w:r>
-      <w:r>
-        <w:t xml:space="preserve"> </w:t>
-      </w:r>
-      <w:r>
-        <w:t>В.</w:t>
-      </w:r>
-      <w:r>
-        <w:t xml:space="preserve"> </w:t>
-      </w:r>
-      <w:r>
-        <w:t>И.</w:t>
-      </w:r>
-      <w:r>
-        <w:t xml:space="preserve"> </w:t>
-      </w:r>
-      <w:r>
-        <w:t>Орешков.</w:t>
-      </w:r>
-      <w:r>
-        <w:t xml:space="preserve"> </w:t>
-      </w:r>
-      <w:r>
-        <w:t>—</w:t>
-      </w:r>
-      <w:r>
-        <w:t xml:space="preserve"> </w:t>
-      </w:r>
-      <w:r>
-        <w:t>Санкт-</w:t>
-      </w:r>
-      <w:proofErr w:type="gramStart"/>
-      <w:r>
-        <w:t>Петербург</w:t>
-      </w:r>
-      <w:r>
-        <w:t xml:space="preserve"> </w:t>
-      </w:r>
-      <w:r>
-        <w:t>:</w:t>
-      </w:r>
-      <w:proofErr w:type="gramEnd"/>
-      <w:r>
-        <w:t xml:space="preserve"> </w:t>
-      </w:r>
-      <w:r>
-        <w:t>Питер,</w:t>
-      </w:r>
-      <w:r>
-        <w:t xml:space="preserve"> </w:t>
-      </w:r>
-      <w:r>
-        <w:t>2013.</w:t>
-      </w:r>
-      <w:r>
-        <w:t xml:space="preserve"> </w:t>
-      </w:r>
-      <w:r>
-        <w:t>—</w:t>
-      </w:r>
-      <w:r>
-        <w:t xml:space="preserve"> </w:t>
-      </w:r>
-      <w:r>
-        <w:t>704</w:t>
-      </w:r>
-      <w:r>
-        <w:t xml:space="preserve"> </w:t>
-      </w:r>
-      <w:r>
-        <w:t>с.</w:t>
-      </w:r>
-    </w:p>
-    <w:p>
-      <w:pPr>
-        <w:pStyle w:val="a"/>
-        <w:numPr>
-          <w:ilvl w:val="1"/>
-          <w:numId w:val="40"/>
-        </w:numPr>
-        <w:ind w:left="1418"/>
-      </w:pPr>
-      <w:r>
-        <w:t>Counter-Strike</w:t>
-      </w:r>
-      <w:r>
-        <w:t xml:space="preserve"> </w:t>
-      </w:r>
-      <w:r>
-        <w:t>2</w:t>
-      </w:r>
-      <w:r>
-        <w:t xml:space="preserve"> </w:t>
-      </w:r>
-      <w:r>
-        <w:t>-</w:t>
-      </w:r>
-      <w:r>
-        <w:t xml:space="preserve"> </w:t>
-      </w:r>
-      <w:proofErr w:type="spellStart"/>
-      <w:r>
-        <w:t>Steam</w:t>
-      </w:r>
-      <w:proofErr w:type="spellEnd"/>
-      <w:r>
-        <w:t xml:space="preserve"> </w:t>
-      </w:r>
-      <w:proofErr w:type="spellStart"/>
-      <w:r>
-        <w:t>Charts</w:t>
-      </w:r>
-      <w:proofErr w:type="spellEnd"/>
-      <w:r>
-        <w:t>.</w:t>
-      </w:r>
-      <w:r>
-        <w:t xml:space="preserve"> </w:t>
-      </w:r>
-      <w:r>
-        <w:t>[Электронный</w:t>
-      </w:r>
-      <w:r>
-        <w:t xml:space="preserve"> </w:t>
-      </w:r>
-      <w:r>
-        <w:t>ресурс]</w:t>
-      </w:r>
-      <w:r>
-        <w:t xml:space="preserve"> </w:t>
-      </w:r>
-      <w:r>
-        <w:t>//</w:t>
-      </w:r>
-      <w:r>
-        <w:t xml:space="preserve"> </w:t>
-      </w:r>
-      <w:proofErr w:type="spellStart"/>
-      <w:r>
-        <w:t>SteamDB</w:t>
-      </w:r>
-      <w:proofErr w:type="spellEnd"/>
-      <w:r>
-        <w:t>.</w:t>
-      </w:r>
-      <w:r>
-        <w:t xml:space="preserve"> </w:t>
-      </w:r>
-      <w:r>
-        <w:t>—</w:t>
-      </w:r>
-      <w:r>
-        <w:t xml:space="preserve"> </w:t>
-      </w:r>
-      <w:r>
-        <w:t>Режим</w:t>
-      </w:r>
-      <w:r>
-        <w:t xml:space="preserve"> </w:t>
-      </w:r>
-      <w:r>
-        <w:t>доступа:</w:t>
-      </w:r>
-      <w:r>
-        <w:t xml:space="preserve"> </w:t>
-      </w:r>
-      <w:r>
-        <w:t>https://steamdb.info/app/730/charts/</w:t>
-      </w:r>
-      <w:r>
-        <w:t xml:space="preserve"> </w:t>
-      </w:r>
-      <w:r>
-        <w:t>(дата</w:t>
-      </w:r>
-      <w:r>
-        <w:t xml:space="preserve"> </w:t>
-      </w:r>
-      <w:r>
-        <w:t>обращения:</w:t>
-      </w:r>
-      <w:r>
-        <w:t xml:space="preserve"> </w:t>
-      </w:r>
-      <w:r>
-        <w:t>15.1</w:t>
-      </w:r>
-      <w:r>
-        <w:t>2</w:t>
-      </w:r>
-      <w:r>
-        <w:t>.202</w:t>
-      </w:r>
-      <w:r>
-        <w:t>5</w:t>
-      </w:r>
-      <w:r>
-        <w:t>).</w:t>
-      </w:r>
-    </w:p>
-    <w:p>
-      <w:pPr>
-        <w:pStyle w:val="a"/>
-        <w:numPr>
-          <w:ilvl w:val="1"/>
-          <w:numId w:val="40"/>
-        </w:numPr>
-        <w:ind w:left="1418"/>
-      </w:pPr>
-      <w:r>
-        <w:lastRenderedPageBreak/>
-        <w:t>Калинин,</w:t>
-      </w:r>
-      <w:r>
-        <w:t xml:space="preserve"> </w:t>
-      </w:r>
-      <w:r>
-        <w:t>А.</w:t>
-      </w:r>
-      <w:r>
-        <w:t xml:space="preserve"> </w:t>
-      </w:r>
-      <w:r>
-        <w:t>Основы</w:t>
-      </w:r>
-      <w:r>
-        <w:t xml:space="preserve"> </w:t>
-      </w:r>
-      <w:r>
-        <w:t>игровой</w:t>
-      </w:r>
-      <w:r>
-        <w:t xml:space="preserve"> </w:t>
-      </w:r>
-      <w:r>
-        <w:t>экономики:</w:t>
-      </w:r>
-      <w:r>
-        <w:t xml:space="preserve"> </w:t>
-      </w:r>
-      <w:r>
-        <w:t>баланс</w:t>
-      </w:r>
-      <w:r>
-        <w:t xml:space="preserve"> </w:t>
-      </w:r>
-      <w:r>
-        <w:t>и</w:t>
-      </w:r>
-      <w:r>
-        <w:t xml:space="preserve"> </w:t>
-      </w:r>
-      <w:r>
-        <w:t>монетизация</w:t>
-      </w:r>
-      <w:r>
-        <w:t xml:space="preserve"> </w:t>
-      </w:r>
-      <w:r>
-        <w:t>F2P-игр</w:t>
-      </w:r>
-      <w:r>
-        <w:t xml:space="preserve"> </w:t>
-      </w:r>
-      <w:r>
-        <w:t>[Электронный</w:t>
-      </w:r>
-      <w:r>
-        <w:t xml:space="preserve"> </w:t>
-      </w:r>
-      <w:r>
-        <w:t>ресурс]</w:t>
-      </w:r>
-      <w:r>
-        <w:t xml:space="preserve"> </w:t>
-      </w:r>
-      <w:r>
-        <w:t>/</w:t>
-      </w:r>
-      <w:r>
-        <w:t xml:space="preserve"> </w:t>
-      </w:r>
-      <w:r>
-        <w:t>А.</w:t>
-      </w:r>
-      <w:r>
-        <w:t xml:space="preserve"> </w:t>
-      </w:r>
-      <w:r>
-        <w:t>Калинин</w:t>
-      </w:r>
-      <w:r>
-        <w:t xml:space="preserve"> </w:t>
-      </w:r>
-      <w:r>
-        <w:t>//</w:t>
-      </w:r>
-      <w:r>
-        <w:t xml:space="preserve"> </w:t>
-      </w:r>
-      <w:r>
-        <w:t>DTF.</w:t>
-      </w:r>
-      <w:r>
-        <w:t xml:space="preserve"> </w:t>
-      </w:r>
-      <w:r>
-        <w:t>—</w:t>
-      </w:r>
-      <w:r>
-        <w:t xml:space="preserve"> </w:t>
-      </w:r>
-      <w:r>
-        <w:t>Режим</w:t>
-      </w:r>
-      <w:r>
-        <w:t xml:space="preserve"> </w:t>
-      </w:r>
-      <w:r>
-        <w:t>доступа:</w:t>
-      </w:r>
-      <w:r>
-        <w:t xml:space="preserve"> </w:t>
-      </w:r>
-      <w:r>
-        <w:t>https://dtf.ru/gamedev</w:t>
-      </w:r>
-      <w:r>
-        <w:t xml:space="preserve"> </w:t>
-      </w:r>
-      <w:r>
-        <w:t>(дата</w:t>
-      </w:r>
-      <w:r>
-        <w:t xml:space="preserve"> </w:t>
-      </w:r>
-      <w:r>
-        <w:t>обращения:</w:t>
-      </w:r>
-      <w:r>
-        <w:t xml:space="preserve"> </w:t>
-      </w:r>
-      <w:r>
-        <w:t>15.1</w:t>
-      </w:r>
-      <w:r>
-        <w:t>2</w:t>
-      </w:r>
-      <w:r>
-        <w:t>.202</w:t>
-      </w:r>
-      <w:r>
-        <w:t>5</w:t>
-      </w:r>
-      <w:r>
-        <w:t>).</w:t>
+        <w:rPr>
+          <w:rStyle w:val="ng-star-inserted"/>
+        </w:rPr>
+      </w:pPr>
+      <w:r>
+        <w:rPr>
+          <w:rStyle w:val="ng-star-inserted"/>
+        </w:rPr>
+        <w:t>Калинин, А. Основы игровой экономики F2P-игр [Электронный ресурс] // DTF. — 2023.</w:t>
       </w:r>
     </w:p>
     <w:p>
@@ -19373,7 +17556,7 @@
         <w:pStyle w:val="af5"/>
         <w:numPr>
           <w:ilvl w:val="0"/>
-          <w:numId w:val="39"/>
+          <w:numId w:val="42"/>
         </w:numPr>
         <w:jc w:val="both"/>
       </w:pPr>
@@ -19685,7 +17868,7 @@
         </w:rPr>
         <w:t xml:space="preserve">: </w:t>
       </w:r>
-      <w:hyperlink r:id="rId10" w:tgtFrame="_blank" w:history="1">
+      <w:hyperlink r:id="rId16" w:tgtFrame="_blank" w:history="1">
         <w:r>
           <w:rPr>
             <w:lang w:val="en-US"/>
@@ -19847,6 +18030,7 @@
         <w:t xml:space="preserve"> </w:t>
       </w:r>
       <w:r>
+        <w:lastRenderedPageBreak/>
         <w:t>Режим</w:t>
       </w:r>
       <w:r>
@@ -19858,7 +18042,7 @@
       <w:r>
         <w:t xml:space="preserve"> </w:t>
       </w:r>
-      <w:hyperlink r:id="rId11" w:tgtFrame="_blank" w:history="1">
+      <w:hyperlink r:id="rId17" w:tgtFrame="_blank" w:history="1">
         <w:r>
           <w:t>https://gopractice.ru/product-metrics/</w:t>
         </w:r>
@@ -20232,7 +18416,7 @@
         </w:rPr>
         <w:t xml:space="preserve">: </w:t>
       </w:r>
-      <w:hyperlink r:id="rId12" w:tgtFrame="_blank" w:history="1">
+      <w:hyperlink r:id="rId18" w:tgtFrame="_blank" w:history="1">
         <w:r>
           <w:rPr>
             <w:lang w:val="en-US"/>
@@ -20364,7 +18548,7 @@
       <w:r>
         <w:t xml:space="preserve"> </w:t>
       </w:r>
-      <w:hyperlink r:id="rId13" w:tgtFrame="_blank" w:history="1">
+      <w:hyperlink r:id="rId19" w:tgtFrame="_blank" w:history="1">
         <w:r>
           <w:t>https://skillbox.ru/media/marketing/rfm-analiz/</w:t>
         </w:r>
@@ -20404,7 +18588,6 @@
         <w:ind w:left="1418"/>
       </w:pPr>
       <w:r>
-        <w:lastRenderedPageBreak/>
         <w:t>Нильсен,</w:t>
       </w:r>
       <w:r>
@@ -20593,7 +18776,7 @@
       </w:pPr>
     </w:p>
     <w:sectPr>
-      <w:footerReference w:type="default" r:id="rId14"/>
+      <w:footerReference w:type="default" r:id="rId20"/>
       <w:pgSz w:w="11906" w:h="16838"/>
       <w:pgMar w:top="1134" w:right="850" w:bottom="1134" w:left="1701" w:header="708" w:footer="513" w:gutter="0"/>
       <w:cols w:space="708"/>
@@ -20605,7 +18788,7 @@
 </file>
 
 <file path=word/endnotes.xml><?xml version="1.0" encoding="utf-8"?>
-<w:endnotes xmlns:wpc="http://schemas.microsoft.com/office/word/2010/wordprocessingCanvas" xmlns:cx="http://schemas.microsoft.com/office/drawing/2014/chartex" xmlns:cx1="http://schemas.microsoft.com/office/drawing/2015/9/8/chartex" xmlns:cx2="http://schemas.microsoft.com/office/drawing/2015/10/21/chartex" xmlns:cx3="http://schemas.microsoft.com/office/drawing/2016/5/9/chartex" xmlns:cx4="http://schemas.microsoft.com/office/drawing/2016/5/10/chartex" xmlns:cx5="http://schemas.microsoft.com/office/drawing/2016/5/11/chartex" xmlns:cx6="http://schemas.microsoft.com/office/drawing/2016/5/12/chartex" xmlns:cx7="http://schemas.microsoft.com/office/drawing/2016/5/13/chartex" xmlns:cx8="http://schemas.microsoft.com/office/drawing/2016/5/14/chartex" xmlns:mc="http://schemas.openxmlformats.org/markup-compatibility/2006" xmlns:aink="http://schemas.microsoft.com/office/drawing/2016/ink" xmlns:am3d="http://schemas.microsoft.com/office/drawing/2017/model3d" xmlns:o="urn:schemas-microsoft-com:office:office" xmlns:r="http://schemas.openxmlformats.org/officeDocument/2006/relationships" xmlns:m="http://schemas.openxmlformats.org/officeDocument/2006/math" xmlns:v="urn:schemas-microsoft-com:vml" xmlns:wp14="http://schemas.microsoft.com/office/word/2010/wordprocessingDrawing" xmlns:wp="http://schemas.openxmlformats.org/drawingml/2006/wordprocessingDrawing" xmlns:w10="urn:schemas-microsoft-com:office:word" xmlns:w="http://schemas.openxmlformats.org/wordprocessingml/2006/main" xmlns:w14="http://schemas.microsoft.com/office/word/2010/wordml" xmlns:w15="http://schemas.microsoft.com/office/word/2012/wordml" xmlns:w16cex="http://schemas.microsoft.com/office/word/2018/wordml/cex" xmlns:w16cid="http://schemas.microsoft.com/office/word/2016/wordml/cid" xmlns:w16="http://schemas.microsoft.com/office/word/2018/wordml" xmlns:w16sdtdh="http://schemas.microsoft.com/office/word/2020/wordml/sdtdatahash" xmlns:w16se="http://schemas.microsoft.com/office/word/2015/wordml/symex" xmlns:wpg="http://schemas.microsoft.com/office/word/2010/wordprocessingGroup" xmlns:wpi="http://schemas.microsoft.com/office/word/2010/wordprocessingInk" xmlns:wne="http://schemas.microsoft.com/office/word/2006/wordml" xmlns:wps="http://schemas.microsoft.com/office/word/2010/wordprocessingShape" mc:Ignorable="w14 w15 w16se w16cid w16 w16cex w16sdtdh wp14">
+<w:endnotes xmlns:wpc="http://schemas.microsoft.com/office/word/2010/wordprocessingCanvas" xmlns:cx="http://schemas.microsoft.com/office/drawing/2014/chartex" xmlns:cx1="http://schemas.microsoft.com/office/drawing/2015/9/8/chartex" xmlns:cx2="http://schemas.microsoft.com/office/drawing/2015/10/21/chartex" xmlns:cx3="http://schemas.microsoft.com/office/drawing/2016/5/9/chartex" xmlns:cx4="http://schemas.microsoft.com/office/drawing/2016/5/10/chartex" xmlns:cx5="http://schemas.microsoft.com/office/drawing/2016/5/11/chartex" xmlns:cx6="http://schemas.microsoft.com/office/drawing/2016/5/12/chartex" xmlns:cx7="http://schemas.microsoft.com/office/drawing/2016/5/13/chartex" xmlns:cx8="http://schemas.microsoft.com/office/drawing/2016/5/14/chartex" xmlns:mc="http://schemas.openxmlformats.org/markup-compatibility/2006" xmlns:aink="http://schemas.microsoft.com/office/drawing/2016/ink" xmlns:am3d="http://schemas.microsoft.com/office/drawing/2017/model3d" xmlns:o="urn:schemas-microsoft-com:office:office" xmlns:oel="http://schemas.microsoft.com/office/2019/extlst" xmlns:r="http://schemas.openxmlformats.org/officeDocument/2006/relationships" xmlns:m="http://schemas.openxmlformats.org/officeDocument/2006/math" xmlns:v="urn:schemas-microsoft-com:vml" xmlns:wp14="http://schemas.microsoft.com/office/word/2010/wordprocessingDrawing" xmlns:wp="http://schemas.openxmlformats.org/drawingml/2006/wordprocessingDrawing" xmlns:w10="urn:schemas-microsoft-com:office:word" xmlns:w="http://schemas.openxmlformats.org/wordprocessingml/2006/main" xmlns:w14="http://schemas.microsoft.com/office/word/2010/wordml" xmlns:w15="http://schemas.microsoft.com/office/word/2012/wordml" xmlns:w16cex="http://schemas.microsoft.com/office/word/2018/wordml/cex" xmlns:w16cid="http://schemas.microsoft.com/office/word/2016/wordml/cid" xmlns:w16="http://schemas.microsoft.com/office/word/2018/wordml" xmlns:w16sdtdh="http://schemas.microsoft.com/office/word/2020/wordml/sdtdatahash" xmlns:w16se="http://schemas.microsoft.com/office/word/2015/wordml/symex" xmlns:wpg="http://schemas.microsoft.com/office/word/2010/wordprocessingGroup" xmlns:wpi="http://schemas.microsoft.com/office/word/2010/wordprocessingInk" xmlns:wne="http://schemas.microsoft.com/office/word/2006/wordml" xmlns:wps="http://schemas.microsoft.com/office/word/2010/wordprocessingShape" mc:Ignorable="w14 w15 w16se w16cid w16 w16cex w16sdtdh wp14">
   <w:endnote w:type="separator" w:id="-1">
     <w:p>
       <w:pPr>
@@ -20630,7 +18813,7 @@
 </file>
 
 <file path=word/footer1.xml><?xml version="1.0" encoding="utf-8"?>
-<w:ftr xmlns:wpc="http://schemas.microsoft.com/office/word/2010/wordprocessingCanvas" xmlns:cx="http://schemas.microsoft.com/office/drawing/2014/chartex" xmlns:cx1="http://schemas.microsoft.com/office/drawing/2015/9/8/chartex" xmlns:cx2="http://schemas.microsoft.com/office/drawing/2015/10/21/chartex" xmlns:cx3="http://schemas.microsoft.com/office/drawing/2016/5/9/chartex" xmlns:cx4="http://schemas.microsoft.com/office/drawing/2016/5/10/chartex" xmlns:cx5="http://schemas.microsoft.com/office/drawing/2016/5/11/chartex" xmlns:cx6="http://schemas.microsoft.com/office/drawing/2016/5/12/chartex" xmlns:cx7="http://schemas.microsoft.com/office/drawing/2016/5/13/chartex" xmlns:cx8="http://schemas.microsoft.com/office/drawing/2016/5/14/chartex" xmlns:mc="http://schemas.openxmlformats.org/markup-compatibility/2006" xmlns:aink="http://schemas.microsoft.com/office/drawing/2016/ink" xmlns:am3d="http://schemas.microsoft.com/office/drawing/2017/model3d" xmlns:o="urn:schemas-microsoft-com:office:office" xmlns:r="http://schemas.openxmlformats.org/officeDocument/2006/relationships" xmlns:m="http://schemas.openxmlformats.org/officeDocument/2006/math" xmlns:v="urn:schemas-microsoft-com:vml" xmlns:wp14="http://schemas.microsoft.com/office/word/2010/wordprocessingDrawing" xmlns:wp="http://schemas.openxmlformats.org/drawingml/2006/wordprocessingDrawing" xmlns:w10="urn:schemas-microsoft-com:office:word" xmlns:w="http://schemas.openxmlformats.org/wordprocessingml/2006/main" xmlns:w14="http://schemas.microsoft.com/office/word/2010/wordml" xmlns:w15="http://schemas.microsoft.com/office/word/2012/wordml" xmlns:w16cex="http://schemas.microsoft.com/office/word/2018/wordml/cex" xmlns:w16cid="http://schemas.microsoft.com/office/word/2016/wordml/cid" xmlns:w16="http://schemas.microsoft.com/office/word/2018/wordml" xmlns:w16sdtdh="http://schemas.microsoft.com/office/word/2020/wordml/sdtdatahash" xmlns:w16se="http://schemas.microsoft.com/office/word/2015/wordml/symex" xmlns:wpg="http://schemas.microsoft.com/office/word/2010/wordprocessingGroup" xmlns:wpi="http://schemas.microsoft.com/office/word/2010/wordprocessingInk" xmlns:wne="http://schemas.microsoft.com/office/word/2006/wordml" xmlns:wps="http://schemas.microsoft.com/office/word/2010/wordprocessingShape" mc:Ignorable="w14 w15 w16se w16cid w16 w16cex w16sdtdh wp14">
+<w:ftr xmlns:wpc="http://schemas.microsoft.com/office/word/2010/wordprocessingCanvas" xmlns:cx="http://schemas.microsoft.com/office/drawing/2014/chartex" xmlns:cx1="http://schemas.microsoft.com/office/drawing/2015/9/8/chartex" xmlns:cx2="http://schemas.microsoft.com/office/drawing/2015/10/21/chartex" xmlns:cx3="http://schemas.microsoft.com/office/drawing/2016/5/9/chartex" xmlns:cx4="http://schemas.microsoft.com/office/drawing/2016/5/10/chartex" xmlns:cx5="http://schemas.microsoft.com/office/drawing/2016/5/11/chartex" xmlns:cx6="http://schemas.microsoft.com/office/drawing/2016/5/12/chartex" xmlns:cx7="http://schemas.microsoft.com/office/drawing/2016/5/13/chartex" xmlns:cx8="http://schemas.microsoft.com/office/drawing/2016/5/14/chartex" xmlns:mc="http://schemas.openxmlformats.org/markup-compatibility/2006" xmlns:aink="http://schemas.microsoft.com/office/drawing/2016/ink" xmlns:am3d="http://schemas.microsoft.com/office/drawing/2017/model3d" xmlns:o="urn:schemas-microsoft-com:office:office" xmlns:oel="http://schemas.microsoft.com/office/2019/extlst" xmlns:r="http://schemas.openxmlformats.org/officeDocument/2006/relationships" xmlns:m="http://schemas.openxmlformats.org/officeDocument/2006/math" xmlns:v="urn:schemas-microsoft-com:vml" xmlns:wp14="http://schemas.microsoft.com/office/word/2010/wordprocessingDrawing" xmlns:wp="http://schemas.openxmlformats.org/drawingml/2006/wordprocessingDrawing" xmlns:w10="urn:schemas-microsoft-com:office:word" xmlns:w="http://schemas.openxmlformats.org/wordprocessingml/2006/main" xmlns:w14="http://schemas.microsoft.com/office/word/2010/wordml" xmlns:w15="http://schemas.microsoft.com/office/word/2012/wordml" xmlns:w16cex="http://schemas.microsoft.com/office/word/2018/wordml/cex" xmlns:w16cid="http://schemas.microsoft.com/office/word/2016/wordml/cid" xmlns:w16="http://schemas.microsoft.com/office/word/2018/wordml" xmlns:w16sdtdh="http://schemas.microsoft.com/office/word/2020/wordml/sdtdatahash" xmlns:w16se="http://schemas.microsoft.com/office/word/2015/wordml/symex" xmlns:wpg="http://schemas.microsoft.com/office/word/2010/wordprocessingGroup" xmlns:wpi="http://schemas.microsoft.com/office/word/2010/wordprocessingInk" xmlns:wne="http://schemas.microsoft.com/office/word/2006/wordml" xmlns:wps="http://schemas.microsoft.com/office/word/2010/wordprocessingShape" mc:Ignorable="w14 w15 w16se w16cid w16 w16cex w16sdtdh wp14">
   <w:sdt>
     <w:sdtPr>
       <w:rPr>
@@ -20707,7 +18890,7 @@
 </file>
 
 <file path=word/footnotes.xml><?xml version="1.0" encoding="utf-8"?>
-<w:footnotes xmlns:wpc="http://schemas.microsoft.com/office/word/2010/wordprocessingCanvas" xmlns:cx="http://schemas.microsoft.com/office/drawing/2014/chartex" xmlns:cx1="http://schemas.microsoft.com/office/drawing/2015/9/8/chartex" xmlns:cx2="http://schemas.microsoft.com/office/drawing/2015/10/21/chartex" xmlns:cx3="http://schemas.microsoft.com/office/drawing/2016/5/9/chartex" xmlns:cx4="http://schemas.microsoft.com/office/drawing/2016/5/10/chartex" xmlns:cx5="http://schemas.microsoft.com/office/drawing/2016/5/11/chartex" xmlns:cx6="http://schemas.microsoft.com/office/drawing/2016/5/12/chartex" xmlns:cx7="http://schemas.microsoft.com/office/drawing/2016/5/13/chartex" xmlns:cx8="http://schemas.microsoft.com/office/drawing/2016/5/14/chartex" xmlns:mc="http://schemas.openxmlformats.org/markup-compatibility/2006" xmlns:aink="http://schemas.microsoft.com/office/drawing/2016/ink" xmlns:am3d="http://schemas.microsoft.com/office/drawing/2017/model3d" xmlns:o="urn:schemas-microsoft-com:office:office" xmlns:r="http://schemas.openxmlformats.org/officeDocument/2006/relationships" xmlns:m="http://schemas.openxmlformats.org/officeDocument/2006/math" xmlns:v="urn:schemas-microsoft-com:vml" xmlns:wp14="http://schemas.microsoft.com/office/word/2010/wordprocessingDrawing" xmlns:wp="http://schemas.openxmlformats.org/drawingml/2006/wordprocessingDrawing" xmlns:w10="urn:schemas-microsoft-com:office:word" xmlns:w="http://schemas.openxmlformats.org/wordprocessingml/2006/main" xmlns:w14="http://schemas.microsoft.com/office/word/2010/wordml" xmlns:w15="http://schemas.microsoft.com/office/word/2012/wordml" xmlns:w16cex="http://schemas.microsoft.com/office/word/2018/wordml/cex" xmlns:w16cid="http://schemas.microsoft.com/office/word/2016/wordml/cid" xmlns:w16="http://schemas.microsoft.com/office/word/2018/wordml" xmlns:w16sdtdh="http://schemas.microsoft.com/office/word/2020/wordml/sdtdatahash" xmlns:w16se="http://schemas.microsoft.com/office/word/2015/wordml/symex" xmlns:wpg="http://schemas.microsoft.com/office/word/2010/wordprocessingGroup" xmlns:wpi="http://schemas.microsoft.com/office/word/2010/wordprocessingInk" xmlns:wne="http://schemas.microsoft.com/office/word/2006/wordml" xmlns:wps="http://schemas.microsoft.com/office/word/2010/wordprocessingShape" mc:Ignorable="w14 w15 w16se w16cid w16 w16cex w16sdtdh wp14">
+<w:footnotes xmlns:wpc="http://schemas.microsoft.com/office/word/2010/wordprocessingCanvas" xmlns:cx="http://schemas.microsoft.com/office/drawing/2014/chartex" xmlns:cx1="http://schemas.microsoft.com/office/drawing/2015/9/8/chartex" xmlns:cx2="http://schemas.microsoft.com/office/drawing/2015/10/21/chartex" xmlns:cx3="http://schemas.microsoft.com/office/drawing/2016/5/9/chartex" xmlns:cx4="http://schemas.microsoft.com/office/drawing/2016/5/10/chartex" xmlns:cx5="http://schemas.microsoft.com/office/drawing/2016/5/11/chartex" xmlns:cx6="http://schemas.microsoft.com/office/drawing/2016/5/12/chartex" xmlns:cx7="http://schemas.microsoft.com/office/drawing/2016/5/13/chartex" xmlns:cx8="http://schemas.microsoft.com/office/drawing/2016/5/14/chartex" xmlns:mc="http://schemas.openxmlformats.org/markup-compatibility/2006" xmlns:aink="http://schemas.microsoft.com/office/drawing/2016/ink" xmlns:am3d="http://schemas.microsoft.com/office/drawing/2017/model3d" xmlns:o="urn:schemas-microsoft-com:office:office" xmlns:oel="http://schemas.microsoft.com/office/2019/extlst" xmlns:r="http://schemas.openxmlformats.org/officeDocument/2006/relationships" xmlns:m="http://schemas.openxmlformats.org/officeDocument/2006/math" xmlns:v="urn:schemas-microsoft-com:vml" xmlns:wp14="http://schemas.microsoft.com/office/word/2010/wordprocessingDrawing" xmlns:wp="http://schemas.openxmlformats.org/drawingml/2006/wordprocessingDrawing" xmlns:w10="urn:schemas-microsoft-com:office:word" xmlns:w="http://schemas.openxmlformats.org/wordprocessingml/2006/main" xmlns:w14="http://schemas.microsoft.com/office/word/2010/wordml" xmlns:w15="http://schemas.microsoft.com/office/word/2012/wordml" xmlns:w16cex="http://schemas.microsoft.com/office/word/2018/wordml/cex" xmlns:w16cid="http://schemas.microsoft.com/office/word/2016/wordml/cid" xmlns:w16="http://schemas.microsoft.com/office/word/2018/wordml" xmlns:w16sdtdh="http://schemas.microsoft.com/office/word/2020/wordml/sdtdatahash" xmlns:w16se="http://schemas.microsoft.com/office/word/2015/wordml/symex" xmlns:wpg="http://schemas.microsoft.com/office/word/2010/wordprocessingGroup" xmlns:wpi="http://schemas.microsoft.com/office/word/2010/wordprocessingInk" xmlns:wne="http://schemas.microsoft.com/office/word/2006/wordml" xmlns:wps="http://schemas.microsoft.com/office/word/2010/wordprocessingShape" mc:Ignorable="w14 w15 w16se w16cid w16 w16cex w16sdtdh wp14">
   <w:footnote w:type="separator" w:id="-1">
     <w:p>
       <w:pPr>
@@ -20732,7 +18915,7 @@
 </file>
 
 <file path=word/numbering.xml><?xml version="1.0" encoding="utf-8"?>
-<w:numbering xmlns:wpc="http://schemas.microsoft.com/office/word/2010/wordprocessingCanvas" xmlns:cx="http://schemas.microsoft.com/office/drawing/2014/chartex" xmlns:cx1="http://schemas.microsoft.com/office/drawing/2015/9/8/chartex" xmlns:cx2="http://schemas.microsoft.com/office/drawing/2015/10/21/chartex" xmlns:cx3="http://schemas.microsoft.com/office/drawing/2016/5/9/chartex" xmlns:cx4="http://schemas.microsoft.com/office/drawing/2016/5/10/chartex" xmlns:cx5="http://schemas.microsoft.com/office/drawing/2016/5/11/chartex" xmlns:cx6="http://schemas.microsoft.com/office/drawing/2016/5/12/chartex" xmlns:cx7="http://schemas.microsoft.com/office/drawing/2016/5/13/chartex" xmlns:cx8="http://schemas.microsoft.com/office/drawing/2016/5/14/chartex" xmlns:mc="http://schemas.openxmlformats.org/markup-compatibility/2006" xmlns:aink="http://schemas.microsoft.com/office/drawing/2016/ink" xmlns:am3d="http://schemas.microsoft.com/office/drawing/2017/model3d" xmlns:o="urn:schemas-microsoft-com:office:office" xmlns:r="http://schemas.openxmlformats.org/officeDocument/2006/relationships" xmlns:m="http://schemas.openxmlformats.org/officeDocument/2006/math" xmlns:v="urn:schemas-microsoft-com:vml" xmlns:wp14="http://schemas.microsoft.com/office/word/2010/wordprocessingDrawing" xmlns:wp="http://schemas.openxmlformats.org/drawingml/2006/wordprocessingDrawing" xmlns:w10="urn:schemas-microsoft-com:office:word" xmlns:w="http://schemas.openxmlformats.org/wordprocessingml/2006/main" xmlns:w14="http://schemas.microsoft.com/office/word/2010/wordml" xmlns:w15="http://schemas.microsoft.com/office/word/2012/wordml" xmlns:w16cex="http://schemas.microsoft.com/office/word/2018/wordml/cex" xmlns:w16cid="http://schemas.microsoft.com/office/word/2016/wordml/cid" xmlns:w16="http://schemas.microsoft.com/office/word/2018/wordml" xmlns:w16sdtdh="http://schemas.microsoft.com/office/word/2020/wordml/sdtdatahash" xmlns:w16se="http://schemas.microsoft.com/office/word/2015/wordml/symex" xmlns:wpg="http://schemas.microsoft.com/office/word/2010/wordprocessingGroup" xmlns:wpi="http://schemas.microsoft.com/office/word/2010/wordprocessingInk" xmlns:wne="http://schemas.microsoft.com/office/word/2006/wordml" xmlns:wps="http://schemas.microsoft.com/office/word/2010/wordprocessingShape" mc:Ignorable="w14 w15 w16se w16cid w16 w16cex w16sdtdh wp14">
+<w:numbering xmlns:wpc="http://schemas.microsoft.com/office/word/2010/wordprocessingCanvas" xmlns:cx="http://schemas.microsoft.com/office/drawing/2014/chartex" xmlns:cx1="http://schemas.microsoft.com/office/drawing/2015/9/8/chartex" xmlns:cx2="http://schemas.microsoft.com/office/drawing/2015/10/21/chartex" xmlns:cx3="http://schemas.microsoft.com/office/drawing/2016/5/9/chartex" xmlns:cx4="http://schemas.microsoft.com/office/drawing/2016/5/10/chartex" xmlns:cx5="http://schemas.microsoft.com/office/drawing/2016/5/11/chartex" xmlns:cx6="http://schemas.microsoft.com/office/drawing/2016/5/12/chartex" xmlns:cx7="http://schemas.microsoft.com/office/drawing/2016/5/13/chartex" xmlns:cx8="http://schemas.microsoft.com/office/drawing/2016/5/14/chartex" xmlns:mc="http://schemas.openxmlformats.org/markup-compatibility/2006" xmlns:aink="http://schemas.microsoft.com/office/drawing/2016/ink" xmlns:am3d="http://schemas.microsoft.com/office/drawing/2017/model3d" xmlns:o="urn:schemas-microsoft-com:office:office" xmlns:oel="http://schemas.microsoft.com/office/2019/extlst" xmlns:r="http://schemas.openxmlformats.org/officeDocument/2006/relationships" xmlns:m="http://schemas.openxmlformats.org/officeDocument/2006/math" xmlns:v="urn:schemas-microsoft-com:vml" xmlns:wp14="http://schemas.microsoft.com/office/word/2010/wordprocessingDrawing" xmlns:wp="http://schemas.openxmlformats.org/drawingml/2006/wordprocessingDrawing" xmlns:w10="urn:schemas-microsoft-com:office:word" xmlns:w="http://schemas.openxmlformats.org/wordprocessingml/2006/main" xmlns:w14="http://schemas.microsoft.com/office/word/2010/wordml" xmlns:w15="http://schemas.microsoft.com/office/word/2012/wordml" xmlns:w16cex="http://schemas.microsoft.com/office/word/2018/wordml/cex" xmlns:w16cid="http://schemas.microsoft.com/office/word/2016/wordml/cid" xmlns:w16="http://schemas.microsoft.com/office/word/2018/wordml" xmlns:w16sdtdh="http://schemas.microsoft.com/office/word/2020/wordml/sdtdatahash" xmlns:w16se="http://schemas.microsoft.com/office/word/2015/wordml/symex" xmlns:wpg="http://schemas.microsoft.com/office/word/2010/wordprocessingGroup" xmlns:wpi="http://schemas.microsoft.com/office/word/2010/wordprocessingInk" xmlns:wne="http://schemas.microsoft.com/office/word/2006/wordml" xmlns:wps="http://schemas.microsoft.com/office/word/2010/wordprocessingShape" mc:Ignorable="w14 w15 w16se w16cid w16 w16cex w16sdtdh wp14">
   <w:abstractNum w:abstractNumId="0" w15:restartNumberingAfterBreak="0">
     <w:nsid w:val="00B97768"/>
     <w:multiLevelType w:val="multilevel"/>
@@ -22433,6 +20616,119 @@
     </w:lvl>
   </w:abstractNum>
   <w:abstractNum w:abstractNumId="14" w15:restartNumberingAfterBreak="0">
+    <w:nsid w:val="1FBF13C7"/>
+    <w:multiLevelType w:val="multilevel"/>
+    <w:tmpl w:val="F28689E8"/>
+    <w:lvl w:ilvl="0">
+      <w:start w:val="1"/>
+      <w:numFmt w:val="decimal"/>
+      <w:lvlText w:val="%1."/>
+      <w:lvlJc w:val="left"/>
+      <w:pPr>
+        <w:ind w:left="420" w:hanging="420"/>
+      </w:pPr>
+      <w:rPr>
+        <w:rFonts w:hint="default"/>
+      </w:rPr>
+    </w:lvl>
+    <w:lvl w:ilvl="1">
+      <w:start w:val="1"/>
+      <w:numFmt w:val="decimal"/>
+      <w:lvlText w:val="%1.%2."/>
+      <w:lvlJc w:val="left"/>
+      <w:pPr>
+        <w:ind w:left="3349" w:hanging="720"/>
+      </w:pPr>
+      <w:rPr>
+        <w:rFonts w:hint="default"/>
+      </w:rPr>
+    </w:lvl>
+    <w:lvl w:ilvl="2">
+      <w:start w:val="1"/>
+      <w:numFmt w:val="decimal"/>
+      <w:lvlText w:val="%1.%2.%3."/>
+      <w:lvlJc w:val="left"/>
+      <w:pPr>
+        <w:ind w:left="5978" w:hanging="720"/>
+      </w:pPr>
+      <w:rPr>
+        <w:rFonts w:hint="default"/>
+      </w:rPr>
+    </w:lvl>
+    <w:lvl w:ilvl="3">
+      <w:start w:val="1"/>
+      <w:numFmt w:val="decimal"/>
+      <w:lvlText w:val="%1.%2.%3.%4."/>
+      <w:lvlJc w:val="left"/>
+      <w:pPr>
+        <w:ind w:left="8967" w:hanging="1080"/>
+      </w:pPr>
+      <w:rPr>
+        <w:rFonts w:hint="default"/>
+      </w:rPr>
+    </w:lvl>
+    <w:lvl w:ilvl="4">
+      <w:start w:val="1"/>
+      <w:numFmt w:val="decimal"/>
+      <w:lvlText w:val="%1.%2.%3.%4.%5."/>
+      <w:lvlJc w:val="left"/>
+      <w:pPr>
+        <w:ind w:left="11596" w:hanging="1080"/>
+      </w:pPr>
+      <w:rPr>
+        <w:rFonts w:hint="default"/>
+      </w:rPr>
+    </w:lvl>
+    <w:lvl w:ilvl="5">
+      <w:start w:val="1"/>
+      <w:numFmt w:val="decimal"/>
+      <w:lvlText w:val="%1.%2.%3.%4.%5.%6."/>
+      <w:lvlJc w:val="left"/>
+      <w:pPr>
+        <w:ind w:left="14585" w:hanging="1440"/>
+      </w:pPr>
+      <w:rPr>
+        <w:rFonts w:hint="default"/>
+      </w:rPr>
+    </w:lvl>
+    <w:lvl w:ilvl="6">
+      <w:start w:val="1"/>
+      <w:numFmt w:val="decimal"/>
+      <w:lvlText w:val="%1.%2.%3.%4.%5.%6.%7."/>
+      <w:lvlJc w:val="left"/>
+      <w:pPr>
+        <w:ind w:left="17574" w:hanging="1800"/>
+      </w:pPr>
+      <w:rPr>
+        <w:rFonts w:hint="default"/>
+      </w:rPr>
+    </w:lvl>
+    <w:lvl w:ilvl="7">
+      <w:start w:val="1"/>
+      <w:numFmt w:val="decimal"/>
+      <w:lvlText w:val="%1.%2.%3.%4.%5.%6.%7.%8."/>
+      <w:lvlJc w:val="left"/>
+      <w:pPr>
+        <w:ind w:left="20203" w:hanging="1800"/>
+      </w:pPr>
+      <w:rPr>
+        <w:rFonts w:hint="default"/>
+      </w:rPr>
+    </w:lvl>
+    <w:lvl w:ilvl="8">
+      <w:start w:val="1"/>
+      <w:numFmt w:val="decimal"/>
+      <w:lvlText w:val="%1.%2.%3.%4.%5.%6.%7.%8.%9."/>
+      <w:lvlJc w:val="left"/>
+      <w:pPr>
+        <w:ind w:left="23192" w:hanging="2160"/>
+      </w:pPr>
+      <w:rPr>
+        <w:rFonts w:hint="default"/>
+      </w:rPr>
+    </w:lvl>
+  </w:abstractNum>
+  <w:abstractNum w:abstractNumId="15" w15:restartNumberingAfterBreak="0">
     <w:nsid w:val="253A5FA7"/>
     <w:multiLevelType w:val="hybridMultilevel"/>
     <w:tmpl w:val="DB46B420"/>
@@ -22546,7 +20842,7 @@
       </w:rPr>
     </w:lvl>
   </w:abstractNum>
-  <w:abstractNum w:abstractNumId="15" w15:restartNumberingAfterBreak="0">
+  <w:abstractNum w:abstractNumId="16" w15:restartNumberingAfterBreak="0">
     <w:nsid w:val="25AE3625"/>
     <w:multiLevelType w:val="multilevel"/>
     <w:tmpl w:val="871A7DF6"/>
@@ -22659,7 +20955,120 @@
       </w:rPr>
     </w:lvl>
   </w:abstractNum>
-  <w:abstractNum w:abstractNumId="16" w15:restartNumberingAfterBreak="0">
+  <w:abstractNum w:abstractNumId="17" w15:restartNumberingAfterBreak="0">
+    <w:nsid w:val="26FC58F7"/>
+    <w:multiLevelType w:val="multilevel"/>
+    <w:tmpl w:val="A8148A3A"/>
+    <w:lvl w:ilvl="0">
+      <w:start w:val="1"/>
+      <w:numFmt w:val="decimal"/>
+      <w:lvlText w:val="%1."/>
+      <w:lvlJc w:val="left"/>
+      <w:pPr>
+        <w:tabs>
+          <w:tab w:val="num" w:pos="720"/>
+        </w:tabs>
+        <w:ind w:left="720" w:hanging="360"/>
+      </w:pPr>
+    </w:lvl>
+    <w:lvl w:ilvl="1" w:tentative="1">
+      <w:start w:val="1"/>
+      <w:numFmt w:val="decimal"/>
+      <w:lvlText w:val="%2."/>
+      <w:lvlJc w:val="left"/>
+      <w:pPr>
+        <w:tabs>
+          <w:tab w:val="num" w:pos="1440"/>
+        </w:tabs>
+        <w:ind w:left="1440" w:hanging="360"/>
+      </w:pPr>
+    </w:lvl>
+    <w:lvl w:ilvl="2" w:tentative="1">
+      <w:start w:val="1"/>
+      <w:numFmt w:val="decimal"/>
+      <w:lvlText w:val="%3."/>
+      <w:lvlJc w:val="left"/>
+      <w:pPr>
+        <w:tabs>
+          <w:tab w:val="num" w:pos="2160"/>
+        </w:tabs>
+        <w:ind w:left="2160" w:hanging="360"/>
+      </w:pPr>
+    </w:lvl>
+    <w:lvl w:ilvl="3" w:tentative="1">
+      <w:start w:val="1"/>
+      <w:numFmt w:val="decimal"/>
+      <w:lvlText w:val="%4."/>
+      <w:lvlJc w:val="left"/>
+      <w:pPr>
+        <w:tabs>
+          <w:tab w:val="num" w:pos="2880"/>
+        </w:tabs>
+        <w:ind w:left="2880" w:hanging="360"/>
+      </w:pPr>
+    </w:lvl>
+    <w:lvl w:ilvl="4" w:tentative="1">
+      <w:start w:val="1"/>
+      <w:numFmt w:val="decimal"/>
+      <w:lvlText w:val="%5."/>
+      <w:lvlJc w:val="left"/>
+      <w:pPr>
+        <w:tabs>
+          <w:tab w:val="num" w:pos="3600"/>
+        </w:tabs>
+        <w:ind w:left="3600" w:hanging="360"/>
+      </w:pPr>
+    </w:lvl>
+    <w:lvl w:ilvl="5" w:tentative="1">
+      <w:start w:val="1"/>
+      <w:numFmt w:val="decimal"/>
+      <w:lvlText w:val="%6."/>
+      <w:lvlJc w:val="left"/>
+      <w:pPr>
+        <w:tabs>
+          <w:tab w:val="num" w:pos="4320"/>
+        </w:tabs>
+        <w:ind w:left="4320" w:hanging="360"/>
+      </w:pPr>
+    </w:lvl>
+    <w:lvl w:ilvl="6" w:tentative="1">
+      <w:start w:val="1"/>
+      <w:numFmt w:val="decimal"/>
+      <w:lvlText w:val="%7."/>
+      <w:lvlJc w:val="left"/>
+      <w:pPr>
+        <w:tabs>
+          <w:tab w:val="num" w:pos="5040"/>
+        </w:tabs>
+        <w:ind w:left="5040" w:hanging="360"/>
+      </w:pPr>
+    </w:lvl>
+    <w:lvl w:ilvl="7" w:tentative="1">
+      <w:start w:val="1"/>
+      <w:numFmt w:val="decimal"/>
+      <w:lvlText w:val="%8."/>
+      <w:lvlJc w:val="left"/>
+      <w:pPr>
+        <w:tabs>
+          <w:tab w:val="num" w:pos="5760"/>
+        </w:tabs>
+        <w:ind w:left="5760" w:hanging="360"/>
+      </w:pPr>
+    </w:lvl>
+    <w:lvl w:ilvl="8" w:tentative="1">
+      <w:start w:val="1"/>
+      <w:numFmt w:val="decimal"/>
+      <w:lvlText w:val="%9."/>
+      <w:lvlJc w:val="left"/>
+      <w:pPr>
+        <w:tabs>
+          <w:tab w:val="num" w:pos="6480"/>
+        </w:tabs>
+        <w:ind w:left="6480" w:hanging="360"/>
+      </w:pPr>
+    </w:lvl>
+  </w:abstractNum>
+  <w:abstractNum w:abstractNumId="18" w15:restartNumberingAfterBreak="0">
     <w:nsid w:val="27A9352E"/>
     <w:multiLevelType w:val="multilevel"/>
     <w:tmpl w:val="E5D0E272"/>
@@ -22772,7 +21181,7 @@
       </w:rPr>
     </w:lvl>
   </w:abstractNum>
-  <w:abstractNum w:abstractNumId="17" w15:restartNumberingAfterBreak="0">
+  <w:abstractNum w:abstractNumId="19" w15:restartNumberingAfterBreak="0">
     <w:nsid w:val="286D1DC5"/>
     <w:multiLevelType w:val="multilevel"/>
     <w:tmpl w:val="77880EF2"/>
@@ -22921,7 +21330,7 @@
       </w:rPr>
     </w:lvl>
   </w:abstractNum>
-  <w:abstractNum w:abstractNumId="18" w15:restartNumberingAfterBreak="0">
+  <w:abstractNum w:abstractNumId="20" w15:restartNumberingAfterBreak="0">
     <w:nsid w:val="2DEB5C6F"/>
     <w:multiLevelType w:val="multilevel"/>
     <w:tmpl w:val="8AC65D5A"/>
@@ -23034,7 +21443,7 @@
       </w:pPr>
     </w:lvl>
   </w:abstractNum>
-  <w:abstractNum w:abstractNumId="19" w15:restartNumberingAfterBreak="0">
+  <w:abstractNum w:abstractNumId="21" w15:restartNumberingAfterBreak="0">
     <w:nsid w:val="2DF54B7B"/>
     <w:multiLevelType w:val="multilevel"/>
     <w:tmpl w:val="E23232BE"/>
@@ -23147,7 +21556,120 @@
       </w:rPr>
     </w:lvl>
   </w:abstractNum>
-  <w:abstractNum w:abstractNumId="20" w15:restartNumberingAfterBreak="0">
+  <w:abstractNum w:abstractNumId="22" w15:restartNumberingAfterBreak="0">
+    <w:nsid w:val="31316952"/>
+    <w:multiLevelType w:val="hybridMultilevel"/>
+    <w:tmpl w:val="E9EA50B6"/>
+    <w:lvl w:ilvl="0" w:tplc="0419000F">
+      <w:start w:val="1"/>
+      <w:numFmt w:val="decimal"/>
+      <w:lvlText w:val="%1."/>
+      <w:lvlJc w:val="left"/>
+      <w:pPr>
+        <w:ind w:left="2629" w:hanging="360"/>
+      </w:pPr>
+      <w:rPr>
+        <w:rFonts w:hint="default"/>
+      </w:rPr>
+    </w:lvl>
+    <w:lvl w:ilvl="1" w:tplc="FFFFFFFF" w:tentative="1">
+      <w:start w:val="1"/>
+      <w:numFmt w:val="bullet"/>
+      <w:lvlText w:val="o"/>
+      <w:lvlJc w:val="left"/>
+      <w:pPr>
+        <w:ind w:left="1440" w:hanging="360"/>
+      </w:pPr>
+      <w:rPr>
+        <w:rFonts w:ascii="Courier New" w:hAnsi="Courier New" w:cs="Courier New" w:hint="default"/>
+      </w:rPr>
+    </w:lvl>
+    <w:lvl w:ilvl="2" w:tplc="FFFFFFFF" w:tentative="1">
+      <w:start w:val="1"/>
+      <w:numFmt w:val="bullet"/>
+      <w:lvlText w:val=""/>
+      <w:lvlJc w:val="left"/>
+      <w:pPr>
+        <w:ind w:left="2160" w:hanging="360"/>
+      </w:pPr>
+      <w:rPr>
+        <w:rFonts w:ascii="Wingdings" w:hAnsi="Wingdings" w:hint="default"/>
+      </w:rPr>
+    </w:lvl>
+    <w:lvl w:ilvl="3" w:tplc="FFFFFFFF" w:tentative="1">
+      <w:start w:val="1"/>
+      <w:numFmt w:val="bullet"/>
+      <w:lvlText w:val=""/>
+      <w:lvlJc w:val="left"/>
+      <w:pPr>
+        <w:ind w:left="2880" w:hanging="360"/>
+      </w:pPr>
+      <w:rPr>
+        <w:rFonts w:ascii="Symbol" w:hAnsi="Symbol" w:hint="default"/>
+      </w:rPr>
+    </w:lvl>
+    <w:lvl w:ilvl="4" w:tplc="FFFFFFFF" w:tentative="1">
+      <w:start w:val="1"/>
+      <w:numFmt w:val="bullet"/>
+      <w:lvlText w:val="o"/>
+      <w:lvlJc w:val="left"/>
+      <w:pPr>
+        <w:ind w:left="3600" w:hanging="360"/>
+      </w:pPr>
+      <w:rPr>
+        <w:rFonts w:ascii="Courier New" w:hAnsi="Courier New" w:cs="Courier New" w:hint="default"/>
+      </w:rPr>
+    </w:lvl>
+    <w:lvl w:ilvl="5" w:tplc="FFFFFFFF" w:tentative="1">
+      <w:start w:val="1"/>
+      <w:numFmt w:val="bullet"/>
+      <w:lvlText w:val=""/>
+      <w:lvlJc w:val="left"/>
+      <w:pPr>
+        <w:ind w:left="4320" w:hanging="360"/>
+      </w:pPr>
+      <w:rPr>
+        <w:rFonts w:ascii="Wingdings" w:hAnsi="Wingdings" w:hint="default"/>
+      </w:rPr>
+    </w:lvl>
+    <w:lvl w:ilvl="6" w:tplc="FFFFFFFF" w:tentative="1">
+      <w:start w:val="1"/>
+      <w:numFmt w:val="bullet"/>
+      <w:lvlText w:val=""/>
+      <w:lvlJc w:val="left"/>
+      <w:pPr>
+        <w:ind w:left="5040" w:hanging="360"/>
+      </w:pPr>
+      <w:rPr>
+        <w:rFonts w:ascii="Symbol" w:hAnsi="Symbol" w:hint="default"/>
+      </w:rPr>
+    </w:lvl>
+    <w:lvl w:ilvl="7" w:tplc="FFFFFFFF" w:tentative="1">
+      <w:start w:val="1"/>
+      <w:numFmt w:val="bullet"/>
+      <w:lvlText w:val="o"/>
+      <w:lvlJc w:val="left"/>
+      <w:pPr>
+        <w:ind w:left="5760" w:hanging="360"/>
+      </w:pPr>
+      <w:rPr>
+        <w:rFonts w:ascii="Courier New" w:hAnsi="Courier New" w:cs="Courier New" w:hint="default"/>
+      </w:rPr>
+    </w:lvl>
+    <w:lvl w:ilvl="8" w:tplc="FFFFFFFF" w:tentative="1">
+      <w:start w:val="1"/>
+      <w:numFmt w:val="bullet"/>
+      <w:lvlText w:val=""/>
+      <w:lvlJc w:val="left"/>
+      <w:pPr>
+        <w:ind w:left="6480" w:hanging="360"/>
+      </w:pPr>
+      <w:rPr>
+        <w:rFonts w:ascii="Wingdings" w:hAnsi="Wingdings" w:hint="default"/>
+      </w:rPr>
+    </w:lvl>
+  </w:abstractNum>
+  <w:abstractNum w:abstractNumId="23" w15:restartNumberingAfterBreak="0">
     <w:nsid w:val="33DC2E75"/>
     <w:multiLevelType w:val="multilevel"/>
     <w:tmpl w:val="13CAAADC"/>
@@ -23296,7 +21818,7 @@
       </w:rPr>
     </w:lvl>
   </w:abstractNum>
-  <w:abstractNum w:abstractNumId="21" w15:restartNumberingAfterBreak="0">
+  <w:abstractNum w:abstractNumId="24" w15:restartNumberingAfterBreak="0">
     <w:nsid w:val="375F7991"/>
     <w:multiLevelType w:val="multilevel"/>
     <w:tmpl w:val="F28EC424"/>
@@ -23409,7 +21931,7 @@
       </w:pPr>
     </w:lvl>
   </w:abstractNum>
-  <w:abstractNum w:abstractNumId="22" w15:restartNumberingAfterBreak="0">
+  <w:abstractNum w:abstractNumId="25" w15:restartNumberingAfterBreak="0">
     <w:nsid w:val="3B99145F"/>
     <w:multiLevelType w:val="multilevel"/>
     <w:tmpl w:val="440E23C0"/>
@@ -23522,7 +22044,7 @@
       </w:pPr>
     </w:lvl>
   </w:abstractNum>
-  <w:abstractNum w:abstractNumId="23" w15:restartNumberingAfterBreak="0">
+  <w:abstractNum w:abstractNumId="26" w15:restartNumberingAfterBreak="0">
     <w:nsid w:val="3EEB75F3"/>
     <w:multiLevelType w:val="multilevel"/>
     <w:tmpl w:val="9D88FB0A"/>
@@ -23671,7 +22193,7 @@
       </w:rPr>
     </w:lvl>
   </w:abstractNum>
-  <w:abstractNum w:abstractNumId="24" w15:restartNumberingAfterBreak="0">
+  <w:abstractNum w:abstractNumId="27" w15:restartNumberingAfterBreak="0">
     <w:nsid w:val="47041C52"/>
     <w:multiLevelType w:val="hybridMultilevel"/>
     <w:tmpl w:val="5B0C6076"/>
@@ -23757,7 +22279,7 @@
       </w:pPr>
     </w:lvl>
   </w:abstractNum>
-  <w:abstractNum w:abstractNumId="25" w15:restartNumberingAfterBreak="0">
+  <w:abstractNum w:abstractNumId="28" w15:restartNumberingAfterBreak="0">
     <w:nsid w:val="47BD6267"/>
     <w:multiLevelType w:val="multilevel"/>
     <w:tmpl w:val="A9BE7E8A"/>
@@ -23870,7 +22392,7 @@
       </w:pPr>
     </w:lvl>
   </w:abstractNum>
-  <w:abstractNum w:abstractNumId="26" w15:restartNumberingAfterBreak="0">
+  <w:abstractNum w:abstractNumId="29" w15:restartNumberingAfterBreak="0">
     <w:nsid w:val="49476E74"/>
     <w:multiLevelType w:val="hybridMultilevel"/>
     <w:tmpl w:val="420E94FC"/>
@@ -23983,7 +22505,7 @@
       </w:rPr>
     </w:lvl>
   </w:abstractNum>
-  <w:abstractNum w:abstractNumId="27" w15:restartNumberingAfterBreak="0">
+  <w:abstractNum w:abstractNumId="30" w15:restartNumberingAfterBreak="0">
     <w:nsid w:val="4B583655"/>
     <w:multiLevelType w:val="hybridMultilevel"/>
     <w:tmpl w:val="476665FC"/>
@@ -24096,7 +22618,7 @@
       </w:rPr>
     </w:lvl>
   </w:abstractNum>
-  <w:abstractNum w:abstractNumId="28" w15:restartNumberingAfterBreak="0">
+  <w:abstractNum w:abstractNumId="31" w15:restartNumberingAfterBreak="0">
     <w:nsid w:val="51E16093"/>
     <w:multiLevelType w:val="multilevel"/>
     <w:tmpl w:val="6BE83100"/>
@@ -24209,7 +22731,7 @@
       </w:pPr>
     </w:lvl>
   </w:abstractNum>
-  <w:abstractNum w:abstractNumId="29" w15:restartNumberingAfterBreak="0">
+  <w:abstractNum w:abstractNumId="32" w15:restartNumberingAfterBreak="0">
     <w:nsid w:val="526E1BC2"/>
     <w:multiLevelType w:val="multilevel"/>
     <w:tmpl w:val="2A2AF46A"/>
@@ -24358,7 +22880,7 @@
       </w:rPr>
     </w:lvl>
   </w:abstractNum>
-  <w:abstractNum w:abstractNumId="30" w15:restartNumberingAfterBreak="0">
+  <w:abstractNum w:abstractNumId="33" w15:restartNumberingAfterBreak="0">
     <w:nsid w:val="5655536E"/>
     <w:multiLevelType w:val="multilevel"/>
     <w:tmpl w:val="F3EE852A"/>
@@ -24507,7 +23029,7 @@
       </w:rPr>
     </w:lvl>
   </w:abstractNum>
-  <w:abstractNum w:abstractNumId="31" w15:restartNumberingAfterBreak="0">
+  <w:abstractNum w:abstractNumId="34" w15:restartNumberingAfterBreak="0">
     <w:nsid w:val="57F7604C"/>
     <w:multiLevelType w:val="multilevel"/>
     <w:tmpl w:val="1B54B356"/>
@@ -24620,7 +23142,7 @@
       </w:pPr>
     </w:lvl>
   </w:abstractNum>
-  <w:abstractNum w:abstractNumId="32" w15:restartNumberingAfterBreak="0">
+  <w:abstractNum w:abstractNumId="35" w15:restartNumberingAfterBreak="0">
     <w:nsid w:val="587D794A"/>
     <w:multiLevelType w:val="multilevel"/>
     <w:tmpl w:val="BAA61036"/>
@@ -24769,7 +23291,120 @@
       </w:rPr>
     </w:lvl>
   </w:abstractNum>
-  <w:abstractNum w:abstractNumId="33" w15:restartNumberingAfterBreak="0">
+  <w:abstractNum w:abstractNumId="36" w15:restartNumberingAfterBreak="0">
+    <w:nsid w:val="60184B56"/>
+    <w:multiLevelType w:val="multilevel"/>
+    <w:tmpl w:val="F46689E4"/>
+    <w:lvl w:ilvl="0">
+      <w:start w:val="1"/>
+      <w:numFmt w:val="decimal"/>
+      <w:lvlText w:val="%1."/>
+      <w:lvlJc w:val="left"/>
+      <w:pPr>
+        <w:tabs>
+          <w:tab w:val="num" w:pos="720"/>
+        </w:tabs>
+        <w:ind w:left="720" w:hanging="360"/>
+      </w:pPr>
+    </w:lvl>
+    <w:lvl w:ilvl="1" w:tentative="1">
+      <w:start w:val="1"/>
+      <w:numFmt w:val="decimal"/>
+      <w:lvlText w:val="%2."/>
+      <w:lvlJc w:val="left"/>
+      <w:pPr>
+        <w:tabs>
+          <w:tab w:val="num" w:pos="1440"/>
+        </w:tabs>
+        <w:ind w:left="1440" w:hanging="360"/>
+      </w:pPr>
+    </w:lvl>
+    <w:lvl w:ilvl="2" w:tentative="1">
+      <w:start w:val="1"/>
+      <w:numFmt w:val="decimal"/>
+      <w:lvlText w:val="%3."/>
+      <w:lvlJc w:val="left"/>
+      <w:pPr>
+        <w:tabs>
+          <w:tab w:val="num" w:pos="2160"/>
+        </w:tabs>
+        <w:ind w:left="2160" w:hanging="360"/>
+      </w:pPr>
+    </w:lvl>
+    <w:lvl w:ilvl="3" w:tentative="1">
+      <w:start w:val="1"/>
+      <w:numFmt w:val="decimal"/>
+      <w:lvlText w:val="%4."/>
+      <w:lvlJc w:val="left"/>
+      <w:pPr>
+        <w:tabs>
+          <w:tab w:val="num" w:pos="2880"/>
+        </w:tabs>
+        <w:ind w:left="2880" w:hanging="360"/>
+      </w:pPr>
+    </w:lvl>
+    <w:lvl w:ilvl="4" w:tentative="1">
+      <w:start w:val="1"/>
+      <w:numFmt w:val="decimal"/>
+      <w:lvlText w:val="%5."/>
+      <w:lvlJc w:val="left"/>
+      <w:pPr>
+        <w:tabs>
+          <w:tab w:val="num" w:pos="3600"/>
+        </w:tabs>
+        <w:ind w:left="3600" w:hanging="360"/>
+      </w:pPr>
+    </w:lvl>
+    <w:lvl w:ilvl="5" w:tentative="1">
+      <w:start w:val="1"/>
+      <w:numFmt w:val="decimal"/>
+      <w:lvlText w:val="%6."/>
+      <w:lvlJc w:val="left"/>
+      <w:pPr>
+        <w:tabs>
+          <w:tab w:val="num" w:pos="4320"/>
+        </w:tabs>
+        <w:ind w:left="4320" w:hanging="360"/>
+      </w:pPr>
+    </w:lvl>
+    <w:lvl w:ilvl="6" w:tentative="1">
+      <w:start w:val="1"/>
+      <w:numFmt w:val="decimal"/>
+      <w:lvlText w:val="%7."/>
+      <w:lvlJc w:val="left"/>
+      <w:pPr>
+        <w:tabs>
+          <w:tab w:val="num" w:pos="5040"/>
+        </w:tabs>
+        <w:ind w:left="5040" w:hanging="360"/>
+      </w:pPr>
+    </w:lvl>
+    <w:lvl w:ilvl="7" w:tentative="1">
+      <w:start w:val="1"/>
+      <w:numFmt w:val="decimal"/>
+      <w:lvlText w:val="%8."/>
+      <w:lvlJc w:val="left"/>
+      <w:pPr>
+        <w:tabs>
+          <w:tab w:val="num" w:pos="5760"/>
+        </w:tabs>
+        <w:ind w:left="5760" w:hanging="360"/>
+      </w:pPr>
+    </w:lvl>
+    <w:lvl w:ilvl="8" w:tentative="1">
+      <w:start w:val="1"/>
+      <w:numFmt w:val="decimal"/>
+      <w:lvlText w:val="%9."/>
+      <w:lvlJc w:val="left"/>
+      <w:pPr>
+        <w:tabs>
+          <w:tab w:val="num" w:pos="6480"/>
+        </w:tabs>
+        <w:ind w:left="6480" w:hanging="360"/>
+      </w:pPr>
+    </w:lvl>
+  </w:abstractNum>
+  <w:abstractNum w:abstractNumId="37" w15:restartNumberingAfterBreak="0">
     <w:nsid w:val="620768F3"/>
     <w:multiLevelType w:val="multilevel"/>
     <w:tmpl w:val="1466CA8C"/>
@@ -24882,7 +23517,7 @@
       </w:rPr>
     </w:lvl>
   </w:abstractNum>
-  <w:abstractNum w:abstractNumId="34" w15:restartNumberingAfterBreak="0">
+  <w:abstractNum w:abstractNumId="38" w15:restartNumberingAfterBreak="0">
     <w:nsid w:val="65023EFA"/>
     <w:multiLevelType w:val="multilevel"/>
     <w:tmpl w:val="376EF624"/>
@@ -24996,7 +23631,7 @@
       </w:rPr>
     </w:lvl>
   </w:abstractNum>
-  <w:abstractNum w:abstractNumId="35" w15:restartNumberingAfterBreak="0">
+  <w:abstractNum w:abstractNumId="39" w15:restartNumberingAfterBreak="0">
     <w:nsid w:val="66760F19"/>
     <w:multiLevelType w:val="multilevel"/>
     <w:tmpl w:val="E9667E20"/>
@@ -25145,7 +23780,7 @@
       </w:rPr>
     </w:lvl>
   </w:abstractNum>
-  <w:abstractNum w:abstractNumId="36" w15:restartNumberingAfterBreak="0">
+  <w:abstractNum w:abstractNumId="40" w15:restartNumberingAfterBreak="0">
     <w:nsid w:val="66FF15B8"/>
     <w:multiLevelType w:val="multilevel"/>
     <w:tmpl w:val="E5407456"/>
@@ -25258,7 +23893,7 @@
       </w:pPr>
     </w:lvl>
   </w:abstractNum>
-  <w:abstractNum w:abstractNumId="37" w15:restartNumberingAfterBreak="0">
+  <w:abstractNum w:abstractNumId="41" w15:restartNumberingAfterBreak="0">
     <w:nsid w:val="685147AA"/>
     <w:multiLevelType w:val="hybridMultilevel"/>
     <w:tmpl w:val="9520816A"/>
@@ -25371,7 +24006,7 @@
       </w:rPr>
     </w:lvl>
   </w:abstractNum>
-  <w:abstractNum w:abstractNumId="38" w15:restartNumberingAfterBreak="0">
+  <w:abstractNum w:abstractNumId="42" w15:restartNumberingAfterBreak="0">
     <w:nsid w:val="6E3525A6"/>
     <w:multiLevelType w:val="multilevel"/>
     <w:tmpl w:val="00A65C24"/>
@@ -25484,7 +24119,7 @@
       </w:rPr>
     </w:lvl>
   </w:abstractNum>
-  <w:abstractNum w:abstractNumId="39" w15:restartNumberingAfterBreak="0">
+  <w:abstractNum w:abstractNumId="43" w15:restartNumberingAfterBreak="0">
     <w:nsid w:val="6F310363"/>
     <w:multiLevelType w:val="multilevel"/>
     <w:tmpl w:val="37F65A0E"/>
@@ -25633,7 +24268,7 @@
       </w:rPr>
     </w:lvl>
   </w:abstractNum>
-  <w:abstractNum w:abstractNumId="40" w15:restartNumberingAfterBreak="0">
+  <w:abstractNum w:abstractNumId="44" w15:restartNumberingAfterBreak="0">
     <w:nsid w:val="70F715F3"/>
     <w:multiLevelType w:val="multilevel"/>
     <w:tmpl w:val="6B868A72"/>
@@ -25782,7 +24417,7 @@
       </w:rPr>
     </w:lvl>
   </w:abstractNum>
-  <w:abstractNum w:abstractNumId="41" w15:restartNumberingAfterBreak="0">
+  <w:abstractNum w:abstractNumId="45" w15:restartNumberingAfterBreak="0">
     <w:nsid w:val="7B391964"/>
     <w:multiLevelType w:val="multilevel"/>
     <w:tmpl w:val="8D4AD7F0"/>
@@ -25895,134 +24530,146 @@
       </w:pPr>
     </w:lvl>
   </w:abstractNum>
-  <w:num w:numId="1">
+  <w:num w:numId="1" w16cid:durableId="1555506461">
+    <w:abstractNumId w:val="16"/>
+  </w:num>
+  <w:num w:numId="2" w16cid:durableId="1103111428">
+    <w:abstractNumId w:val="5"/>
+  </w:num>
+  <w:num w:numId="3" w16cid:durableId="835344900">
     <w:abstractNumId w:val="15"/>
   </w:num>
-  <w:num w:numId="2">
-    <w:abstractNumId w:val="5"/>
+  <w:num w:numId="4" w16cid:durableId="1029532702">
+    <w:abstractNumId w:val="30"/>
   </w:num>
-  <w:num w:numId="3">
-    <w:abstractNumId w:val="14"/>
+  <w:num w:numId="5" w16cid:durableId="2068871115">
+    <w:abstractNumId w:val="9"/>
   </w:num>
-  <w:num w:numId="4">
+  <w:num w:numId="6" w16cid:durableId="279532046">
+    <w:abstractNumId w:val="26"/>
+  </w:num>
+  <w:num w:numId="7" w16cid:durableId="1597636638">
+    <w:abstractNumId w:val="19"/>
+  </w:num>
+  <w:num w:numId="8" w16cid:durableId="787116611">
+    <w:abstractNumId w:val="23"/>
+  </w:num>
+  <w:num w:numId="9" w16cid:durableId="146291930">
+    <w:abstractNumId w:val="40"/>
+  </w:num>
+  <w:num w:numId="10" w16cid:durableId="1674214118">
+    <w:abstractNumId w:val="25"/>
+  </w:num>
+  <w:num w:numId="11" w16cid:durableId="1864250184">
     <w:abstractNumId w:val="27"/>
   </w:num>
-  <w:num w:numId="5">
-    <w:abstractNumId w:val="9"/>
+  <w:num w:numId="12" w16cid:durableId="1919631565">
+    <w:abstractNumId w:val="8"/>
   </w:num>
-  <w:num w:numId="6">
-    <w:abstractNumId w:val="23"/>
+  <w:num w:numId="13" w16cid:durableId="1941404848">
+    <w:abstractNumId w:val="4"/>
   </w:num>
-  <w:num w:numId="7">
+  <w:num w:numId="14" w16cid:durableId="1708603313">
+    <w:abstractNumId w:val="0"/>
+  </w:num>
+  <w:num w:numId="15" w16cid:durableId="1277562365">
+    <w:abstractNumId w:val="37"/>
+  </w:num>
+  <w:num w:numId="16" w16cid:durableId="31618828">
+    <w:abstractNumId w:val="38"/>
+  </w:num>
+  <w:num w:numId="17" w16cid:durableId="20133756">
+    <w:abstractNumId w:val="42"/>
+  </w:num>
+  <w:num w:numId="18" w16cid:durableId="2062635802">
+    <w:abstractNumId w:val="15"/>
+  </w:num>
+  <w:num w:numId="19" w16cid:durableId="203838016">
+    <w:abstractNumId w:val="39"/>
+  </w:num>
+  <w:num w:numId="20" w16cid:durableId="1545025062">
+    <w:abstractNumId w:val="33"/>
+  </w:num>
+  <w:num w:numId="21" w16cid:durableId="1361274471">
+    <w:abstractNumId w:val="10"/>
+  </w:num>
+  <w:num w:numId="22" w16cid:durableId="409887690">
+    <w:abstractNumId w:val="2"/>
+  </w:num>
+  <w:num w:numId="23" w16cid:durableId="1562137291">
+    <w:abstractNumId w:val="6"/>
+  </w:num>
+  <w:num w:numId="24" w16cid:durableId="1120955231">
+    <w:abstractNumId w:val="28"/>
+  </w:num>
+  <w:num w:numId="25" w16cid:durableId="2137412194">
+    <w:abstractNumId w:val="24"/>
+  </w:num>
+  <w:num w:numId="26" w16cid:durableId="1451699959">
+    <w:abstractNumId w:val="45"/>
+  </w:num>
+  <w:num w:numId="27" w16cid:durableId="1427728300">
+    <w:abstractNumId w:val="35"/>
+  </w:num>
+  <w:num w:numId="28" w16cid:durableId="2085762936">
+    <w:abstractNumId w:val="44"/>
+  </w:num>
+  <w:num w:numId="29" w16cid:durableId="1535147214">
+    <w:abstractNumId w:val="43"/>
+  </w:num>
+  <w:num w:numId="30" w16cid:durableId="1093285153">
+    <w:abstractNumId w:val="31"/>
+  </w:num>
+  <w:num w:numId="31" w16cid:durableId="2048021849">
+    <w:abstractNumId w:val="32"/>
+  </w:num>
+  <w:num w:numId="32" w16cid:durableId="1793594815">
+    <w:abstractNumId w:val="12"/>
+  </w:num>
+  <w:num w:numId="33" w16cid:durableId="894926061">
+    <w:abstractNumId w:val="3"/>
+  </w:num>
+  <w:num w:numId="34" w16cid:durableId="495418830">
+    <w:abstractNumId w:val="13"/>
+  </w:num>
+  <w:num w:numId="35" w16cid:durableId="2026327831">
+    <w:abstractNumId w:val="7"/>
+  </w:num>
+  <w:num w:numId="36" w16cid:durableId="1157381120">
+    <w:abstractNumId w:val="29"/>
+  </w:num>
+  <w:num w:numId="37" w16cid:durableId="1209874070">
+    <w:abstractNumId w:val="41"/>
+  </w:num>
+  <w:num w:numId="38" w16cid:durableId="976881127">
+    <w:abstractNumId w:val="11"/>
+  </w:num>
+  <w:num w:numId="39" w16cid:durableId="947389421">
+    <w:abstractNumId w:val="1"/>
+  </w:num>
+  <w:num w:numId="40" w16cid:durableId="1796367398">
+    <w:abstractNumId w:val="18"/>
+  </w:num>
+  <w:num w:numId="41" w16cid:durableId="1458838303">
+    <w:abstractNumId w:val="20"/>
+  </w:num>
+  <w:num w:numId="42" w16cid:durableId="953558026">
+    <w:abstractNumId w:val="21"/>
+  </w:num>
+  <w:num w:numId="43" w16cid:durableId="736901200">
+    <w:abstractNumId w:val="34"/>
+  </w:num>
+  <w:num w:numId="44" w16cid:durableId="934553419">
+    <w:abstractNumId w:val="36"/>
+  </w:num>
+  <w:num w:numId="45" w16cid:durableId="1010252007">
     <w:abstractNumId w:val="17"/>
   </w:num>
-  <w:num w:numId="8">
-    <w:abstractNumId w:val="20"/>
-  </w:num>
-  <w:num w:numId="9">
-    <w:abstractNumId w:val="36"/>
-  </w:num>
-  <w:num w:numId="10">
+  <w:num w:numId="46" w16cid:durableId="746652761">
     <w:abstractNumId w:val="22"/>
   </w:num>
-  <w:num w:numId="11">
-    <w:abstractNumId w:val="24"/>
-  </w:num>
-  <w:num w:numId="12">
-    <w:abstractNumId w:val="8"/>
-  </w:num>
-  <w:num w:numId="13">
-    <w:abstractNumId w:val="4"/>
-  </w:num>
-  <w:num w:numId="14">
-    <w:abstractNumId w:val="0"/>
-  </w:num>
-  <w:num w:numId="15">
-    <w:abstractNumId w:val="33"/>
-  </w:num>
-  <w:num w:numId="16">
-    <w:abstractNumId w:val="34"/>
-  </w:num>
-  <w:num w:numId="17">
-    <w:abstractNumId w:val="38"/>
-  </w:num>
-  <w:num w:numId="18">
+  <w:num w:numId="47" w16cid:durableId="1969773239">
     <w:abstractNumId w:val="14"/>
-  </w:num>
-  <w:num w:numId="19">
-    <w:abstractNumId w:val="35"/>
-  </w:num>
-  <w:num w:numId="20">
-    <w:abstractNumId w:val="30"/>
-  </w:num>
-  <w:num w:numId="21">
-    <w:abstractNumId w:val="10"/>
-  </w:num>
-  <w:num w:numId="22">
-    <w:abstractNumId w:val="2"/>
-  </w:num>
-  <w:num w:numId="23">
-    <w:abstractNumId w:val="6"/>
-  </w:num>
-  <w:num w:numId="24">
-    <w:abstractNumId w:val="25"/>
-  </w:num>
-  <w:num w:numId="25">
-    <w:abstractNumId w:val="21"/>
-  </w:num>
-  <w:num w:numId="26">
-    <w:abstractNumId w:val="41"/>
-  </w:num>
-  <w:num w:numId="27">
-    <w:abstractNumId w:val="32"/>
-  </w:num>
-  <w:num w:numId="28">
-    <w:abstractNumId w:val="40"/>
-  </w:num>
-  <w:num w:numId="29">
-    <w:abstractNumId w:val="39"/>
-  </w:num>
-  <w:num w:numId="30">
-    <w:abstractNumId w:val="28"/>
-  </w:num>
-  <w:num w:numId="31">
-    <w:abstractNumId w:val="29"/>
-  </w:num>
-  <w:num w:numId="32">
-    <w:abstractNumId w:val="12"/>
-  </w:num>
-  <w:num w:numId="33">
-    <w:abstractNumId w:val="3"/>
-  </w:num>
-  <w:num w:numId="34">
-    <w:abstractNumId w:val="13"/>
-  </w:num>
-  <w:num w:numId="35">
-    <w:abstractNumId w:val="7"/>
-  </w:num>
-  <w:num w:numId="36">
-    <w:abstractNumId w:val="26"/>
-  </w:num>
-  <w:num w:numId="37">
-    <w:abstractNumId w:val="37"/>
-  </w:num>
-  <w:num w:numId="38">
-    <w:abstractNumId w:val="11"/>
-  </w:num>
-  <w:num w:numId="39">
-    <w:abstractNumId w:val="1"/>
-  </w:num>
-  <w:num w:numId="40">
-    <w:abstractNumId w:val="16"/>
-  </w:num>
-  <w:num w:numId="41">
-    <w:abstractNumId w:val="18"/>
-  </w:num>
-  <w:num w:numId="42">
-    <w:abstractNumId w:val="19"/>
-  </w:num>
-  <w:num w:numId="43">
-    <w:abstractNumId w:val="31"/>
   </w:num>
 </w:numbering>
 </file>
@@ -26628,6 +25275,7 @@
   <w:style w:type="character" w:default="1" w:styleId="a1">
     <w:name w:val="Default Paragraph Font"/>
     <w:uiPriority w:val="1"/>
+    <w:semiHidden/>
     <w:unhideWhenUsed/>
   </w:style>
   <w:style w:type="table" w:default="1" w:styleId="a2">
@@ -27334,6 +25982,23 @@
       <w:color w:val="666666"/>
     </w:rPr>
   </w:style>
+  <w:style w:type="paragraph" w:customStyle="1" w:styleId="af9">
+    <w:name w:val="РИСУНОК ПОДПИСЬ"/>
+    <w:basedOn w:val="af0"/>
+    <w:qFormat/>
+    <w:rsid w:val="00303281"/>
+    <w:pPr>
+      <w:spacing w:after="340" w:line="240" w:lineRule="auto"/>
+      <w:ind w:firstLine="0"/>
+      <w:jc w:val="center"/>
+    </w:pPr>
+    <w:rPr>
+      <w:b/>
+      <w:bCs/>
+      <w:sz w:val="24"/>
+      <w:szCs w:val="24"/>
+    </w:rPr>
+  </w:style>
 </w:styles>
 </file>
 

--- a/КР 3 курс (Фёдоров А.С.docx
+++ b/КР 3 курс (Фёдоров А.С.docx
@@ -201,7 +201,7 @@
           <w:r>
             <w:fldChar w:fldCharType="separate"/>
           </w:r>
-          <w:hyperlink w:anchor="_Toc217249789" w:history="1">
+          <w:hyperlink w:anchor="_Toc217252869" w:history="1">
             <w:r>
               <w:rPr>
                 <w:rStyle w:val="af7"/>
@@ -228,7 +228,7 @@
                 <w:noProof/>
                 <w:webHidden/>
               </w:rPr>
-              <w:instrText xml:space="preserve"> PAGEREF _Toc217249789 \h </w:instrText>
+              <w:instrText xml:space="preserve"> PAGEREF _Toc217252869 \h </w:instrText>
             </w:r>
             <w:r>
               <w:rPr>
@@ -269,7 +269,7 @@
               <w:lang w:eastAsia="ru-RU"/>
             </w:rPr>
           </w:pPr>
-          <w:hyperlink w:anchor="_Toc217249790" w:history="1">
+          <w:hyperlink w:anchor="_Toc217252870" w:history="1">
             <w:r>
               <w:rPr>
                 <w:rStyle w:val="af7"/>
@@ -296,7 +296,7 @@
                 <w:noProof/>
                 <w:webHidden/>
               </w:rPr>
-              <w:instrText xml:space="preserve"> PAGEREF _Toc217249790 \h </w:instrText>
+              <w:instrText xml:space="preserve"> PAGEREF _Toc217252870 \h </w:instrText>
             </w:r>
             <w:r>
               <w:rPr>
@@ -340,7 +340,7 @@
               <w:lang w:eastAsia="ru-RU"/>
             </w:rPr>
           </w:pPr>
-          <w:hyperlink w:anchor="_Toc217249791" w:history="1">
+          <w:hyperlink w:anchor="_Toc217252871" w:history="1">
             <w:r>
               <w:rPr>
                 <w:rStyle w:val="af7"/>
@@ -367,7 +367,7 @@
                 <w:noProof/>
                 <w:webHidden/>
               </w:rPr>
-              <w:instrText xml:space="preserve"> PAGEREF _Toc217249791 \h </w:instrText>
+              <w:instrText xml:space="preserve"> PAGEREF _Toc217252871 \h </w:instrText>
             </w:r>
             <w:r>
               <w:rPr>
@@ -411,7 +411,7 @@
               <w:lang w:eastAsia="ru-RU"/>
             </w:rPr>
           </w:pPr>
-          <w:hyperlink w:anchor="_Toc217249792" w:history="1">
+          <w:hyperlink w:anchor="_Toc217252872" w:history="1">
             <w:r>
               <w:rPr>
                 <w:rStyle w:val="af7"/>
@@ -438,7 +438,7 @@
                 <w:noProof/>
                 <w:webHidden/>
               </w:rPr>
-              <w:instrText xml:space="preserve"> PAGEREF _Toc217249792 \h </w:instrText>
+              <w:instrText xml:space="preserve"> PAGEREF _Toc217252872 \h </w:instrText>
             </w:r>
             <w:r>
               <w:rPr>
@@ -482,7 +482,7 @@
               <w:lang w:eastAsia="ru-RU"/>
             </w:rPr>
           </w:pPr>
-          <w:hyperlink w:anchor="_Toc217249793" w:history="1">
+          <w:hyperlink w:anchor="_Toc217252873" w:history="1">
             <w:r>
               <w:rPr>
                 <w:rStyle w:val="af7"/>
@@ -509,7 +509,7 @@
                 <w:noProof/>
                 <w:webHidden/>
               </w:rPr>
-              <w:instrText xml:space="preserve"> PAGEREF _Toc217249793 \h </w:instrText>
+              <w:instrText xml:space="preserve"> PAGEREF _Toc217252873 \h </w:instrText>
             </w:r>
             <w:r>
               <w:rPr>
@@ -553,7 +553,7 @@
               <w:lang w:eastAsia="ru-RU"/>
             </w:rPr>
           </w:pPr>
-          <w:hyperlink w:anchor="_Toc217249794" w:history="1">
+          <w:hyperlink w:anchor="_Toc217252874" w:history="1">
             <w:r>
               <w:rPr>
                 <w:rStyle w:val="af7"/>
@@ -580,7 +580,7 @@
                 <w:noProof/>
                 <w:webHidden/>
               </w:rPr>
-              <w:instrText xml:space="preserve"> PAGEREF _Toc217249794 \h </w:instrText>
+              <w:instrText xml:space="preserve"> PAGEREF _Toc217252874 \h </w:instrText>
             </w:r>
             <w:r>
               <w:rPr>
@@ -624,13 +624,13 @@
               <w:lang w:eastAsia="ru-RU"/>
             </w:rPr>
           </w:pPr>
-          <w:hyperlink w:anchor="_Toc217249795" w:history="1">
+          <w:hyperlink w:anchor="_Toc217252875" w:history="1">
             <w:r>
               <w:rPr>
                 <w:rStyle w:val="af7"/>
                 <w:noProof/>
               </w:rPr>
-              <w:t>1.2. Инструментарий сбора и визуализации данныхВыбор инструментария зависит от платформы (веб или десктоп-клиент) и типа данных</w:t>
+              <w:t>1.2. Инструментарий сбора и визуализации данных</w:t>
             </w:r>
             <w:r>
               <w:rPr>
@@ -651,7 +651,7 @@
                 <w:noProof/>
                 <w:webHidden/>
               </w:rPr>
-              <w:instrText xml:space="preserve"> PAGEREF _Toc217249795 \h </w:instrText>
+              <w:instrText xml:space="preserve"> PAGEREF _Toc217252875 \h </w:instrText>
             </w:r>
             <w:r>
               <w:rPr>
@@ -695,7 +695,7 @@
               <w:lang w:eastAsia="ru-RU"/>
             </w:rPr>
           </w:pPr>
-          <w:hyperlink w:anchor="_Toc217249796" w:history="1">
+          <w:hyperlink w:anchor="_Toc217252876" w:history="1">
             <w:r>
               <w:rPr>
                 <w:rStyle w:val="af7"/>
@@ -723,7 +723,7 @@
                 <w:noProof/>
                 <w:webHidden/>
               </w:rPr>
-              <w:instrText xml:space="preserve"> PAGEREF _Toc217249796 \h </w:instrText>
+              <w:instrText xml:space="preserve"> PAGEREF _Toc217252876 \h </w:instrText>
             </w:r>
             <w:r>
               <w:rPr>
@@ -767,7 +767,7 @@
               <w:lang w:eastAsia="ru-RU"/>
             </w:rPr>
           </w:pPr>
-          <w:hyperlink w:anchor="_Toc217249797" w:history="1">
+          <w:hyperlink w:anchor="_Toc217252877" w:history="1">
             <w:r>
               <w:rPr>
                 <w:rStyle w:val="af7"/>
@@ -794,7 +794,7 @@
                 <w:noProof/>
                 <w:webHidden/>
               </w:rPr>
-              <w:instrText xml:space="preserve"> PAGEREF _Toc217249797 \h </w:instrText>
+              <w:instrText xml:space="preserve"> PAGEREF _Toc217252877 \h </w:instrText>
             </w:r>
             <w:r>
               <w:rPr>
@@ -838,7 +838,7 @@
               <w:lang w:eastAsia="ru-RU"/>
             </w:rPr>
           </w:pPr>
-          <w:hyperlink w:anchor="_Toc217249798" w:history="1">
+          <w:hyperlink w:anchor="_Toc217252878" w:history="1">
             <w:r>
               <w:rPr>
                 <w:rStyle w:val="af7"/>
@@ -865,7 +865,7 @@
                 <w:noProof/>
                 <w:webHidden/>
               </w:rPr>
-              <w:instrText xml:space="preserve"> PAGEREF _Toc217249798 \h </w:instrText>
+              <w:instrText xml:space="preserve"> PAGEREF _Toc217252878 \h </w:instrText>
             </w:r>
             <w:r>
               <w:rPr>
@@ -909,14 +909,14 @@
               <w:lang w:eastAsia="ru-RU"/>
             </w:rPr>
           </w:pPr>
-          <w:hyperlink w:anchor="_Toc217249799" w:history="1">
+          <w:hyperlink w:anchor="_Toc217252879" w:history="1">
             <w:r>
               <w:rPr>
                 <w:rStyle w:val="af7"/>
                 <w:rFonts w:eastAsiaTheme="majorEastAsia"/>
                 <w:noProof/>
               </w:rPr>
-              <w:t>1.3.1. Анализ экономики, управляемой игроками (Player-Driven Economy)</w:t>
+              <w:t>1.3.1. Анализ экономики, управляемой игроками</w:t>
             </w:r>
             <w:r>
               <w:rPr>
@@ -937,7 +937,7 @@
                 <w:noProof/>
                 <w:webHidden/>
               </w:rPr>
-              <w:instrText xml:space="preserve"> PAGEREF _Toc217249799 \h </w:instrText>
+              <w:instrText xml:space="preserve"> PAGEREF _Toc217252879 \h </w:instrText>
             </w:r>
             <w:r>
               <w:rPr>
@@ -981,7 +981,7 @@
               <w:lang w:eastAsia="ru-RU"/>
             </w:rPr>
           </w:pPr>
-          <w:hyperlink w:anchor="_Toc217249800" w:history="1">
+          <w:hyperlink w:anchor="_Toc217252880" w:history="1">
             <w:r>
               <w:rPr>
                 <w:rStyle w:val="af7"/>
@@ -1009,7 +1009,7 @@
                 <w:noProof/>
                 <w:webHidden/>
               </w:rPr>
-              <w:instrText xml:space="preserve"> PAGEREF _Toc217249800 \h </w:instrText>
+              <w:instrText xml:space="preserve"> PAGEREF _Toc217252880 \h </w:instrText>
             </w:r>
             <w:r>
               <w:rPr>
@@ -1053,7 +1053,7 @@
               <w:lang w:eastAsia="ru-RU"/>
             </w:rPr>
           </w:pPr>
-          <w:hyperlink w:anchor="_Toc217249801" w:history="1">
+          <w:hyperlink w:anchor="_Toc217252881" w:history="1">
             <w:r>
               <w:rPr>
                 <w:rStyle w:val="af7"/>
@@ -1080,7 +1080,7 @@
                 <w:noProof/>
                 <w:webHidden/>
               </w:rPr>
-              <w:instrText xml:space="preserve"> PAGEREF _Toc217249801 \h </w:instrText>
+              <w:instrText xml:space="preserve"> PAGEREF _Toc217252881 \h </w:instrText>
             </w:r>
             <w:r>
               <w:rPr>
@@ -1121,7 +1121,7 @@
               <w:lang w:eastAsia="ru-RU"/>
             </w:rPr>
           </w:pPr>
-          <w:hyperlink w:anchor="_Toc217249802" w:history="1">
+          <w:hyperlink w:anchor="_Toc217252882" w:history="1">
             <w:r>
               <w:rPr>
                 <w:rStyle w:val="af7"/>
@@ -1149,7 +1149,7 @@
                 <w:noProof/>
                 <w:webHidden/>
               </w:rPr>
-              <w:instrText xml:space="preserve"> PAGEREF _Toc217249802 \h </w:instrText>
+              <w:instrText xml:space="preserve"> PAGEREF _Toc217252882 \h </w:instrText>
             </w:r>
             <w:r>
               <w:rPr>
@@ -1193,7 +1193,7 @@
               <w:lang w:eastAsia="ru-RU"/>
             </w:rPr>
           </w:pPr>
-          <w:hyperlink w:anchor="_Toc217249803" w:history="1">
+          <w:hyperlink w:anchor="_Toc217252883" w:history="1">
             <w:r>
               <w:rPr>
                 <w:rStyle w:val="af7"/>
@@ -1220,7 +1220,7 @@
                 <w:noProof/>
                 <w:webHidden/>
               </w:rPr>
-              <w:instrText xml:space="preserve"> PAGEREF _Toc217249803 \h </w:instrText>
+              <w:instrText xml:space="preserve"> PAGEREF _Toc217252883 \h </w:instrText>
             </w:r>
             <w:r>
               <w:rPr>
@@ -1264,7 +1264,7 @@
               <w:lang w:eastAsia="ru-RU"/>
             </w:rPr>
           </w:pPr>
-          <w:hyperlink w:anchor="_Toc217249804" w:history="1">
+          <w:hyperlink w:anchor="_Toc217252884" w:history="1">
             <w:r>
               <w:rPr>
                 <w:rStyle w:val="af7"/>
@@ -1292,7 +1292,7 @@
                 <w:noProof/>
                 <w:webHidden/>
               </w:rPr>
-              <w:instrText xml:space="preserve"> PAGEREF _Toc217249804 \h </w:instrText>
+              <w:instrText xml:space="preserve"> PAGEREF _Toc217252884 \h </w:instrText>
             </w:r>
             <w:r>
               <w:rPr>
@@ -1336,7 +1336,7 @@
               <w:lang w:eastAsia="ru-RU"/>
             </w:rPr>
           </w:pPr>
-          <w:hyperlink w:anchor="_Toc217249805" w:history="1">
+          <w:hyperlink w:anchor="_Toc217252885" w:history="1">
             <w:r>
               <w:rPr>
                 <w:rStyle w:val="af7"/>
@@ -1379,7 +1379,7 @@
                 <w:noProof/>
                 <w:webHidden/>
               </w:rPr>
-              <w:instrText xml:space="preserve"> PAGEREF _Toc217249805 \h </w:instrText>
+              <w:instrText xml:space="preserve"> PAGEREF _Toc217252885 \h </w:instrText>
             </w:r>
             <w:r>
               <w:rPr>
@@ -1423,7 +1423,7 @@
               <w:lang w:eastAsia="ru-RU"/>
             </w:rPr>
           </w:pPr>
-          <w:hyperlink w:anchor="_Toc217249806" w:history="1">
+          <w:hyperlink w:anchor="_Toc217252886" w:history="1">
             <w:r>
               <w:rPr>
                 <w:rStyle w:val="af7"/>
@@ -1466,7 +1466,7 @@
                 <w:noProof/>
                 <w:webHidden/>
               </w:rPr>
-              <w:instrText xml:space="preserve"> PAGEREF _Toc217249806 \h </w:instrText>
+              <w:instrText xml:space="preserve"> PAGEREF _Toc217252886 \h </w:instrText>
             </w:r>
             <w:r>
               <w:rPr>
@@ -1510,7 +1510,7 @@
               <w:lang w:eastAsia="ru-RU"/>
             </w:rPr>
           </w:pPr>
-          <w:hyperlink w:anchor="_Toc217249807" w:history="1">
+          <w:hyperlink w:anchor="_Toc217252887" w:history="1">
             <w:r>
               <w:rPr>
                 <w:rStyle w:val="af7"/>
@@ -1537,7 +1537,7 @@
                 <w:noProof/>
                 <w:webHidden/>
               </w:rPr>
-              <w:instrText xml:space="preserve"> PAGEREF _Toc217249807 \h </w:instrText>
+              <w:instrText xml:space="preserve"> PAGEREF _Toc217252887 \h </w:instrText>
             </w:r>
             <w:r>
               <w:rPr>
@@ -1581,7 +1581,7 @@
               <w:lang w:eastAsia="ru-RU"/>
             </w:rPr>
           </w:pPr>
-          <w:hyperlink w:anchor="_Toc217249808" w:history="1">
+          <w:hyperlink w:anchor="_Toc217252888" w:history="1">
             <w:r>
               <w:rPr>
                 <w:rStyle w:val="af7"/>
@@ -1624,7 +1624,7 @@
                 <w:noProof/>
                 <w:webHidden/>
               </w:rPr>
-              <w:instrText xml:space="preserve"> PAGEREF _Toc217249808 \h </w:instrText>
+              <w:instrText xml:space="preserve"> PAGEREF _Toc217252888 \h </w:instrText>
             </w:r>
             <w:r>
               <w:rPr>
@@ -1668,7 +1668,7 @@
               <w:lang w:eastAsia="ru-RU"/>
             </w:rPr>
           </w:pPr>
-          <w:hyperlink w:anchor="_Toc217249809" w:history="1">
+          <w:hyperlink w:anchor="_Toc217252889" w:history="1">
             <w:r>
               <w:rPr>
                 <w:rStyle w:val="af7"/>
@@ -1711,7 +1711,7 @@
                 <w:noProof/>
                 <w:webHidden/>
               </w:rPr>
-              <w:instrText xml:space="preserve"> PAGEREF _Toc217249809 \h </w:instrText>
+              <w:instrText xml:space="preserve"> PAGEREF _Toc217252889 \h </w:instrText>
             </w:r>
             <w:r>
               <w:rPr>
@@ -1755,7 +1755,7 @@
               <w:lang w:eastAsia="ru-RU"/>
             </w:rPr>
           </w:pPr>
-          <w:hyperlink w:anchor="_Toc217249810" w:history="1">
+          <w:hyperlink w:anchor="_Toc217252890" w:history="1">
             <w:r>
               <w:rPr>
                 <w:rStyle w:val="af7"/>
@@ -1790,7 +1790,7 @@
                 <w:noProof/>
                 <w:webHidden/>
               </w:rPr>
-              <w:instrText xml:space="preserve"> PAGEREF _Toc217249810 \h </w:instrText>
+              <w:instrText xml:space="preserve"> PAGEREF _Toc217252890 \h </w:instrText>
             </w:r>
             <w:r>
               <w:rPr>
@@ -1834,7 +1834,7 @@
               <w:lang w:eastAsia="ru-RU"/>
             </w:rPr>
           </w:pPr>
-          <w:hyperlink w:anchor="_Toc217249811" w:history="1">
+          <w:hyperlink w:anchor="_Toc217252891" w:history="1">
             <w:r>
               <w:rPr>
                 <w:rStyle w:val="af7"/>
@@ -1861,7 +1861,7 @@
                 <w:noProof/>
                 <w:webHidden/>
               </w:rPr>
-              <w:instrText xml:space="preserve"> PAGEREF _Toc217249811 \h </w:instrText>
+              <w:instrText xml:space="preserve"> PAGEREF _Toc217252891 \h </w:instrText>
             </w:r>
             <w:r>
               <w:rPr>
@@ -1905,7 +1905,7 @@
               <w:lang w:eastAsia="ru-RU"/>
             </w:rPr>
           </w:pPr>
-          <w:hyperlink w:anchor="_Toc217249812" w:history="1">
+          <w:hyperlink w:anchor="_Toc217252892" w:history="1">
             <w:r>
               <w:rPr>
                 <w:rStyle w:val="af7"/>
@@ -1948,7 +1948,7 @@
                 <w:noProof/>
                 <w:webHidden/>
               </w:rPr>
-              <w:instrText xml:space="preserve"> PAGEREF _Toc217249812 \h </w:instrText>
+              <w:instrText xml:space="preserve"> PAGEREF _Toc217252892 \h </w:instrText>
             </w:r>
             <w:r>
               <w:rPr>
@@ -1992,7 +1992,7 @@
               <w:lang w:eastAsia="ru-RU"/>
             </w:rPr>
           </w:pPr>
-          <w:hyperlink w:anchor="_Toc217249813" w:history="1">
+          <w:hyperlink w:anchor="_Toc217252893" w:history="1">
             <w:r>
               <w:rPr>
                 <w:rStyle w:val="af7"/>
@@ -2035,7 +2035,7 @@
                 <w:noProof/>
                 <w:webHidden/>
               </w:rPr>
-              <w:instrText xml:space="preserve"> PAGEREF _Toc217249813 \h </w:instrText>
+              <w:instrText xml:space="preserve"> PAGEREF _Toc217252893 \h </w:instrText>
             </w:r>
             <w:r>
               <w:rPr>
@@ -2079,7 +2079,7 @@
               <w:lang w:eastAsia="ru-RU"/>
             </w:rPr>
           </w:pPr>
-          <w:hyperlink w:anchor="_Toc217249814" w:history="1">
+          <w:hyperlink w:anchor="_Toc217252894" w:history="1">
             <w:r>
               <w:rPr>
                 <w:rStyle w:val="af7"/>
@@ -2137,7 +2137,7 @@
                 <w:noProof/>
                 <w:webHidden/>
               </w:rPr>
-              <w:instrText xml:space="preserve"> PAGEREF _Toc217249814 \h </w:instrText>
+              <w:instrText xml:space="preserve"> PAGEREF _Toc217252894 \h </w:instrText>
             </w:r>
             <w:r>
               <w:rPr>
@@ -2181,7 +2181,7 @@
               <w:lang w:eastAsia="ru-RU"/>
             </w:rPr>
           </w:pPr>
-          <w:hyperlink w:anchor="_Toc217249815" w:history="1">
+          <w:hyperlink w:anchor="_Toc217252895" w:history="1">
             <w:r>
               <w:rPr>
                 <w:rStyle w:val="af7"/>
@@ -2208,7 +2208,7 @@
                 <w:noProof/>
                 <w:webHidden/>
               </w:rPr>
-              <w:instrText xml:space="preserve"> PAGEREF _Toc217249815 \h </w:instrText>
+              <w:instrText xml:space="preserve"> PAGEREF _Toc217252895 \h </w:instrText>
             </w:r>
             <w:r>
               <w:rPr>
@@ -2252,7 +2252,7 @@
               <w:lang w:eastAsia="ru-RU"/>
             </w:rPr>
           </w:pPr>
-          <w:hyperlink w:anchor="_Toc217249816" w:history="1">
+          <w:hyperlink w:anchor="_Toc217252896" w:history="1">
             <w:r>
               <w:rPr>
                 <w:rStyle w:val="af7"/>
@@ -2280,7 +2280,7 @@
                 <w:noProof/>
                 <w:webHidden/>
               </w:rPr>
-              <w:instrText xml:space="preserve"> PAGEREF _Toc217249816 \h </w:instrText>
+              <w:instrText xml:space="preserve"> PAGEREF _Toc217252896 \h </w:instrText>
             </w:r>
             <w:r>
               <w:rPr>
@@ -2324,7 +2324,7 @@
               <w:lang w:eastAsia="ru-RU"/>
             </w:rPr>
           </w:pPr>
-          <w:hyperlink w:anchor="_Toc217249817" w:history="1">
+          <w:hyperlink w:anchor="_Toc217252897" w:history="1">
             <w:r>
               <w:rPr>
                 <w:rStyle w:val="af7"/>
@@ -2352,7 +2352,7 @@
                 <w:noProof/>
                 <w:webHidden/>
               </w:rPr>
-              <w:instrText xml:space="preserve"> PAGEREF _Toc217249817 \h </w:instrText>
+              <w:instrText xml:space="preserve"> PAGEREF _Toc217252897 \h </w:instrText>
             </w:r>
             <w:r>
               <w:rPr>
@@ -2396,7 +2396,7 @@
               <w:lang w:eastAsia="ru-RU"/>
             </w:rPr>
           </w:pPr>
-          <w:hyperlink w:anchor="_Toc217249818" w:history="1">
+          <w:hyperlink w:anchor="_Toc217252898" w:history="1">
             <w:r>
               <w:rPr>
                 <w:rStyle w:val="af7"/>
@@ -2423,7 +2423,7 @@
                 <w:noProof/>
                 <w:webHidden/>
               </w:rPr>
-              <w:instrText xml:space="preserve"> PAGEREF _Toc217249818 \h </w:instrText>
+              <w:instrText xml:space="preserve"> PAGEREF _Toc217252898 \h </w:instrText>
             </w:r>
             <w:r>
               <w:rPr>
@@ -2464,7 +2464,7 @@
               <w:lang w:eastAsia="ru-RU"/>
             </w:rPr>
           </w:pPr>
-          <w:hyperlink w:anchor="_Toc217249819" w:history="1">
+          <w:hyperlink w:anchor="_Toc217252899" w:history="1">
             <w:r>
               <w:rPr>
                 <w:rStyle w:val="af7"/>
@@ -2491,7 +2491,7 @@
                 <w:noProof/>
                 <w:webHidden/>
               </w:rPr>
-              <w:instrText xml:space="preserve"> PAGEREF _Toc217249819 \h </w:instrText>
+              <w:instrText xml:space="preserve"> PAGEREF _Toc217252899 \h </w:instrText>
             </w:r>
             <w:r>
               <w:rPr>
@@ -2564,7 +2564,7 @@
       <w:pPr>
         <w:pStyle w:val="ad"/>
       </w:pPr>
-      <w:bookmarkStart w:id="0" w:name="_Toc217249789"/>
+      <w:bookmarkStart w:id="0" w:name="_Toc217252869"/>
       <w:r>
         <w:lastRenderedPageBreak/>
         <w:t>ВВЕДЕНИЕ</w:t>
@@ -3761,7 +3761,7 @@
       <w:pPr>
         <w:pStyle w:val="ad"/>
       </w:pPr>
-      <w:bookmarkStart w:id="1" w:name="_Toc217249790"/>
+      <w:bookmarkStart w:id="1" w:name="_Toc217252870"/>
       <w:r>
         <w:lastRenderedPageBreak/>
         <w:t>ГЛАВА</w:t>
@@ -3814,7 +3814,7 @@
       <w:pPr>
         <w:pStyle w:val="af"/>
       </w:pPr>
-      <w:bookmarkStart w:id="2" w:name="_Toc217249791"/>
+      <w:bookmarkStart w:id="2" w:name="_Toc217252871"/>
       <w:r>
         <w:t>1.1.</w:t>
       </w:r>
@@ -4206,7 +4206,7 @@
       <w:pPr>
         <w:pStyle w:val="ae"/>
       </w:pPr>
-      <w:bookmarkStart w:id="3" w:name="_Toc217249792"/>
+      <w:bookmarkStart w:id="3" w:name="_Toc217252872"/>
       <w:r>
         <w:t>1.1.1.</w:t>
       </w:r>
@@ -4824,7 +4824,7 @@
       <w:pPr>
         <w:pStyle w:val="ae"/>
       </w:pPr>
-      <w:bookmarkStart w:id="4" w:name="_Toc217249793"/>
+      <w:bookmarkStart w:id="4" w:name="_Toc217252873"/>
       <w:r>
         <w:t>1.1.2.</w:t>
       </w:r>
@@ -5366,7 +5366,7 @@
       <w:pPr>
         <w:pStyle w:val="ae"/>
       </w:pPr>
-      <w:bookmarkStart w:id="5" w:name="_Toc217249794"/>
+      <w:bookmarkStart w:id="5" w:name="_Toc217252874"/>
       <w:r>
         <w:t>1.1.3.</w:t>
       </w:r>
@@ -5962,7 +5962,7 @@
       <w:pPr>
         <w:pStyle w:val="af"/>
       </w:pPr>
-      <w:bookmarkStart w:id="6" w:name="_Toc217249795"/>
+      <w:bookmarkStart w:id="6" w:name="_Toc217252875"/>
       <w:r>
         <w:t>1.2.</w:t>
       </w:r>
@@ -5989,77 +5989,6 @@
       </w:r>
       <w:r>
         <w:t>визуализации</w:t>
-      </w:r>
-      <w:r>
-        <w:t xml:space="preserve"> </w:t>
-      </w:r>
-      <w:proofErr w:type="spellStart"/>
-      <w:r>
-        <w:t>данных</w:t>
-      </w:r>
-      <w:r>
-        <w:t>Выбор</w:t>
-      </w:r>
-      <w:proofErr w:type="spellEnd"/>
-      <w:r>
-        <w:t xml:space="preserve"> </w:t>
-      </w:r>
-      <w:r>
-        <w:t>инструментария</w:t>
-      </w:r>
-      <w:r>
-        <w:t xml:space="preserve"> </w:t>
-      </w:r>
-      <w:r>
-        <w:t>зависит</w:t>
-      </w:r>
-      <w:r>
-        <w:t xml:space="preserve"> </w:t>
-      </w:r>
-      <w:r>
-        <w:t>от</w:t>
-      </w:r>
-      <w:r>
-        <w:t xml:space="preserve"> </w:t>
-      </w:r>
-      <w:r>
-        <w:t>платформы</w:t>
-      </w:r>
-      <w:r>
-        <w:t xml:space="preserve"> </w:t>
-      </w:r>
-      <w:r>
-        <w:t>(</w:t>
-      </w:r>
-      <w:r>
-        <w:t>веб</w:t>
-      </w:r>
-      <w:r>
-        <w:t xml:space="preserve"> </w:t>
-      </w:r>
-      <w:r>
-        <w:t>или</w:t>
-      </w:r>
-      <w:r>
-        <w:t xml:space="preserve"> </w:t>
-      </w:r>
-      <w:r>
-        <w:t>десктоп-клиент</w:t>
-      </w:r>
-      <w:r>
-        <w:t>)</w:t>
-      </w:r>
-      <w:r>
-        <w:t xml:space="preserve"> </w:t>
-      </w:r>
-      <w:r>
-        <w:t>и</w:t>
-      </w:r>
-      <w:r>
-        <w:t xml:space="preserve"> </w:t>
-      </w:r>
-      <w:r>
-        <w:t>типа</w:t>
       </w:r>
       <w:r>
         <w:t xml:space="preserve"> </w:t>
@@ -6194,7 +6123,7 @@
           <w:rFonts w:eastAsiaTheme="majorEastAsia"/>
         </w:rPr>
       </w:pPr>
-      <w:bookmarkStart w:id="7" w:name="_Toc217249796"/>
+      <w:bookmarkStart w:id="7" w:name="_Toc217252876"/>
       <w:r>
         <w:rPr>
           <w:rFonts w:eastAsiaTheme="majorEastAsia"/>
@@ -7518,7 +7447,6 @@
         <w:rPr>
           <w:lang w:eastAsia="ru-RU"/>
         </w:rPr>
-        <w:lastRenderedPageBreak/>
         <w:t>исследования</w:t>
       </w:r>
       <w:r>
@@ -7801,6 +7729,7 @@
         <w:jc w:val="center"/>
       </w:pPr>
       <w:r>
+        <w:lastRenderedPageBreak/>
         <w:fldChar w:fldCharType="begin"/>
       </w:r>
       <w:r>
@@ -9574,7 +9503,7 @@
       <w:pPr>
         <w:pStyle w:val="ae"/>
       </w:pPr>
-      <w:bookmarkStart w:id="8" w:name="_Toc217249797"/>
+      <w:bookmarkStart w:id="8" w:name="_Toc217252877"/>
       <w:r>
         <w:t>1.2.2.</w:t>
       </w:r>
@@ -10207,7 +10136,7 @@
       <w:pPr>
         <w:pStyle w:val="af"/>
       </w:pPr>
-      <w:bookmarkStart w:id="9" w:name="_Toc217249798"/>
+      <w:bookmarkStart w:id="9" w:name="_Toc217252878"/>
       <w:r>
         <w:lastRenderedPageBreak/>
         <w:t>1.3.</w:t>
@@ -11556,7 +11485,7 @@
       <w:pPr>
         <w:pStyle w:val="ae"/>
       </w:pPr>
-      <w:bookmarkStart w:id="10" w:name="_Toc217249799"/>
+      <w:bookmarkStart w:id="10" w:name="_Toc217252879"/>
       <w:r>
         <w:rPr>
           <w:rStyle w:val="ng-star-inserted"/>
@@ -11629,6 +11558,7 @@
         </w:rPr>
         <w:t>игроками</w:t>
       </w:r>
+      <w:bookmarkEnd w:id="10"/>
       <w:r>
         <w:rPr>
           <w:rStyle w:val="ng-star-inserted"/>
@@ -11637,29 +11567,313 @@
         </w:rPr>
         <w:t xml:space="preserve"> </w:t>
       </w:r>
-      <w:r>
-        <w:rPr>
-          <w:rStyle w:val="ng-star-inserted"/>
-          <w:rFonts w:eastAsiaTheme="majorEastAsia"/>
-          <w:color w:val="1A1C1E"/>
-        </w:rPr>
-        <w:t>(Player-</w:t>
+    </w:p>
+    <w:p>
+      <w:pPr>
+        <w:pStyle w:val="af0"/>
+        <w:rPr>
+          <w:rStyle w:val="ng-star-inserted"/>
+        </w:rPr>
+      </w:pPr>
+      <w:r>
+        <w:rPr>
+          <w:rStyle w:val="ng-star-inserted"/>
+        </w:rPr>
+        <w:t>Уникальная</w:t>
+      </w:r>
+      <w:r>
+        <w:rPr>
+          <w:rStyle w:val="ng-star-inserted"/>
+        </w:rPr>
+        <w:t xml:space="preserve"> </w:t>
+      </w:r>
+      <w:r>
+        <w:rPr>
+          <w:rStyle w:val="ng-star-inserted"/>
+        </w:rPr>
+        <w:t>черта</w:t>
+      </w:r>
+      <w:r>
+        <w:rPr>
+          <w:rStyle w:val="ng-star-inserted"/>
+        </w:rPr>
+        <w:t xml:space="preserve"> </w:t>
+      </w:r>
+      <w:r>
+        <w:rPr>
+          <w:rStyle w:val="ng-star-inserted"/>
+        </w:rPr>
+        <w:t>проекта</w:t>
+      </w:r>
+      <w:r>
+        <w:rPr>
+          <w:rStyle w:val="ng-star-inserted"/>
+        </w:rPr>
+        <w:t xml:space="preserve"> </w:t>
+      </w:r>
+      <w:r>
+        <w:rPr>
+          <w:rStyle w:val="ng-star-inserted"/>
+        </w:rPr>
+        <w:t>—</w:t>
+      </w:r>
+      <w:r>
+        <w:rPr>
+          <w:rStyle w:val="ng-star-inserted"/>
+        </w:rPr>
+        <w:t xml:space="preserve"> </w:t>
+      </w:r>
+      <w:r>
+        <w:rPr>
+          <w:rStyle w:val="ng-star-inserted"/>
+        </w:rPr>
+        <w:t>наличие</w:t>
+      </w:r>
+      <w:r>
+        <w:rPr>
+          <w:rStyle w:val="ng-star-inserted"/>
+        </w:rPr>
+        <w:t xml:space="preserve"> </w:t>
+      </w:r>
+      <w:r>
+        <w:rPr>
+          <w:rStyle w:val="ng-star-inserted"/>
+        </w:rPr>
+        <w:t>вторичного</w:t>
+      </w:r>
+      <w:r>
+        <w:rPr>
+          <w:rStyle w:val="ng-star-inserted"/>
+        </w:rPr>
+        <w:t xml:space="preserve"> </w:t>
+      </w:r>
+      <w:r>
+        <w:rPr>
+          <w:rStyle w:val="ng-star-inserted"/>
+        </w:rPr>
+        <w:t>рынка.</w:t>
+      </w:r>
+      <w:r>
+        <w:rPr>
+          <w:rStyle w:val="ng-star-inserted"/>
+        </w:rPr>
+        <w:t xml:space="preserve"> </w:t>
+      </w:r>
+      <w:r>
+        <w:rPr>
+          <w:rStyle w:val="ng-star-inserted"/>
+        </w:rPr>
+        <w:t>Аналитика</w:t>
+      </w:r>
+      <w:r>
+        <w:rPr>
+          <w:rStyle w:val="ng-star-inserted"/>
+        </w:rPr>
+        <w:t xml:space="preserve"> </w:t>
+      </w:r>
+      <w:r>
+        <w:rPr>
+          <w:rStyle w:val="ng-star-inserted"/>
+        </w:rPr>
+        <w:t>здесь</w:t>
+      </w:r>
+      <w:r>
+        <w:rPr>
+          <w:rStyle w:val="ng-star-inserted"/>
+        </w:rPr>
+        <w:t xml:space="preserve"> </w:t>
+      </w:r>
+      <w:r>
+        <w:rPr>
+          <w:rStyle w:val="ng-star-inserted"/>
+        </w:rPr>
+        <w:t>сближается</w:t>
+      </w:r>
+      <w:r>
+        <w:rPr>
+          <w:rStyle w:val="ng-star-inserted"/>
+        </w:rPr>
+        <w:t xml:space="preserve"> </w:t>
+      </w:r>
+      <w:r>
+        <w:rPr>
+          <w:rStyle w:val="ng-star-inserted"/>
+        </w:rPr>
+        <w:t>с</w:t>
+      </w:r>
+      <w:r>
+        <w:rPr>
+          <w:rStyle w:val="ng-star-inserted"/>
+        </w:rPr>
+        <w:t xml:space="preserve"> </w:t>
+      </w:r>
+      <w:r>
+        <w:rPr>
+          <w:rStyle w:val="ng-star-inserted"/>
+        </w:rPr>
+        <w:t>биржевой:</w:t>
+      </w:r>
+      <w:r>
+        <w:rPr>
+          <w:rStyle w:val="ng-star-inserted"/>
+        </w:rPr>
+        <w:t xml:space="preserve"> </w:t>
+      </w:r>
+      <w:r>
+        <w:rPr>
+          <w:rStyle w:val="ng-star-inserted"/>
+        </w:rPr>
+        <w:t>необходимо</w:t>
+      </w:r>
+      <w:r>
+        <w:rPr>
+          <w:rStyle w:val="ng-star-inserted"/>
+        </w:rPr>
+        <w:t xml:space="preserve"> </w:t>
+      </w:r>
+      <w:r>
+        <w:rPr>
+          <w:rStyle w:val="ng-star-inserted"/>
+        </w:rPr>
+        <w:t>отслеживать</w:t>
+      </w:r>
+      <w:r>
+        <w:rPr>
+          <w:rStyle w:val="ng-star-inserted"/>
+        </w:rPr>
+        <w:t xml:space="preserve"> </w:t>
+      </w:r>
+      <w:r>
+        <w:rPr>
+          <w:rStyle w:val="ng-star-inserted"/>
+        </w:rPr>
+        <w:t>объемы</w:t>
+      </w:r>
+      <w:r>
+        <w:rPr>
+          <w:rStyle w:val="ng-star-inserted"/>
+        </w:rPr>
+        <w:t xml:space="preserve"> </w:t>
+      </w:r>
+      <w:r>
+        <w:rPr>
+          <w:rStyle w:val="ng-star-inserted"/>
+        </w:rPr>
+        <w:t>торгов</w:t>
+      </w:r>
+      <w:r>
+        <w:rPr>
+          <w:rStyle w:val="ng-star-inserted"/>
+        </w:rPr>
+        <w:t xml:space="preserve"> </w:t>
+      </w:r>
+      <w:r>
+        <w:rPr>
+          <w:rStyle w:val="ng-star-inserted"/>
+        </w:rPr>
+        <w:t>(</w:t>
       </w:r>
       <w:proofErr w:type="spellStart"/>
       <w:r>
         <w:rPr>
           <w:rStyle w:val="ng-star-inserted"/>
-          <w:rFonts w:eastAsiaTheme="majorEastAsia"/>
-          <w:color w:val="1A1C1E"/>
-        </w:rPr>
-        <w:t>Driven</w:t>
+        </w:rPr>
+        <w:t>Volume</w:t>
       </w:r>
       <w:proofErr w:type="spellEnd"/>
       <w:r>
         <w:rPr>
           <w:rStyle w:val="ng-star-inserted"/>
-          <w:rFonts w:eastAsiaTheme="majorEastAsia"/>
-          <w:color w:val="1A1C1E"/>
+        </w:rPr>
+        <w:t>)</w:t>
+      </w:r>
+      <w:r>
+        <w:rPr>
+          <w:rStyle w:val="ng-star-inserted"/>
+        </w:rPr>
+        <w:t xml:space="preserve"> </w:t>
+      </w:r>
+      <w:r>
+        <w:rPr>
+          <w:rStyle w:val="ng-star-inserted"/>
+        </w:rPr>
+        <w:t>и</w:t>
+      </w:r>
+      <w:r>
+        <w:rPr>
+          <w:rStyle w:val="ng-star-inserted"/>
+        </w:rPr>
+        <w:t xml:space="preserve"> </w:t>
+      </w:r>
+      <w:r>
+        <w:rPr>
+          <w:rStyle w:val="ng-star-inserted"/>
+        </w:rPr>
+        <w:t>среднюю</w:t>
+      </w:r>
+      <w:r>
+        <w:rPr>
+          <w:rStyle w:val="ng-star-inserted"/>
+        </w:rPr>
+        <w:t xml:space="preserve"> </w:t>
+      </w:r>
+      <w:r>
+        <w:rPr>
+          <w:rStyle w:val="ng-star-inserted"/>
+        </w:rPr>
+        <w:t>цену</w:t>
+      </w:r>
+      <w:r>
+        <w:rPr>
+          <w:rStyle w:val="ng-star-inserted"/>
+        </w:rPr>
+        <w:t xml:space="preserve"> </w:t>
+      </w:r>
+      <w:r>
+        <w:rPr>
+          <w:rStyle w:val="ng-star-inserted"/>
+        </w:rPr>
+        <w:t>лота</w:t>
+      </w:r>
+      <w:r>
+        <w:rPr>
+          <w:rStyle w:val="ng-star-inserted"/>
+        </w:rPr>
+        <w:t xml:space="preserve"> </w:t>
+      </w:r>
+      <w:r>
+        <w:rPr>
+          <w:rStyle w:val="ng-star-inserted"/>
+        </w:rPr>
+        <w:t>на</w:t>
+      </w:r>
+      <w:r>
+        <w:rPr>
+          <w:rStyle w:val="ng-star-inserted"/>
+        </w:rPr>
+        <w:t xml:space="preserve"> </w:t>
+      </w:r>
+      <w:r>
+        <w:rPr>
+          <w:rStyle w:val="ng-star-inserted"/>
+        </w:rPr>
+        <w:t>Торговой</w:t>
+      </w:r>
+      <w:r>
+        <w:rPr>
+          <w:rStyle w:val="ng-star-inserted"/>
+        </w:rPr>
+        <w:t xml:space="preserve"> </w:t>
+      </w:r>
+      <w:r>
+        <w:rPr>
+          <w:rStyle w:val="ng-star-inserted"/>
+        </w:rPr>
+        <w:t>площадке</w:t>
+      </w:r>
+      <w:r>
+        <w:rPr>
+          <w:rStyle w:val="ng-star-inserted"/>
         </w:rPr>
         <w:t xml:space="preserve"> </w:t>
       </w:r>
@@ -11667,504 +11881,183 @@
       <w:r>
         <w:rPr>
           <w:rStyle w:val="ng-star-inserted"/>
-          <w:rFonts w:eastAsiaTheme="majorEastAsia"/>
-          <w:color w:val="1A1C1E"/>
-        </w:rPr>
-        <w:t>Economy</w:t>
+        </w:rPr>
+        <w:t>Steam</w:t>
       </w:r>
       <w:proofErr w:type="spellEnd"/>
       <w:r>
         <w:rPr>
           <w:rStyle w:val="ng-star-inserted"/>
-          <w:rFonts w:eastAsiaTheme="majorEastAsia"/>
-          <w:color w:val="1A1C1E"/>
-        </w:rPr>
-        <w:t>)</w:t>
-      </w:r>
-      <w:bookmarkEnd w:id="10"/>
+        </w:rPr>
+        <w:t>.</w:t>
+      </w:r>
+      <w:r>
+        <w:rPr>
+          <w:rStyle w:val="ng-star-inserted"/>
+        </w:rPr>
+        <w:t xml:space="preserve"> </w:t>
+      </w:r>
+      <w:r>
+        <w:rPr>
+          <w:rStyle w:val="ng-star-inserted"/>
+        </w:rPr>
+        <w:t>Важно</w:t>
+      </w:r>
+      <w:r>
+        <w:rPr>
+          <w:rStyle w:val="ng-star-inserted"/>
+        </w:rPr>
+        <w:t xml:space="preserve"> </w:t>
+      </w:r>
+      <w:r>
+        <w:rPr>
+          <w:rStyle w:val="ng-star-inserted"/>
+        </w:rPr>
+        <w:t>учитывать,</w:t>
+      </w:r>
+      <w:r>
+        <w:rPr>
+          <w:rStyle w:val="ng-star-inserted"/>
+        </w:rPr>
+        <w:t xml:space="preserve"> </w:t>
+      </w:r>
+      <w:r>
+        <w:rPr>
+          <w:rStyle w:val="ng-star-inserted"/>
+        </w:rPr>
+        <w:t>что</w:t>
+      </w:r>
+      <w:r>
+        <w:rPr>
+          <w:rStyle w:val="ng-star-inserted"/>
+        </w:rPr>
+        <w:t xml:space="preserve"> </w:t>
+      </w:r>
+      <w:r>
+        <w:rPr>
+          <w:rStyle w:val="ng-star-inserted"/>
+        </w:rPr>
+        <w:t>разработчик</w:t>
+      </w:r>
+      <w:r>
+        <w:rPr>
+          <w:rStyle w:val="ng-star-inserted"/>
+        </w:rPr>
+        <w:t xml:space="preserve"> </w:t>
+      </w:r>
+      <w:r>
+        <w:rPr>
+          <w:rStyle w:val="ng-star-inserted"/>
+        </w:rPr>
+        <w:t>получает</w:t>
+      </w:r>
+      <w:r>
+        <w:rPr>
+          <w:rStyle w:val="ng-star-inserted"/>
+        </w:rPr>
+        <w:t xml:space="preserve"> </w:t>
+      </w:r>
+      <w:r>
+        <w:rPr>
+          <w:rStyle w:val="ng-star-inserted"/>
+        </w:rPr>
+        <w:t>доход</w:t>
+      </w:r>
+      <w:r>
+        <w:rPr>
+          <w:rStyle w:val="ng-star-inserted"/>
+        </w:rPr>
+        <w:t xml:space="preserve"> </w:t>
+      </w:r>
+      <w:r>
+        <w:rPr>
+          <w:rStyle w:val="ng-star-inserted"/>
+        </w:rPr>
+        <w:t>в</w:t>
+      </w:r>
+      <w:r>
+        <w:rPr>
+          <w:rStyle w:val="ng-star-inserted"/>
+        </w:rPr>
+        <w:t xml:space="preserve"> </w:t>
+      </w:r>
+      <w:r>
+        <w:rPr>
+          <w:rStyle w:val="ng-star-inserted"/>
+        </w:rPr>
+        <w:t>виде</w:t>
+      </w:r>
+      <w:r>
+        <w:rPr>
+          <w:rStyle w:val="ng-star-inserted"/>
+        </w:rPr>
+        <w:t xml:space="preserve"> </w:t>
+      </w:r>
+      <w:r>
+        <w:rPr>
+          <w:rStyle w:val="ng-star-inserted"/>
+        </w:rPr>
+        <w:t>комиссии</w:t>
+      </w:r>
+      <w:r>
+        <w:rPr>
+          <w:rStyle w:val="ng-star-inserted"/>
+        </w:rPr>
+        <w:t xml:space="preserve"> </w:t>
+      </w:r>
+      <w:r>
+        <w:rPr>
+          <w:rStyle w:val="ng-star-inserted"/>
+        </w:rPr>
+        <w:t>с</w:t>
+      </w:r>
+      <w:r>
+        <w:rPr>
+          <w:rStyle w:val="ng-star-inserted"/>
+        </w:rPr>
+        <w:t xml:space="preserve"> </w:t>
+      </w:r>
+      <w:r>
+        <w:rPr>
+          <w:rStyle w:val="ng-star-inserted"/>
+        </w:rPr>
+        <w:t>каждой</w:t>
+      </w:r>
+      <w:r>
+        <w:rPr>
+          <w:rStyle w:val="ng-star-inserted"/>
+        </w:rPr>
+        <w:t xml:space="preserve"> </w:t>
+      </w:r>
+      <w:r>
+        <w:rPr>
+          <w:rStyle w:val="ng-star-inserted"/>
+        </w:rPr>
+        <w:t>перепродажи</w:t>
+      </w:r>
+      <w:r>
+        <w:rPr>
+          <w:rStyle w:val="ng-star-inserted"/>
+        </w:rPr>
+        <w:t xml:space="preserve"> </w:t>
+      </w:r>
+      <w:r>
+        <w:rPr>
+          <w:rStyle w:val="inline-code"/>
+        </w:rPr>
+        <w:t>[1.8]</w:t>
+      </w:r>
+      <w:r>
+        <w:rPr>
+          <w:rStyle w:val="ng-star-inserted"/>
+        </w:rPr>
+        <w:t>.</w:t>
+      </w:r>
     </w:p>
     <w:p>
       <w:pPr>
         <w:pStyle w:val="af0"/>
       </w:pPr>
-      <w:r>
-        <w:rPr>
-          <w:rStyle w:val="ng-star-inserted"/>
-        </w:rPr>
-        <w:t>Уникальная</w:t>
-      </w:r>
-      <w:r>
-        <w:rPr>
-          <w:rStyle w:val="ng-star-inserted"/>
-        </w:rPr>
-        <w:t xml:space="preserve"> </w:t>
-      </w:r>
-      <w:r>
-        <w:rPr>
-          <w:rStyle w:val="ng-star-inserted"/>
-        </w:rPr>
-        <w:t>черта</w:t>
-      </w:r>
-      <w:r>
-        <w:rPr>
-          <w:rStyle w:val="ng-star-inserted"/>
-        </w:rPr>
-        <w:t xml:space="preserve"> </w:t>
-      </w:r>
-      <w:r>
-        <w:rPr>
-          <w:rStyle w:val="ng-star-inserted"/>
-        </w:rPr>
-        <w:t>проекта</w:t>
-      </w:r>
-      <w:r>
-        <w:rPr>
-          <w:rStyle w:val="ng-star-inserted"/>
-        </w:rPr>
-        <w:t xml:space="preserve"> </w:t>
-      </w:r>
-      <w:r>
-        <w:rPr>
-          <w:rStyle w:val="ng-star-inserted"/>
-        </w:rPr>
-        <w:t>—</w:t>
-      </w:r>
-      <w:r>
-        <w:rPr>
-          <w:rStyle w:val="ng-star-inserted"/>
-        </w:rPr>
-        <w:t xml:space="preserve"> </w:t>
-      </w:r>
-      <w:r>
-        <w:rPr>
-          <w:rStyle w:val="ng-star-inserted"/>
-        </w:rPr>
-        <w:t>наличие</w:t>
-      </w:r>
-      <w:r>
-        <w:rPr>
-          <w:rStyle w:val="ng-star-inserted"/>
-        </w:rPr>
-        <w:t xml:space="preserve"> </w:t>
-      </w:r>
-      <w:r>
-        <w:rPr>
-          <w:rStyle w:val="ng-star-inserted"/>
-        </w:rPr>
-        <w:t>вторичного</w:t>
-      </w:r>
-      <w:r>
-        <w:rPr>
-          <w:rStyle w:val="ng-star-inserted"/>
-        </w:rPr>
-        <w:t xml:space="preserve"> </w:t>
-      </w:r>
-      <w:r>
-        <w:rPr>
-          <w:rStyle w:val="ng-star-inserted"/>
-        </w:rPr>
-        <w:t>рынка.</w:t>
-      </w:r>
-      <w:r>
-        <w:rPr>
-          <w:rStyle w:val="ng-star-inserted"/>
-        </w:rPr>
-        <w:t xml:space="preserve"> </w:t>
-      </w:r>
-      <w:r>
-        <w:rPr>
-          <w:rStyle w:val="ng-star-inserted"/>
-        </w:rPr>
-        <w:t>Аналитика</w:t>
-      </w:r>
-      <w:r>
-        <w:rPr>
-          <w:rStyle w:val="ng-star-inserted"/>
-        </w:rPr>
-        <w:t xml:space="preserve"> </w:t>
-      </w:r>
-      <w:r>
-        <w:rPr>
-          <w:rStyle w:val="ng-star-inserted"/>
-        </w:rPr>
-        <w:t>здесь</w:t>
-      </w:r>
-      <w:r>
-        <w:rPr>
-          <w:rStyle w:val="ng-star-inserted"/>
-        </w:rPr>
-        <w:t xml:space="preserve"> </w:t>
-      </w:r>
-      <w:r>
-        <w:rPr>
-          <w:rStyle w:val="ng-star-inserted"/>
-        </w:rPr>
-        <w:t>сближается</w:t>
-      </w:r>
-      <w:r>
-        <w:rPr>
-          <w:rStyle w:val="ng-star-inserted"/>
-        </w:rPr>
-        <w:t xml:space="preserve"> </w:t>
-      </w:r>
-      <w:r>
-        <w:rPr>
-          <w:rStyle w:val="ng-star-inserted"/>
-        </w:rPr>
-        <w:t>с</w:t>
-      </w:r>
-      <w:r>
-        <w:rPr>
-          <w:rStyle w:val="ng-star-inserted"/>
-        </w:rPr>
-        <w:t xml:space="preserve"> </w:t>
-      </w:r>
-      <w:r>
-        <w:rPr>
-          <w:rStyle w:val="ng-star-inserted"/>
-        </w:rPr>
-        <w:t>биржевой:</w:t>
-      </w:r>
-      <w:r>
-        <w:rPr>
-          <w:rStyle w:val="ng-star-inserted"/>
-        </w:rPr>
-        <w:t xml:space="preserve"> </w:t>
-      </w:r>
-      <w:r>
-        <w:rPr>
-          <w:rStyle w:val="ng-star-inserted"/>
-        </w:rPr>
-        <w:t>необходимо</w:t>
-      </w:r>
-      <w:r>
-        <w:rPr>
-          <w:rStyle w:val="ng-star-inserted"/>
-        </w:rPr>
-        <w:t xml:space="preserve"> </w:t>
-      </w:r>
-      <w:r>
-        <w:rPr>
-          <w:rStyle w:val="ng-star-inserted"/>
-        </w:rPr>
-        <w:t>отслеживать</w:t>
-      </w:r>
-      <w:r>
-        <w:rPr>
-          <w:rStyle w:val="ng-star-inserted"/>
-        </w:rPr>
-        <w:t xml:space="preserve"> </w:t>
-      </w:r>
-      <w:r>
-        <w:rPr>
-          <w:rStyle w:val="ng-star-inserted"/>
-        </w:rPr>
-        <w:t>объемы</w:t>
-      </w:r>
-      <w:r>
-        <w:rPr>
-          <w:rStyle w:val="ng-star-inserted"/>
-        </w:rPr>
-        <w:t xml:space="preserve"> </w:t>
-      </w:r>
-      <w:r>
-        <w:rPr>
-          <w:rStyle w:val="ng-star-inserted"/>
-        </w:rPr>
-        <w:t>торгов</w:t>
-      </w:r>
-      <w:r>
-        <w:rPr>
-          <w:rStyle w:val="ng-star-inserted"/>
-        </w:rPr>
-        <w:t xml:space="preserve"> </w:t>
-      </w:r>
-      <w:r>
-        <w:rPr>
-          <w:rStyle w:val="ng-star-inserted"/>
-        </w:rPr>
-        <w:t>(</w:t>
-      </w:r>
-      <w:proofErr w:type="spellStart"/>
-      <w:r>
-        <w:rPr>
-          <w:rStyle w:val="ng-star-inserted"/>
-        </w:rPr>
-        <w:t>Volume</w:t>
-      </w:r>
-      <w:proofErr w:type="spellEnd"/>
-      <w:r>
-        <w:rPr>
-          <w:rStyle w:val="ng-star-inserted"/>
-        </w:rPr>
-        <w:t>)</w:t>
-      </w:r>
-      <w:r>
-        <w:rPr>
-          <w:rStyle w:val="ng-star-inserted"/>
-        </w:rPr>
-        <w:t xml:space="preserve"> </w:t>
-      </w:r>
-      <w:r>
-        <w:rPr>
-          <w:rStyle w:val="ng-star-inserted"/>
-        </w:rPr>
-        <w:t>и</w:t>
-      </w:r>
-      <w:r>
-        <w:rPr>
-          <w:rStyle w:val="ng-star-inserted"/>
-        </w:rPr>
-        <w:t xml:space="preserve"> </w:t>
-      </w:r>
-      <w:r>
-        <w:rPr>
-          <w:rStyle w:val="ng-star-inserted"/>
-        </w:rPr>
-        <w:t>среднюю</w:t>
-      </w:r>
-      <w:r>
-        <w:rPr>
-          <w:rStyle w:val="ng-star-inserted"/>
-        </w:rPr>
-        <w:t xml:space="preserve"> </w:t>
-      </w:r>
-      <w:r>
-        <w:rPr>
-          <w:rStyle w:val="ng-star-inserted"/>
-        </w:rPr>
-        <w:t>цену</w:t>
-      </w:r>
-      <w:r>
-        <w:rPr>
-          <w:rStyle w:val="ng-star-inserted"/>
-        </w:rPr>
-        <w:t xml:space="preserve"> </w:t>
-      </w:r>
-      <w:r>
-        <w:rPr>
-          <w:rStyle w:val="ng-star-inserted"/>
-        </w:rPr>
-        <w:t>лота</w:t>
-      </w:r>
-      <w:r>
-        <w:rPr>
-          <w:rStyle w:val="ng-star-inserted"/>
-        </w:rPr>
-        <w:t xml:space="preserve"> </w:t>
-      </w:r>
-      <w:r>
-        <w:rPr>
-          <w:rStyle w:val="ng-star-inserted"/>
-        </w:rPr>
-        <w:t>на</w:t>
-      </w:r>
-      <w:r>
-        <w:rPr>
-          <w:rStyle w:val="ng-star-inserted"/>
-        </w:rPr>
-        <w:t xml:space="preserve"> </w:t>
-      </w:r>
-      <w:r>
-        <w:rPr>
-          <w:rStyle w:val="ng-star-inserted"/>
-        </w:rPr>
-        <w:t>Торговой</w:t>
-      </w:r>
-      <w:r>
-        <w:rPr>
-          <w:rStyle w:val="ng-star-inserted"/>
-        </w:rPr>
-        <w:t xml:space="preserve"> </w:t>
-      </w:r>
-      <w:r>
-        <w:rPr>
-          <w:rStyle w:val="ng-star-inserted"/>
-        </w:rPr>
-        <w:t>площадке</w:t>
-      </w:r>
-      <w:r>
-        <w:rPr>
-          <w:rStyle w:val="ng-star-inserted"/>
-        </w:rPr>
-        <w:t xml:space="preserve"> </w:t>
-      </w:r>
-      <w:proofErr w:type="spellStart"/>
-      <w:r>
-        <w:rPr>
-          <w:rStyle w:val="ng-star-inserted"/>
-        </w:rPr>
-        <w:t>Steam</w:t>
-      </w:r>
-      <w:proofErr w:type="spellEnd"/>
-      <w:r>
-        <w:rPr>
-          <w:rStyle w:val="ng-star-inserted"/>
-        </w:rPr>
-        <w:t>.</w:t>
-      </w:r>
-      <w:r>
-        <w:rPr>
-          <w:rStyle w:val="ng-star-inserted"/>
-        </w:rPr>
-        <w:t xml:space="preserve"> </w:t>
-      </w:r>
-      <w:r>
-        <w:rPr>
-          <w:rStyle w:val="ng-star-inserted"/>
-        </w:rPr>
-        <w:t>Важно</w:t>
-      </w:r>
-      <w:r>
-        <w:rPr>
-          <w:rStyle w:val="ng-star-inserted"/>
-        </w:rPr>
-        <w:t xml:space="preserve"> </w:t>
-      </w:r>
-      <w:r>
-        <w:rPr>
-          <w:rStyle w:val="ng-star-inserted"/>
-        </w:rPr>
-        <w:t>учитывать,</w:t>
-      </w:r>
-      <w:r>
-        <w:rPr>
-          <w:rStyle w:val="ng-star-inserted"/>
-        </w:rPr>
-        <w:t xml:space="preserve"> </w:t>
-      </w:r>
-      <w:r>
-        <w:rPr>
-          <w:rStyle w:val="ng-star-inserted"/>
-        </w:rPr>
-        <w:t>что</w:t>
-      </w:r>
-      <w:r>
-        <w:rPr>
-          <w:rStyle w:val="ng-star-inserted"/>
-        </w:rPr>
-        <w:t xml:space="preserve"> </w:t>
-      </w:r>
-      <w:r>
-        <w:rPr>
-          <w:rStyle w:val="ng-star-inserted"/>
-        </w:rPr>
-        <w:t>разработчик</w:t>
-      </w:r>
-      <w:r>
-        <w:rPr>
-          <w:rStyle w:val="ng-star-inserted"/>
-        </w:rPr>
-        <w:t xml:space="preserve"> </w:t>
-      </w:r>
-      <w:r>
-        <w:rPr>
-          <w:rStyle w:val="ng-star-inserted"/>
-        </w:rPr>
-        <w:t>получает</w:t>
-      </w:r>
-      <w:r>
-        <w:rPr>
-          <w:rStyle w:val="ng-star-inserted"/>
-        </w:rPr>
-        <w:t xml:space="preserve"> </w:t>
-      </w:r>
-      <w:r>
-        <w:rPr>
-          <w:rStyle w:val="ng-star-inserted"/>
-        </w:rPr>
-        <w:t>доход</w:t>
-      </w:r>
-      <w:r>
-        <w:rPr>
-          <w:rStyle w:val="ng-star-inserted"/>
-        </w:rPr>
-        <w:t xml:space="preserve"> </w:t>
-      </w:r>
-      <w:r>
-        <w:rPr>
-          <w:rStyle w:val="ng-star-inserted"/>
-        </w:rPr>
-        <w:t>в</w:t>
-      </w:r>
-      <w:r>
-        <w:rPr>
-          <w:rStyle w:val="ng-star-inserted"/>
-        </w:rPr>
-        <w:t xml:space="preserve"> </w:t>
-      </w:r>
-      <w:r>
-        <w:rPr>
-          <w:rStyle w:val="ng-star-inserted"/>
-        </w:rPr>
-        <w:t>виде</w:t>
-      </w:r>
-      <w:r>
-        <w:rPr>
-          <w:rStyle w:val="ng-star-inserted"/>
-        </w:rPr>
-        <w:t xml:space="preserve"> </w:t>
-      </w:r>
-      <w:r>
-        <w:rPr>
-          <w:rStyle w:val="ng-star-inserted"/>
-        </w:rPr>
-        <w:t>комиссии</w:t>
-      </w:r>
-      <w:r>
-        <w:rPr>
-          <w:rStyle w:val="ng-star-inserted"/>
-        </w:rPr>
-        <w:t xml:space="preserve"> </w:t>
-      </w:r>
-      <w:r>
-        <w:rPr>
-          <w:rStyle w:val="ng-star-inserted"/>
-        </w:rPr>
-        <w:t>с</w:t>
-      </w:r>
-      <w:r>
-        <w:rPr>
-          <w:rStyle w:val="ng-star-inserted"/>
-        </w:rPr>
-        <w:t xml:space="preserve"> </w:t>
-      </w:r>
-      <w:r>
-        <w:rPr>
-          <w:rStyle w:val="ng-star-inserted"/>
-        </w:rPr>
-        <w:t>каждой</w:t>
-      </w:r>
-      <w:r>
-        <w:rPr>
-          <w:rStyle w:val="ng-star-inserted"/>
-        </w:rPr>
-        <w:t xml:space="preserve"> </w:t>
-      </w:r>
-      <w:r>
-        <w:rPr>
-          <w:rStyle w:val="ng-star-inserted"/>
-        </w:rPr>
-        <w:t>перепродажи</w:t>
-      </w:r>
-      <w:r>
-        <w:rPr>
-          <w:rStyle w:val="ng-star-inserted"/>
-        </w:rPr>
-        <w:t xml:space="preserve"> </w:t>
-      </w:r>
-      <w:r>
-        <w:rPr>
-          <w:rStyle w:val="inline-code"/>
-        </w:rPr>
-        <w:t>[1.8]</w:t>
-      </w:r>
-      <w:r>
-        <w:rPr>
-          <w:rStyle w:val="ng-star-inserted"/>
-        </w:rPr>
-        <w:t>.</w:t>
-      </w:r>
     </w:p>
     <w:p>
       <w:pPr>
@@ -12194,7 +12087,7 @@
           <w:szCs w:val="27"/>
         </w:rPr>
       </w:pPr>
-      <w:bookmarkStart w:id="11" w:name="_Toc217249800"/>
+      <w:bookmarkStart w:id="11" w:name="_Toc217252880"/>
       <w:r>
         <w:rPr>
           <w:rStyle w:val="ng-star-inserted"/>
@@ -12639,7 +12532,7 @@
       <w:pPr>
         <w:pStyle w:val="af"/>
       </w:pPr>
-      <w:bookmarkStart w:id="12" w:name="_Toc217249801"/>
+      <w:bookmarkStart w:id="12" w:name="_Toc217252881"/>
       <w:r>
         <w:t>Выводы</w:t>
       </w:r>
@@ -13637,7 +13530,7 @@
           <w:rFonts w:cs="Times New Roman"/>
         </w:rPr>
       </w:pPr>
-      <w:bookmarkStart w:id="13" w:name="_Toc217249802"/>
+      <w:bookmarkStart w:id="13" w:name="_Toc217252882"/>
       <w:r>
         <w:rPr>
           <w:rStyle w:val="ng-star-inserted"/>
@@ -14056,7 +13949,7 @@
       <w:pPr>
         <w:pStyle w:val="af"/>
       </w:pPr>
-      <w:bookmarkStart w:id="15" w:name="_Toc217249803"/>
+      <w:bookmarkStart w:id="15" w:name="_Toc217252883"/>
       <w:r>
         <w:rPr>
           <w:rStyle w:val="ng-star-inserted"/>
@@ -14326,7 +14219,7 @@
           <w:color w:val="1A1C1E"/>
         </w:rPr>
       </w:pPr>
-      <w:bookmarkStart w:id="16" w:name="_Toc217249804"/>
+      <w:bookmarkStart w:id="16" w:name="_Toc217252884"/>
       <w:r>
         <w:rPr>
           <w:rStyle w:val="ng-star-inserted"/>
@@ -15078,27 +14971,7 @@
               <w:rStyle w:val="ng-star-inserted"/>
               <w:rFonts w:ascii="Cambria Math" w:hAnsi="Cambria Math"/>
             </w:rPr>
-            <m:t>×100%</m:t>
-          </m:r>
-          <m:r>
-            <m:rPr>
-              <m:sty m:val="p"/>
-            </m:rPr>
-            <w:rPr>
-              <w:rStyle w:val="ng-star-inserted"/>
-              <w:rFonts w:ascii="Cambria Math" w:hAnsi="Cambria Math"/>
-            </w:rPr>
-            <m:t xml:space="preserve"> </m:t>
-          </m:r>
-          <m:r>
-            <m:rPr>
-              <m:sty m:val="p"/>
-            </m:rPr>
-            <w:rPr>
-              <w:rStyle w:val="ng-star-inserted"/>
-              <w:rFonts w:ascii="Cambria Math" w:hAnsi="Cambria Math"/>
-            </w:rPr>
-            <m:t>.</m:t>
+            <m:t>×100% .</m:t>
           </m:r>
         </m:oMath>
       </m:oMathPara>
@@ -15756,18 +15629,7 @@
                   <w:rFonts w:ascii="Cambria Math" w:hAnsi="Cambria Math"/>
                   <w:lang w:val="en-US"/>
                 </w:rPr>
-                <m:t>wait</m:t>
-              </m:r>
-              <m:r>
-                <m:rPr>
-                  <m:sty m:val="p"/>
-                </m:rPr>
-                <w:rPr>
-                  <w:rStyle w:val="ng-star-inserted"/>
-                  <w:rFonts w:ascii="Cambria Math" w:hAnsi="Cambria Math"/>
-                  <w:lang w:val="en-US"/>
-                </w:rPr>
-                <m:t xml:space="preserve"> </m:t>
+                <m:t xml:space="preserve">wait </m:t>
               </m:r>
             </m:sub>
           </m:sSub>
@@ -15780,18 +15642,7 @@
               <w:rFonts w:ascii="Cambria Math" w:hAnsi="Cambria Math"/>
               <w:lang w:val="en-US"/>
             </w:rPr>
-            <m:t>∝</m:t>
-          </m:r>
-          <m:r>
-            <m:rPr>
-              <m:sty m:val="p"/>
-            </m:rPr>
-            <w:rPr>
-              <w:rStyle w:val="ng-star-inserted"/>
-              <w:rFonts w:ascii="Cambria Math" w:hAnsi="Cambria Math"/>
-              <w:lang w:val="en-US"/>
-            </w:rPr>
-            <m:t xml:space="preserve"> </m:t>
+            <m:t xml:space="preserve">∝ </m:t>
           </m:r>
           <m:f>
             <m:fPr>
@@ -16093,7 +15944,7 @@
           <w:szCs w:val="27"/>
         </w:rPr>
       </w:pPr>
-      <w:bookmarkStart w:id="17" w:name="_Toc217249805"/>
+      <w:bookmarkStart w:id="17" w:name="_Toc217252885"/>
       <w:r>
         <w:rPr>
           <w:rStyle w:val="ng-star-inserted"/>
@@ -16412,18 +16263,7 @@
                   <w:rFonts w:ascii="Cambria Math" w:hAnsi="Cambria Math"/>
                   <w:lang w:val="en-US"/>
                 </w:rPr>
-                <m:t>N</m:t>
-              </m:r>
-              <m:r>
-                <m:rPr>
-                  <m:sty m:val="p"/>
-                </m:rPr>
-                <w:rPr>
-                  <w:rStyle w:val="ng-star-inserted"/>
-                  <w:rFonts w:ascii="Cambria Math" w:hAnsi="Cambria Math"/>
-                  <w:lang w:val="en-US"/>
-                </w:rPr>
-                <m:t xml:space="preserve"> </m:t>
+                <m:t xml:space="preserve">N </m:t>
               </m:r>
             </m:sub>
           </m:sSub>
@@ -16436,18 +16276,7 @@
               <w:rFonts w:ascii="Cambria Math" w:hAnsi="Cambria Math"/>
               <w:lang w:val="en-US"/>
             </w:rPr>
-            <m:t>=</m:t>
-          </m:r>
-          <m:r>
-            <m:rPr>
-              <m:sty m:val="p"/>
-            </m:rPr>
-            <w:rPr>
-              <w:rStyle w:val="ng-star-inserted"/>
-              <w:rFonts w:ascii="Cambria Math" w:hAnsi="Cambria Math"/>
-              <w:lang w:val="en-US"/>
-            </w:rPr>
-            <m:t xml:space="preserve"> </m:t>
+            <m:t xml:space="preserve">= </m:t>
           </m:r>
           <m:f>
             <m:fPr>
@@ -16550,29 +16379,7 @@
               <w:rFonts w:ascii="Cambria Math" w:hAnsi="Cambria Math"/>
               <w:lang w:val="en-US"/>
             </w:rPr>
-            <m:t xml:space="preserve"> </m:t>
-          </m:r>
-          <m:r>
-            <m:rPr>
-              <m:sty m:val="p"/>
-            </m:rPr>
-            <w:rPr>
-              <w:rStyle w:val="ng-star-inserted"/>
-              <w:rFonts w:ascii="Cambria Math" w:hAnsi="Cambria Math"/>
-              <w:lang w:val="en-US"/>
-            </w:rPr>
-            <m:t>×100%</m:t>
-          </m:r>
-          <m:r>
-            <m:rPr>
-              <m:sty m:val="p"/>
-            </m:rPr>
-            <w:rPr>
-              <w:rStyle w:val="ng-star-inserted"/>
-              <w:rFonts w:ascii="Cambria Math" w:hAnsi="Cambria Math"/>
-              <w:lang w:val="en-US"/>
-            </w:rPr>
-            <m:t xml:space="preserve"> </m:t>
+            <m:t xml:space="preserve"> ×100% </m:t>
           </m:r>
           <m:r>
             <m:rPr>
@@ -17124,29 +16931,7 @@
               <w:rFonts w:ascii="Cambria Math" w:hAnsi="Cambria Math"/>
               <w:lang w:val="en-US"/>
             </w:rPr>
-            <m:t>×100%</m:t>
-          </m:r>
-          <m:r>
-            <m:rPr>
-              <m:sty m:val="p"/>
-            </m:rPr>
-            <w:rPr>
-              <w:rStyle w:val="ng-star-inserted"/>
-              <w:rFonts w:ascii="Cambria Math" w:hAnsi="Cambria Math"/>
-              <w:lang w:val="en-US"/>
-            </w:rPr>
-            <m:t xml:space="preserve"> </m:t>
-          </m:r>
-          <m:r>
-            <m:rPr>
-              <m:sty m:val="p"/>
-            </m:rPr>
-            <w:rPr>
-              <w:rStyle w:val="ng-star-inserted"/>
-              <w:rFonts w:ascii="Cambria Math" w:hAnsi="Cambria Math"/>
-              <w:lang w:val="en-US"/>
-            </w:rPr>
-            <m:t>.</m:t>
+            <m:t>×100% .</m:t>
           </m:r>
         </m:oMath>
       </m:oMathPara>
@@ -17490,18 +17275,7 @@
               <w:rFonts w:ascii="Cambria Math" w:hAnsi="Cambria Math"/>
               <w:lang w:val="en-US"/>
             </w:rPr>
-            <m:t xml:space="preserve"> </m:t>
-          </m:r>
-          <m:r>
-            <m:rPr>
-              <m:sty m:val="p"/>
-            </m:rPr>
-            <w:rPr>
-              <w:rStyle w:val="ng-star-inserted"/>
-              <w:rFonts w:ascii="Cambria Math" w:hAnsi="Cambria Math"/>
-              <w:lang w:val="en-US"/>
-            </w:rPr>
-            <m:t>.</m:t>
+            <m:t xml:space="preserve"> .</m:t>
           </m:r>
         </m:oMath>
       </m:oMathPara>
@@ -17584,7 +17358,7 @@
           <w:szCs w:val="27"/>
         </w:rPr>
       </w:pPr>
-      <w:bookmarkStart w:id="18" w:name="_Toc217249806"/>
+      <w:bookmarkStart w:id="18" w:name="_Toc217252886"/>
       <w:r>
         <w:rPr>
           <w:rStyle w:val="ng-star-inserted"/>
@@ -18050,16 +17824,7 @@
             <w:rPr>
               <w:rFonts w:ascii="Cambria Math" w:hAnsi="Cambria Math"/>
             </w:rPr>
-            <m:t xml:space="preserve"> </m:t>
-          </m:r>
-          <m:r>
-            <m:rPr>
-              <m:sty m:val="p"/>
-            </m:rPr>
-            <w:rPr>
-              <w:rFonts w:ascii="Cambria Math" w:hAnsi="Cambria Math"/>
-            </w:rPr>
-            <m:t>;</m:t>
+            <m:t xml:space="preserve"> ;</m:t>
           </m:r>
         </m:oMath>
       </m:oMathPara>
@@ -18475,16 +18240,7 @@
             <w:rPr>
               <w:rFonts w:ascii="Cambria Math" w:hAnsi="Cambria Math"/>
             </w:rPr>
-            <m:t xml:space="preserve"> </m:t>
-          </m:r>
-          <m:r>
-            <m:rPr>
-              <m:sty m:val="p"/>
-            </m:rPr>
-            <w:rPr>
-              <w:rFonts w:ascii="Cambria Math" w:hAnsi="Cambria Math"/>
-            </w:rPr>
-            <m:t>;</m:t>
+            <m:t xml:space="preserve"> ;</m:t>
           </m:r>
         </m:oMath>
       </m:oMathPara>
@@ -18923,7 +18679,7 @@
           <w:szCs w:val="36"/>
         </w:rPr>
       </w:pPr>
-      <w:bookmarkStart w:id="19" w:name="_Toc217249807"/>
+      <w:bookmarkStart w:id="19" w:name="_Toc217252887"/>
       <w:r>
         <w:rPr>
           <w:rStyle w:val="ng-star-inserted"/>
@@ -19240,7 +18996,7 @@
           <w:szCs w:val="27"/>
         </w:rPr>
       </w:pPr>
-      <w:bookmarkStart w:id="20" w:name="_Toc217249808"/>
+      <w:bookmarkStart w:id="20" w:name="_Toc217252888"/>
       <w:r>
         <w:rPr>
           <w:rStyle w:val="ng-star-inserted"/>
@@ -19965,25 +19721,7 @@
             <w:rPr>
               <w:rFonts w:ascii="Cambria Math" w:eastAsiaTheme="minorEastAsia" w:hAnsi="Cambria Math"/>
             </w:rPr>
-            <m:t>×100%</m:t>
-          </m:r>
-          <m:r>
-            <m:rPr>
-              <m:sty m:val="p"/>
-            </m:rPr>
-            <w:rPr>
-              <w:rFonts w:ascii="Cambria Math" w:eastAsiaTheme="minorEastAsia" w:hAnsi="Cambria Math"/>
-            </w:rPr>
-            <m:t xml:space="preserve"> </m:t>
-          </m:r>
-          <m:r>
-            <m:rPr>
-              <m:sty m:val="p"/>
-            </m:rPr>
-            <w:rPr>
-              <w:rFonts w:ascii="Cambria Math" w:eastAsiaTheme="minorEastAsia" w:hAnsi="Cambria Math"/>
-            </w:rPr>
-            <m:t>.</m:t>
+            <m:t>×100% .</m:t>
           </m:r>
         </m:oMath>
       </m:oMathPara>
@@ -19996,7 +19734,7 @@
           <w:szCs w:val="27"/>
         </w:rPr>
       </w:pPr>
-      <w:bookmarkStart w:id="21" w:name="_Toc217249809"/>
+      <w:bookmarkStart w:id="21" w:name="_Toc217252889"/>
       <w:r>
         <w:rPr>
           <w:rStyle w:val="ng-star-inserted"/>
@@ -20361,10 +20099,7 @@
         <w:t xml:space="preserve"> </w:t>
       </w:r>
       <w:r>
-        <w:t>прогресса</w:t>
-      </w:r>
-      <w:r>
-        <w:t>;</w:t>
+        <w:t>прогресса;</w:t>
       </w:r>
     </w:p>
     <w:p>
@@ -20730,7 +20465,7 @@
           <w:rFonts w:eastAsiaTheme="majorEastAsia"/>
         </w:rPr>
       </w:pPr>
-      <w:bookmarkStart w:id="22" w:name="_Toc217249810"/>
+      <w:bookmarkStart w:id="22" w:name="_Toc217252890"/>
       <w:r>
         <w:rPr>
           <w:rStyle w:val="ng-star-inserted"/>
@@ -21651,7 +21386,7 @@
       <w:pPr>
         <w:pStyle w:val="af"/>
       </w:pPr>
-      <w:bookmarkStart w:id="23" w:name="_Toc217249811"/>
+      <w:bookmarkStart w:id="23" w:name="_Toc217252891"/>
       <w:r>
         <w:rPr>
           <w:rStyle w:val="ng-star-inserted"/>
@@ -21843,7 +21578,7 @@
           <w:szCs w:val="27"/>
         </w:rPr>
       </w:pPr>
-      <w:bookmarkStart w:id="24" w:name="_Toc217249812"/>
+      <w:bookmarkStart w:id="24" w:name="_Toc217252892"/>
       <w:r>
         <w:rPr>
           <w:rStyle w:val="ng-star-inserted"/>
@@ -22183,27 +21918,7 @@
               <w:rStyle w:val="ng-star-inserted"/>
               <w:rFonts w:ascii="Cambria Math" w:hAnsi="Cambria Math"/>
             </w:rPr>
-            <m:t>×100%</m:t>
-          </m:r>
-          <m:r>
-            <m:rPr>
-              <m:sty m:val="p"/>
-            </m:rPr>
-            <w:rPr>
-              <w:rStyle w:val="ng-star-inserted"/>
-              <w:rFonts w:ascii="Cambria Math" w:hAnsi="Cambria Math"/>
-            </w:rPr>
-            <m:t xml:space="preserve"> </m:t>
-          </m:r>
-          <m:r>
-            <m:rPr>
-              <m:sty m:val="p"/>
-            </m:rPr>
-            <w:rPr>
-              <w:rStyle w:val="ng-star-inserted"/>
-              <w:rFonts w:ascii="Cambria Math" w:hAnsi="Cambria Math"/>
-            </w:rPr>
-            <m:t>.</m:t>
+            <m:t>×100% .</m:t>
           </m:r>
         </m:oMath>
       </m:oMathPara>
@@ -22302,7 +22017,7 @@
           <w:szCs w:val="27"/>
         </w:rPr>
       </w:pPr>
-      <w:bookmarkStart w:id="25" w:name="_Toc217249813"/>
+      <w:bookmarkStart w:id="25" w:name="_Toc217252893"/>
       <w:r>
         <w:rPr>
           <w:rStyle w:val="ng-star-inserted"/>
@@ -22828,25 +22543,7 @@
             <w:rPr>
               <w:rFonts w:ascii="Cambria Math" w:hAnsi="Cambria Math"/>
             </w:rPr>
-            <m:t>×100%</m:t>
-          </m:r>
-          <m:r>
-            <m:rPr>
-              <m:sty m:val="p"/>
-            </m:rPr>
-            <w:rPr>
-              <w:rFonts w:ascii="Cambria Math" w:hAnsi="Cambria Math"/>
-            </w:rPr>
-            <m:t xml:space="preserve"> </m:t>
-          </m:r>
-          <m:r>
-            <m:rPr>
-              <m:sty m:val="p"/>
-            </m:rPr>
-            <w:rPr>
-              <w:rFonts w:ascii="Cambria Math" w:hAnsi="Cambria Math"/>
-            </w:rPr>
-            <m:t>.</m:t>
+            <m:t>×100% .</m:t>
           </m:r>
         </m:oMath>
       </m:oMathPara>
@@ -22965,7 +22662,7 @@
           <w:lang w:val="en-US"/>
         </w:rPr>
       </w:pPr>
-      <w:bookmarkStart w:id="26" w:name="_Toc217249814"/>
+      <w:bookmarkStart w:id="26" w:name="_Toc217252894"/>
       <w:r>
         <w:rPr>
           <w:lang w:val="en-US"/>
@@ -23564,16 +23261,7 @@
             <w:rPr>
               <w:rFonts w:ascii="Cambria Math" w:hAnsi="Cambria Math"/>
             </w:rPr>
-            <m:t>×100%</m:t>
-          </m:r>
-          <m:r>
-            <m:rPr>
-              <m:sty m:val="p"/>
-            </m:rPr>
-            <w:rPr>
-              <w:rFonts w:ascii="Cambria Math" w:hAnsi="Cambria Math"/>
-            </w:rPr>
-            <m:t xml:space="preserve"> </m:t>
+            <m:t xml:space="preserve">×100% </m:t>
           </m:r>
           <m:r>
             <w:rPr>
@@ -23592,7 +23280,7 @@
           <w:szCs w:val="36"/>
         </w:rPr>
       </w:pPr>
-      <w:bookmarkStart w:id="27" w:name="_Toc217249815"/>
+      <w:bookmarkStart w:id="27" w:name="_Toc217252895"/>
       <w:r>
         <w:rPr>
           <w:rStyle w:val="ng-star-inserted"/>
@@ -23800,7 +23488,7 @@
           <w:rFonts w:eastAsiaTheme="majorEastAsia"/>
         </w:rPr>
       </w:pPr>
-      <w:bookmarkStart w:id="28" w:name="_Toc217249816"/>
+      <w:bookmarkStart w:id="28" w:name="_Toc217252896"/>
       <w:r>
         <w:rPr>
           <w:rStyle w:val="ng-star-inserted"/>
@@ -24541,7 +24229,7 @@
       <w:pPr>
         <w:pStyle w:val="ae"/>
       </w:pPr>
-      <w:bookmarkStart w:id="29" w:name="_Toc217249817"/>
+      <w:bookmarkStart w:id="29" w:name="_Toc217252897"/>
       <w:r>
         <w:rPr>
           <w:rStyle w:val="ng-star-inserted"/>
@@ -25319,13 +25007,7 @@
         <w:rPr>
           <w:rStyle w:val="ng-star-inserted"/>
         </w:rPr>
-        <w:t>)</w:t>
-      </w:r>
-      <w:r>
-        <w:rPr>
-          <w:rStyle w:val="ng-star-inserted"/>
-        </w:rPr>
-        <w:t>:</w:t>
+        <w:t>):</w:t>
       </w:r>
     </w:p>
     <w:p>
@@ -25427,18 +25109,7 @@
               <w:rFonts w:ascii="Cambria Math" w:hAnsi="Cambria Math"/>
               <w:lang w:val="en-US"/>
             </w:rPr>
-            <m:t>AvgHoursPlayed</m:t>
-          </m:r>
-          <m:r>
-            <m:rPr>
-              <m:sty m:val="p"/>
-            </m:rPr>
-            <w:rPr>
-              <w:rStyle w:val="ng-star-inserted"/>
-              <w:rFonts w:ascii="Cambria Math" w:hAnsi="Cambria Math"/>
-              <w:lang w:val="en-US"/>
-            </w:rPr>
-            <m:t>.</m:t>
+            <m:t>AvgHoursPlayed.</m:t>
           </m:r>
         </m:oMath>
       </m:oMathPara>
@@ -25589,7 +25260,7 @@
           <w:rStyle w:val="ng-star-inserted"/>
         </w:rPr>
       </w:pPr>
-      <w:bookmarkStart w:id="30" w:name="_Toc217249818"/>
+      <w:bookmarkStart w:id="30" w:name="_Toc217252898"/>
       <w:r>
         <w:rPr>
           <w:rStyle w:val="ng-star-inserted"/>
@@ -26482,7 +26153,7 @@
       <w:pPr>
         <w:pStyle w:val="ad"/>
       </w:pPr>
-      <w:bookmarkStart w:id="31" w:name="_Toc217249819"/>
+      <w:bookmarkStart w:id="31" w:name="_Toc217252899"/>
       <w:r>
         <w:lastRenderedPageBreak/>
         <w:t>СПИСОК</w:t>
@@ -34857,6 +34528,7 @@
   <w:style w:type="character" w:default="1" w:styleId="a1">
     <w:name w:val="Default Paragraph Font"/>
     <w:uiPriority w:val="1"/>
+    <w:semiHidden/>
     <w:unhideWhenUsed/>
   </w:style>
   <w:style w:type="table" w:default="1" w:styleId="a2">
